--- a/treinamento-siafi/Especificacoes_de_Empenho_Ficticias.docx
+++ b/treinamento-siafi/Especificacoes_de_Empenho_Ficticias.docx
@@ -118,6 +118,24 @@
           <w:szCs w:val="19"/>
         </w:rPr>
         <w:t xml:space="preserve">O item 8 de cada caso é o gabarito. Confira o resultado só depois de fazer o lançamento.</w:t>
+      </w:r>
+    </w:p>
+    <w:p>
+      <w:pPr>
+        <w:pStyle w:val="ListParagraph"/>
+        <w:numPr>
+          <w:ilvl w:val="0"/>
+          <w:numId w:val="2"/>
+        </w:numPr>
+        <w:spacing w:after="60"/>
+      </w:pPr>
+      <w:r>
+        <w:rPr>
+          <w:rFonts w:ascii="Arial" w:cs="Arial" w:eastAsia="Arial" w:hAnsi="Arial"/>
+          <w:sz w:val="19"/>
+          <w:szCs w:val="19"/>
+        </w:rPr>
+        <w:t xml:space="preserve">Valores no SIAFI: digite só números, sem ponto nem vírgula. Os dois últimos dígitos são os centavos (R$ 12.000,00 = 1200000).</w:t>
       </w:r>
     </w:p>
     <w:p>
@@ -1916,7 +1934,7 @@
                 <w:sz w:val="19"/>
                 <w:szCs w:val="19"/>
               </w:rPr>
-              <w:t xml:space="preserve">R$ 12.000,00</w:t>
+              <w:t xml:space="preserve">R$ 12.000,00 (no SIAFI: 1200000)</w:t>
             </w:r>
           </w:p>
         </w:tc>
@@ -3957,7 +3975,7 @@
                 <w:sz w:val="19"/>
                 <w:szCs w:val="19"/>
               </w:rPr>
-              <w:t xml:space="preserve">R$ 12.000,00 (nota integral)</w:t>
+              <w:t xml:space="preserve">R$ 12.000,00 (no SIAFI: 1200000)</w:t>
             </w:r>
           </w:p>
         </w:tc>
@@ -4769,7 +4787,7 @@
                 <w:sz w:val="19"/>
                 <w:szCs w:val="19"/>
               </w:rPr>
-              <w:t xml:space="preserve">R$ 9.504,00</w:t>
+              <w:t xml:space="preserve">R$ 9.504,00 (no SIAFI: 950400)</w:t>
             </w:r>
           </w:p>
         </w:tc>
@@ -6568,7 +6586,7 @@
                 <w:sz w:val="19"/>
                 <w:szCs w:val="19"/>
               </w:rPr>
-              <w:t xml:space="preserve">R$ 4.800,00</w:t>
+              <w:t xml:space="preserve">R$ 4.800,00 (no SIAFI: 480000)</w:t>
             </w:r>
           </w:p>
         </w:tc>
@@ -8803,7 +8821,7 @@
                 <w:sz w:val="19"/>
                 <w:szCs w:val="19"/>
               </w:rPr>
-              <w:t xml:space="preserve">R$ 2.400,00 (só a nota, não o empenho todo)</w:t>
+              <w:t xml:space="preserve">R$ 2.400,00, só a nota (no SIAFI: 240000)</w:t>
             </w:r>
           </w:p>
         </w:tc>
@@ -9548,7 +9566,7 @@
                 <w:sz w:val="19"/>
                 <w:szCs w:val="19"/>
               </w:rPr>
-              <w:t xml:space="preserve">R$ 2.371,20</w:t>
+              <w:t xml:space="preserve">R$ 2.371,20 (no SIAFI: 237120)</w:t>
             </w:r>
           </w:p>
         </w:tc>

--- a/treinamento-siafi/Especificacoes_de_Empenho_Ficticias.docx
+++ b/treinamento-siafi/Especificacoes_de_Empenho_Ficticias.docx
@@ -3444,6 +3444,24 @@
     </w:p>
     <w:p>
       <w:pPr>
+        <w:pStyle w:val="ListParagraph"/>
+        <w:numPr>
+          <w:ilvl w:val="0"/>
+          <w:numId w:val="2"/>
+        </w:numPr>
+        <w:spacing w:after="60"/>
+      </w:pPr>
+      <w:r>
+        <w:rPr>
+          <w:rFonts w:ascii="Arial" w:cs="Arial" w:eastAsia="Arial" w:hAnsi="Arial"/>
+          <w:sz w:val="19"/>
+          <w:szCs w:val="19"/>
+        </w:rPr>
+        <w:t xml:space="preserve">Tela de eventos de retenção: 1 em CONTRIBUIÇÃO/RETENÇÃO/DESCONTOS PREVIDENCIÁRIOS (INSS) e 1 em OUTRAS RETENÇÕES (ISS). O IRRF não tem linha: o sistema aplica sozinho, código 6256.</w:t>
+      </w:r>
+    </w:p>
+    <w:p>
+      <w:pPr>
         <w:spacing w:after="120"/>
       </w:pPr>
     </w:p>
@@ -8286,6 +8304,24 @@
           <w:szCs w:val="19"/>
         </w:rPr>
         <w:t xml:space="preserve">Material não sofre ISS nem INSS. Na liquidação incide só o IRRF (1,2%).</w:t>
+      </w:r>
+    </w:p>
+    <w:p>
+      <w:pPr>
+        <w:pStyle w:val="ListParagraph"/>
+        <w:numPr>
+          <w:ilvl w:val="0"/>
+          <w:numId w:val="2"/>
+        </w:numPr>
+        <w:spacing w:after="60"/>
+      </w:pPr>
+      <w:r>
+        <w:rPr>
+          <w:rFonts w:ascii="Arial" w:cs="Arial" w:eastAsia="Arial" w:hAnsi="Arial"/>
+          <w:sz w:val="19"/>
+          <w:szCs w:val="19"/>
+        </w:rPr>
+        <w:t xml:space="preserve">Tela de eventos de retenção: deixe todas as linhas em branco. O IRRF não tem linha: o sistema aplica sozinho, código 6256.</w:t>
       </w:r>
     </w:p>
     <w:p>

--- a/treinamento-siafi/Especificacoes_de_Empenho_Ficticias.docx
+++ b/treinamento-siafi/Especificacoes_de_Empenho_Ficticias.docx
@@ -289,10 +289,10 @@
             </w:tcBorders>
             <w:shd w:fill="1F3A5F" w:color="auto" w:val="clear"/>
             <w:tcMar>
-              <w:top w:type="dxa" w:w="60"/>
-              <w:left w:type="dxa" w:w="100"/>
-              <w:bottom w:type="dxa" w:w="60"/>
-              <w:right w:type="dxa" w:w="100"/>
+              <w:top w:type="dxa" w:w="40"/>
+              <w:left w:type="dxa" w:w="90"/>
+              <w:bottom w:type="dxa" w:w="40"/>
+              <w:right w:type="dxa" w:w="90"/>
             </w:tcMar>
           </w:tcPr>
           <w:p>
@@ -344,25 +344,25 @@
             </w:tcBorders>
             <w:shd w:fill="E8EDF3" w:color="auto" w:val="clear"/>
             <w:tcMar>
-              <w:top w:type="dxa" w:w="60"/>
-              <w:left w:type="dxa" w:w="100"/>
-              <w:bottom w:type="dxa" w:w="60"/>
-              <w:right w:type="dxa" w:w="100"/>
-            </w:tcMar>
-          </w:tcPr>
-          <w:p>
-            <w:pPr>
-              <w:jc w:val="left"/>
-            </w:pPr>
-            <w:r>
-              <w:rPr>
-                <w:rFonts w:ascii="Arial" w:cs="Arial" w:eastAsia="Arial" w:hAnsi="Arial"/>
-                <w:b/>
-                <w:bCs/>
-                <w:sz w:val="19"/>
-                <w:szCs w:val="19"/>
-              </w:rPr>
-              <w:t xml:space="preserve">Processo SIAD</w:t>
+              <w:top w:type="dxa" w:w="40"/>
+              <w:left w:type="dxa" w:w="90"/>
+              <w:bottom w:type="dxa" w:w="40"/>
+              <w:right w:type="dxa" w:w="90"/>
+            </w:tcMar>
+          </w:tcPr>
+          <w:p>
+            <w:pPr>
+              <w:jc w:val="left"/>
+            </w:pPr>
+            <w:r>
+              <w:rPr>
+                <w:rFonts w:ascii="Arial" w:cs="Arial" w:eastAsia="Arial" w:hAnsi="Arial"/>
+                <w:b/>
+                <w:bCs/>
+                <w:sz w:val="19"/>
+                <w:szCs w:val="19"/>
+              </w:rPr>
+              <w:t xml:space="preserve">Processo SIAD (Un/Seq/Ano)</w:t>
             </w:r>
           </w:p>
         </w:tc>
@@ -376,25 +376,25 @@
               <w:right w:val="single" w:color="9AA8B8" w:sz="4"/>
             </w:tcBorders>
             <w:tcMar>
-              <w:top w:type="dxa" w:w="60"/>
-              <w:left w:type="dxa" w:w="100"/>
-              <w:bottom w:type="dxa" w:w="60"/>
-              <w:right w:type="dxa" w:w="100"/>
-            </w:tcMar>
-          </w:tcPr>
-          <w:p>
-            <w:pPr>
-              <w:jc w:val="left"/>
-            </w:pPr>
-            <w:r>
-              <w:rPr>
-                <w:rFonts w:ascii="Arial" w:cs="Arial" w:eastAsia="Arial" w:hAnsi="Arial"/>
-                <w:b w:val="false"/>
-                <w:bCs w:val="false"/>
-                <w:sz w:val="19"/>
-                <w:szCs w:val="19"/>
-              </w:rPr>
-              <w:t xml:space="preserve">50057/412/2026</w:t>
+              <w:top w:type="dxa" w:w="40"/>
+              <w:left w:type="dxa" w:w="90"/>
+              <w:bottom w:type="dxa" w:w="40"/>
+              <w:right w:type="dxa" w:w="90"/>
+            </w:tcMar>
+          </w:tcPr>
+          <w:p>
+            <w:pPr>
+              <w:jc w:val="left"/>
+            </w:pPr>
+            <w:r>
+              <w:rPr>
+                <w:rFonts w:ascii="Arial" w:cs="Arial" w:eastAsia="Arial" w:hAnsi="Arial"/>
+                <w:b w:val="false"/>
+                <w:bCs w:val="false"/>
+                <w:sz w:val="19"/>
+                <w:szCs w:val="19"/>
+              </w:rPr>
+              <w:t xml:space="preserve">1250057 412 2026</w:t>
             </w:r>
           </w:p>
         </w:tc>
@@ -409,10 +409,10 @@
             </w:tcBorders>
             <w:shd w:fill="E8EDF3" w:color="auto" w:val="clear"/>
             <w:tcMar>
-              <w:top w:type="dxa" w:w="60"/>
-              <w:left w:type="dxa" w:w="100"/>
-              <w:bottom w:type="dxa" w:w="60"/>
-              <w:right w:type="dxa" w:w="100"/>
+              <w:top w:type="dxa" w:w="40"/>
+              <w:left w:type="dxa" w:w="90"/>
+              <w:bottom w:type="dxa" w:w="40"/>
+              <w:right w:type="dxa" w:w="90"/>
             </w:tcMar>
           </w:tcPr>
           <w:p>
@@ -441,10 +441,10 @@
               <w:right w:val="single" w:color="9AA8B8" w:sz="4"/>
             </w:tcBorders>
             <w:tcMar>
-              <w:top w:type="dxa" w:w="60"/>
-              <w:left w:type="dxa" w:w="100"/>
-              <w:bottom w:type="dxa" w:w="60"/>
-              <w:right w:type="dxa" w:w="100"/>
+              <w:top w:type="dxa" w:w="40"/>
+              <w:left w:type="dxa" w:w="90"/>
+              <w:bottom w:type="dxa" w:w="40"/>
+              <w:right w:type="dxa" w:w="90"/>
             </w:tcMar>
           </w:tcPr>
           <w:p>
@@ -476,10 +476,10 @@
             </w:tcBorders>
             <w:shd w:fill="E8EDF3" w:color="auto" w:val="clear"/>
             <w:tcMar>
-              <w:top w:type="dxa" w:w="60"/>
-              <w:left w:type="dxa" w:w="100"/>
-              <w:bottom w:type="dxa" w:w="60"/>
-              <w:right w:type="dxa" w:w="100"/>
+              <w:top w:type="dxa" w:w="40"/>
+              <w:left w:type="dxa" w:w="90"/>
+              <w:bottom w:type="dxa" w:w="40"/>
+              <w:right w:type="dxa" w:w="90"/>
             </w:tcMar>
           </w:tcPr>
           <w:p>
@@ -508,10 +508,10 @@
               <w:right w:val="single" w:color="9AA8B8" w:sz="4"/>
             </w:tcBorders>
             <w:tcMar>
-              <w:top w:type="dxa" w:w="60"/>
-              <w:left w:type="dxa" w:w="100"/>
-              <w:bottom w:type="dxa" w:w="60"/>
-              <w:right w:type="dxa" w:w="100"/>
+              <w:top w:type="dxa" w:w="40"/>
+              <w:left w:type="dxa" w:w="90"/>
+              <w:bottom w:type="dxa" w:w="40"/>
+              <w:right w:type="dxa" w:w="90"/>
             </w:tcMar>
           </w:tcPr>
           <w:p>
@@ -541,10 +541,10 @@
             </w:tcBorders>
             <w:shd w:fill="E8EDF3" w:color="auto" w:val="clear"/>
             <w:tcMar>
-              <w:top w:type="dxa" w:w="60"/>
-              <w:left w:type="dxa" w:w="100"/>
-              <w:bottom w:type="dxa" w:w="60"/>
-              <w:right w:type="dxa" w:w="100"/>
+              <w:top w:type="dxa" w:w="40"/>
+              <w:left w:type="dxa" w:w="90"/>
+              <w:bottom w:type="dxa" w:w="40"/>
+              <w:right w:type="dxa" w:w="90"/>
             </w:tcMar>
           </w:tcPr>
           <w:p>
@@ -573,10 +573,10 @@
               <w:right w:val="single" w:color="9AA8B8" w:sz="4"/>
             </w:tcBorders>
             <w:tcMar>
-              <w:top w:type="dxa" w:w="60"/>
-              <w:left w:type="dxa" w:w="100"/>
-              <w:bottom w:type="dxa" w:w="60"/>
-              <w:right w:type="dxa" w:w="100"/>
+              <w:top w:type="dxa" w:w="40"/>
+              <w:left w:type="dxa" w:w="90"/>
+              <w:bottom w:type="dxa" w:w="40"/>
+              <w:right w:type="dxa" w:w="90"/>
             </w:tcMar>
           </w:tcPr>
           <w:p>
@@ -608,10 +608,10 @@
             </w:tcBorders>
             <w:shd w:fill="E8EDF3" w:color="auto" w:val="clear"/>
             <w:tcMar>
-              <w:top w:type="dxa" w:w="60"/>
-              <w:left w:type="dxa" w:w="100"/>
-              <w:bottom w:type="dxa" w:w="60"/>
-              <w:right w:type="dxa" w:w="100"/>
+              <w:top w:type="dxa" w:w="40"/>
+              <w:left w:type="dxa" w:w="90"/>
+              <w:bottom w:type="dxa" w:w="40"/>
+              <w:right w:type="dxa" w:w="90"/>
             </w:tcMar>
           </w:tcPr>
           <w:p>
@@ -640,10 +640,10 @@
               <w:right w:val="single" w:color="9AA8B8" w:sz="4"/>
             </w:tcBorders>
             <w:tcMar>
-              <w:top w:type="dxa" w:w="60"/>
-              <w:left w:type="dxa" w:w="100"/>
-              <w:bottom w:type="dxa" w:w="60"/>
-              <w:right w:type="dxa" w:w="100"/>
+              <w:top w:type="dxa" w:w="40"/>
+              <w:left w:type="dxa" w:w="90"/>
+              <w:bottom w:type="dxa" w:w="40"/>
+              <w:right w:type="dxa" w:w="90"/>
             </w:tcMar>
           </w:tcPr>
           <w:p>
@@ -673,10 +673,10 @@
             </w:tcBorders>
             <w:shd w:fill="E8EDF3" w:color="auto" w:val="clear"/>
             <w:tcMar>
-              <w:top w:type="dxa" w:w="60"/>
-              <w:left w:type="dxa" w:w="100"/>
-              <w:bottom w:type="dxa" w:w="60"/>
-              <w:right w:type="dxa" w:w="100"/>
+              <w:top w:type="dxa" w:w="40"/>
+              <w:left w:type="dxa" w:w="90"/>
+              <w:bottom w:type="dxa" w:w="40"/>
+              <w:right w:type="dxa" w:w="90"/>
             </w:tcMar>
           </w:tcPr>
           <w:p>
@@ -705,10 +705,10 @@
               <w:right w:val="single" w:color="9AA8B8" w:sz="4"/>
             </w:tcBorders>
             <w:tcMar>
-              <w:top w:type="dxa" w:w="60"/>
-              <w:left w:type="dxa" w:w="100"/>
-              <w:bottom w:type="dxa" w:w="60"/>
-              <w:right w:type="dxa" w:w="100"/>
+              <w:top w:type="dxa" w:w="40"/>
+              <w:left w:type="dxa" w:w="90"/>
+              <w:bottom w:type="dxa" w:w="40"/>
+              <w:right w:type="dxa" w:w="90"/>
             </w:tcMar>
           </w:tcPr>
           <w:p>
@@ -740,10 +740,10 @@
             </w:tcBorders>
             <w:shd w:fill="E8EDF3" w:color="auto" w:val="clear"/>
             <w:tcMar>
-              <w:top w:type="dxa" w:w="60"/>
-              <w:left w:type="dxa" w:w="100"/>
-              <w:bottom w:type="dxa" w:w="60"/>
-              <w:right w:type="dxa" w:w="100"/>
+              <w:top w:type="dxa" w:w="40"/>
+              <w:left w:type="dxa" w:w="90"/>
+              <w:bottom w:type="dxa" w:w="40"/>
+              <w:right w:type="dxa" w:w="90"/>
             </w:tcMar>
           </w:tcPr>
           <w:p>
@@ -773,10 +773,10 @@
               <w:right w:val="single" w:color="9AA8B8" w:sz="4"/>
             </w:tcBorders>
             <w:tcMar>
-              <w:top w:type="dxa" w:w="60"/>
-              <w:left w:type="dxa" w:w="100"/>
-              <w:bottom w:type="dxa" w:w="60"/>
-              <w:right w:type="dxa" w:w="100"/>
+              <w:top w:type="dxa" w:w="40"/>
+              <w:left w:type="dxa" w:w="90"/>
+              <w:bottom w:type="dxa" w:w="40"/>
+              <w:right w:type="dxa" w:w="90"/>
             </w:tcMar>
           </w:tcPr>
           <w:p>
@@ -829,10 +829,10 @@
             </w:tcBorders>
             <w:shd w:fill="1F3A5F" w:color="auto" w:val="clear"/>
             <w:tcMar>
-              <w:top w:type="dxa" w:w="60"/>
-              <w:left w:type="dxa" w:w="100"/>
-              <w:bottom w:type="dxa" w:w="60"/>
-              <w:right w:type="dxa" w:w="100"/>
+              <w:top w:type="dxa" w:w="40"/>
+              <w:left w:type="dxa" w:w="90"/>
+              <w:bottom w:type="dxa" w:w="40"/>
+              <w:right w:type="dxa" w:w="90"/>
             </w:tcMar>
           </w:tcPr>
           <w:p>
@@ -884,10 +884,10 @@
             </w:tcBorders>
             <w:shd w:fill="E8EDF3" w:color="auto" w:val="clear"/>
             <w:tcMar>
-              <w:top w:type="dxa" w:w="60"/>
-              <w:left w:type="dxa" w:w="100"/>
-              <w:bottom w:type="dxa" w:w="60"/>
-              <w:right w:type="dxa" w:w="100"/>
+              <w:top w:type="dxa" w:w="40"/>
+              <w:left w:type="dxa" w:w="90"/>
+              <w:bottom w:type="dxa" w:w="40"/>
+              <w:right w:type="dxa" w:w="90"/>
             </w:tcMar>
           </w:tcPr>
           <w:p>
@@ -916,10 +916,10 @@
               <w:right w:val="single" w:color="9AA8B8" w:sz="4"/>
             </w:tcBorders>
             <w:tcMar>
-              <w:top w:type="dxa" w:w="60"/>
-              <w:left w:type="dxa" w:w="100"/>
-              <w:bottom w:type="dxa" w:w="60"/>
-              <w:right w:type="dxa" w:w="100"/>
+              <w:top w:type="dxa" w:w="40"/>
+              <w:left w:type="dxa" w:w="90"/>
+              <w:bottom w:type="dxa" w:w="40"/>
+              <w:right w:type="dxa" w:w="90"/>
             </w:tcMar>
           </w:tcPr>
           <w:p>
@@ -949,10 +949,10 @@
             </w:tcBorders>
             <w:shd w:fill="E8EDF3" w:color="auto" w:val="clear"/>
             <w:tcMar>
-              <w:top w:type="dxa" w:w="60"/>
-              <w:left w:type="dxa" w:w="100"/>
-              <w:bottom w:type="dxa" w:w="60"/>
-              <w:right w:type="dxa" w:w="100"/>
+              <w:top w:type="dxa" w:w="40"/>
+              <w:left w:type="dxa" w:w="90"/>
+              <w:bottom w:type="dxa" w:w="40"/>
+              <w:right w:type="dxa" w:w="90"/>
             </w:tcMar>
           </w:tcPr>
           <w:p>
@@ -981,10 +981,10 @@
               <w:right w:val="single" w:color="9AA8B8" w:sz="4"/>
             </w:tcBorders>
             <w:tcMar>
-              <w:top w:type="dxa" w:w="60"/>
-              <w:left w:type="dxa" w:w="100"/>
-              <w:bottom w:type="dxa" w:w="60"/>
-              <w:right w:type="dxa" w:w="100"/>
+              <w:top w:type="dxa" w:w="40"/>
+              <w:left w:type="dxa" w:w="90"/>
+              <w:bottom w:type="dxa" w:w="40"/>
+              <w:right w:type="dxa" w:w="90"/>
             </w:tcMar>
           </w:tcPr>
           <w:p>
@@ -1016,10 +1016,10 @@
             </w:tcBorders>
             <w:shd w:fill="E8EDF3" w:color="auto" w:val="clear"/>
             <w:tcMar>
-              <w:top w:type="dxa" w:w="60"/>
-              <w:left w:type="dxa" w:w="100"/>
-              <w:bottom w:type="dxa" w:w="60"/>
-              <w:right w:type="dxa" w:w="100"/>
+              <w:top w:type="dxa" w:w="40"/>
+              <w:left w:type="dxa" w:w="90"/>
+              <w:bottom w:type="dxa" w:w="40"/>
+              <w:right w:type="dxa" w:w="90"/>
             </w:tcMar>
           </w:tcPr>
           <w:p>
@@ -1048,10 +1048,10 @@
               <w:right w:val="single" w:color="9AA8B8" w:sz="4"/>
             </w:tcBorders>
             <w:tcMar>
-              <w:top w:type="dxa" w:w="60"/>
-              <w:left w:type="dxa" w:w="100"/>
-              <w:bottom w:type="dxa" w:w="60"/>
-              <w:right w:type="dxa" w:w="100"/>
+              <w:top w:type="dxa" w:w="40"/>
+              <w:left w:type="dxa" w:w="90"/>
+              <w:bottom w:type="dxa" w:w="40"/>
+              <w:right w:type="dxa" w:w="90"/>
             </w:tcMar>
           </w:tcPr>
           <w:p>
@@ -1081,10 +1081,10 @@
             </w:tcBorders>
             <w:shd w:fill="E8EDF3" w:color="auto" w:val="clear"/>
             <w:tcMar>
-              <w:top w:type="dxa" w:w="60"/>
-              <w:left w:type="dxa" w:w="100"/>
-              <w:bottom w:type="dxa" w:w="60"/>
-              <w:right w:type="dxa" w:w="100"/>
+              <w:top w:type="dxa" w:w="40"/>
+              <w:left w:type="dxa" w:w="90"/>
+              <w:bottom w:type="dxa" w:w="40"/>
+              <w:right w:type="dxa" w:w="90"/>
             </w:tcMar>
           </w:tcPr>
           <w:p>
@@ -1113,10 +1113,10 @@
               <w:right w:val="single" w:color="9AA8B8" w:sz="4"/>
             </w:tcBorders>
             <w:tcMar>
-              <w:top w:type="dxa" w:w="60"/>
-              <w:left w:type="dxa" w:w="100"/>
-              <w:bottom w:type="dxa" w:w="60"/>
-              <w:right w:type="dxa" w:w="100"/>
+              <w:top w:type="dxa" w:w="40"/>
+              <w:left w:type="dxa" w:w="90"/>
+              <w:bottom w:type="dxa" w:w="40"/>
+              <w:right w:type="dxa" w:w="90"/>
             </w:tcMar>
           </w:tcPr>
           <w:p>
@@ -1169,10 +1169,10 @@
             </w:tcBorders>
             <w:shd w:fill="1F3A5F" w:color="auto" w:val="clear"/>
             <w:tcMar>
-              <w:top w:type="dxa" w:w="60"/>
-              <w:left w:type="dxa" w:w="100"/>
-              <w:bottom w:type="dxa" w:w="60"/>
-              <w:right w:type="dxa" w:w="100"/>
+              <w:top w:type="dxa" w:w="40"/>
+              <w:left w:type="dxa" w:w="90"/>
+              <w:bottom w:type="dxa" w:w="40"/>
+              <w:right w:type="dxa" w:w="90"/>
             </w:tcMar>
           </w:tcPr>
           <w:p>
@@ -1224,10 +1224,10 @@
             </w:tcBorders>
             <w:shd w:fill="E8EDF3" w:color="auto" w:val="clear"/>
             <w:tcMar>
-              <w:top w:type="dxa" w:w="60"/>
-              <w:left w:type="dxa" w:w="100"/>
-              <w:bottom w:type="dxa" w:w="60"/>
-              <w:right w:type="dxa" w:w="100"/>
+              <w:top w:type="dxa" w:w="40"/>
+              <w:left w:type="dxa" w:w="90"/>
+              <w:bottom w:type="dxa" w:w="40"/>
+              <w:right w:type="dxa" w:w="90"/>
             </w:tcMar>
           </w:tcPr>
           <w:p>
@@ -1256,10 +1256,10 @@
               <w:right w:val="single" w:color="9AA8B8" w:sz="4"/>
             </w:tcBorders>
             <w:tcMar>
-              <w:top w:type="dxa" w:w="60"/>
-              <w:left w:type="dxa" w:w="100"/>
-              <w:bottom w:type="dxa" w:w="60"/>
-              <w:right w:type="dxa" w:w="100"/>
+              <w:top w:type="dxa" w:w="40"/>
+              <w:left w:type="dxa" w:w="90"/>
+              <w:bottom w:type="dxa" w:w="40"/>
+              <w:right w:type="dxa" w:w="90"/>
             </w:tcMar>
           </w:tcPr>
           <w:p>
@@ -1289,10 +1289,10 @@
             </w:tcBorders>
             <w:shd w:fill="E8EDF3" w:color="auto" w:val="clear"/>
             <w:tcMar>
-              <w:top w:type="dxa" w:w="60"/>
-              <w:left w:type="dxa" w:w="100"/>
-              <w:bottom w:type="dxa" w:w="60"/>
-              <w:right w:type="dxa" w:w="100"/>
+              <w:top w:type="dxa" w:w="40"/>
+              <w:left w:type="dxa" w:w="90"/>
+              <w:bottom w:type="dxa" w:w="40"/>
+              <w:right w:type="dxa" w:w="90"/>
             </w:tcMar>
           </w:tcPr>
           <w:p>
@@ -1321,25 +1321,25 @@
               <w:right w:val="single" w:color="9AA8B8" w:sz="4"/>
             </w:tcBorders>
             <w:tcMar>
-              <w:top w:type="dxa" w:w="60"/>
-              <w:left w:type="dxa" w:w="100"/>
-              <w:bottom w:type="dxa" w:w="60"/>
-              <w:right w:type="dxa" w:w="100"/>
-            </w:tcMar>
-          </w:tcPr>
-          <w:p>
-            <w:pPr>
-              <w:jc w:val="left"/>
-            </w:pPr>
-            <w:r>
-              <w:rPr>
-                <w:rFonts w:ascii="Arial" w:cs="Arial" w:eastAsia="Arial" w:hAnsi="Arial"/>
-                <w:b w:val="false"/>
-                <w:bCs w:val="false"/>
-                <w:sz w:val="19"/>
-                <w:szCs w:val="19"/>
-              </w:rPr>
-              <w:t xml:space="preserve">50057</w:t>
+              <w:top w:type="dxa" w:w="40"/>
+              <w:left w:type="dxa" w:w="90"/>
+              <w:bottom w:type="dxa" w:w="40"/>
+              <w:right w:type="dxa" w:w="90"/>
+            </w:tcMar>
+          </w:tcPr>
+          <w:p>
+            <w:pPr>
+              <w:jc w:val="left"/>
+            </w:pPr>
+            <w:r>
+              <w:rPr>
+                <w:rFonts w:ascii="Arial" w:cs="Arial" w:eastAsia="Arial" w:hAnsi="Arial"/>
+                <w:b w:val="false"/>
+                <w:bCs w:val="false"/>
+                <w:sz w:val="19"/>
+                <w:szCs w:val="19"/>
+              </w:rPr>
+              <w:t xml:space="preserve">1250057</w:t>
             </w:r>
           </w:p>
         </w:tc>
@@ -1356,10 +1356,10 @@
             </w:tcBorders>
             <w:shd w:fill="E8EDF3" w:color="auto" w:val="clear"/>
             <w:tcMar>
-              <w:top w:type="dxa" w:w="60"/>
-              <w:left w:type="dxa" w:w="100"/>
-              <w:bottom w:type="dxa" w:w="60"/>
-              <w:right w:type="dxa" w:w="100"/>
+              <w:top w:type="dxa" w:w="40"/>
+              <w:left w:type="dxa" w:w="90"/>
+              <w:bottom w:type="dxa" w:w="40"/>
+              <w:right w:type="dxa" w:w="90"/>
             </w:tcMar>
           </w:tcPr>
           <w:p>
@@ -1388,25 +1388,25 @@
               <w:right w:val="single" w:color="9AA8B8" w:sz="4"/>
             </w:tcBorders>
             <w:tcMar>
-              <w:top w:type="dxa" w:w="60"/>
-              <w:left w:type="dxa" w:w="100"/>
-              <w:bottom w:type="dxa" w:w="60"/>
-              <w:right w:type="dxa" w:w="100"/>
-            </w:tcMar>
-          </w:tcPr>
-          <w:p>
-            <w:pPr>
-              <w:jc w:val="left"/>
-            </w:pPr>
-            <w:r>
-              <w:rPr>
-                <w:rFonts w:ascii="Arial" w:cs="Arial" w:eastAsia="Arial" w:hAnsi="Arial"/>
-                <w:b w:val="false"/>
-                <w:bCs w:val="false"/>
-                <w:sz w:val="19"/>
-                <w:szCs w:val="19"/>
-              </w:rPr>
-              <w:t xml:space="preserve">06.181.701.2001</w:t>
+              <w:top w:type="dxa" w:w="40"/>
+              <w:left w:type="dxa" w:w="90"/>
+              <w:bottom w:type="dxa" w:w="40"/>
+              <w:right w:type="dxa" w:w="90"/>
+            </w:tcMar>
+          </w:tcPr>
+          <w:p>
+            <w:pPr>
+              <w:jc w:val="left"/>
+            </w:pPr>
+            <w:r>
+              <w:rPr>
+                <w:rFonts w:ascii="Arial" w:cs="Arial" w:eastAsia="Arial" w:hAnsi="Arial"/>
+                <w:b w:val="false"/>
+                <w:bCs w:val="false"/>
+                <w:sz w:val="19"/>
+                <w:szCs w:val="19"/>
+              </w:rPr>
+              <w:t xml:space="preserve">06 181 701 2001 0001</w:t>
             </w:r>
           </w:p>
         </w:tc>
@@ -1421,25 +1421,25 @@
             </w:tcBorders>
             <w:shd w:fill="E8EDF3" w:color="auto" w:val="clear"/>
             <w:tcMar>
-              <w:top w:type="dxa" w:w="60"/>
-              <w:left w:type="dxa" w:w="100"/>
-              <w:bottom w:type="dxa" w:w="60"/>
-              <w:right w:type="dxa" w:w="100"/>
-            </w:tcMar>
-          </w:tcPr>
-          <w:p>
-            <w:pPr>
-              <w:jc w:val="left"/>
-            </w:pPr>
-            <w:r>
-              <w:rPr>
-                <w:rFonts w:ascii="Arial" w:cs="Arial" w:eastAsia="Arial" w:hAnsi="Arial"/>
-                <w:b/>
-                <w:bCs/>
-                <w:sz w:val="19"/>
-                <w:szCs w:val="19"/>
-              </w:rPr>
-              <w:t xml:space="preserve">Fonte</w:t>
+              <w:top w:type="dxa" w:w="40"/>
+              <w:left w:type="dxa" w:w="90"/>
+              <w:bottom w:type="dxa" w:w="40"/>
+              <w:right w:type="dxa" w:w="90"/>
+            </w:tcMar>
+          </w:tcPr>
+          <w:p>
+            <w:pPr>
+              <w:jc w:val="left"/>
+            </w:pPr>
+            <w:r>
+              <w:rPr>
+                <w:rFonts w:ascii="Arial" w:cs="Arial" w:eastAsia="Arial" w:hAnsi="Arial"/>
+                <w:b/>
+                <w:bCs/>
+                <w:sz w:val="19"/>
+                <w:szCs w:val="19"/>
+              </w:rPr>
+              <w:t xml:space="preserve">Fonte / Proc. / IPE</w:t>
             </w:r>
           </w:p>
         </w:tc>
@@ -1453,25 +1453,25 @@
               <w:right w:val="single" w:color="9AA8B8" w:sz="4"/>
             </w:tcBorders>
             <w:tcMar>
-              <w:top w:type="dxa" w:w="60"/>
-              <w:left w:type="dxa" w:w="100"/>
-              <w:bottom w:type="dxa" w:w="60"/>
-              <w:right w:type="dxa" w:w="100"/>
-            </w:tcMar>
-          </w:tcPr>
-          <w:p>
-            <w:pPr>
-              <w:jc w:val="left"/>
-            </w:pPr>
-            <w:r>
-              <w:rPr>
-                <w:rFonts w:ascii="Arial" w:cs="Arial" w:eastAsia="Arial" w:hAnsi="Arial"/>
-                <w:b w:val="false"/>
-                <w:bCs w:val="false"/>
-                <w:sz w:val="19"/>
-                <w:szCs w:val="19"/>
-              </w:rPr>
-              <w:t xml:space="preserve">6020</w:t>
+              <w:top w:type="dxa" w:w="40"/>
+              <w:left w:type="dxa" w:w="90"/>
+              <w:bottom w:type="dxa" w:w="40"/>
+              <w:right w:type="dxa" w:w="90"/>
+            </w:tcMar>
+          </w:tcPr>
+          <w:p>
+            <w:pPr>
+              <w:jc w:val="left"/>
+            </w:pPr>
+            <w:r>
+              <w:rPr>
+                <w:rFonts w:ascii="Arial" w:cs="Arial" w:eastAsia="Arial" w:hAnsi="Arial"/>
+                <w:b w:val="false"/>
+                <w:bCs w:val="false"/>
+                <w:sz w:val="19"/>
+                <w:szCs w:val="19"/>
+              </w:rPr>
+              <w:t xml:space="preserve">6020 / 1 / 0</w:t>
             </w:r>
           </w:p>
         </w:tc>
@@ -1488,10 +1488,10 @@
             </w:tcBorders>
             <w:shd w:fill="E8EDF3" w:color="auto" w:val="clear"/>
             <w:tcMar>
-              <w:top w:type="dxa" w:w="60"/>
-              <w:left w:type="dxa" w:w="100"/>
-              <w:bottom w:type="dxa" w:w="60"/>
-              <w:right w:type="dxa" w:w="100"/>
+              <w:top w:type="dxa" w:w="40"/>
+              <w:left w:type="dxa" w:w="90"/>
+              <w:bottom w:type="dxa" w:w="40"/>
+              <w:right w:type="dxa" w:w="90"/>
             </w:tcMar>
           </w:tcPr>
           <w:p>
@@ -1520,10 +1520,10 @@
               <w:right w:val="single" w:color="9AA8B8" w:sz="4"/>
             </w:tcBorders>
             <w:tcMar>
-              <w:top w:type="dxa" w:w="60"/>
-              <w:left w:type="dxa" w:w="100"/>
-              <w:bottom w:type="dxa" w:w="60"/>
-              <w:right w:type="dxa" w:w="100"/>
+              <w:top w:type="dxa" w:w="40"/>
+              <w:left w:type="dxa" w:w="90"/>
+              <w:bottom w:type="dxa" w:w="40"/>
+              <w:right w:type="dxa" w:w="90"/>
             </w:tcMar>
           </w:tcPr>
           <w:p>
@@ -1553,10 +1553,10 @@
             </w:tcBorders>
             <w:shd w:fill="E8EDF3" w:color="auto" w:val="clear"/>
             <w:tcMar>
-              <w:top w:type="dxa" w:w="60"/>
-              <w:left w:type="dxa" w:w="100"/>
-              <w:bottom w:type="dxa" w:w="60"/>
-              <w:right w:type="dxa" w:w="100"/>
+              <w:top w:type="dxa" w:w="40"/>
+              <w:left w:type="dxa" w:w="90"/>
+              <w:bottom w:type="dxa" w:w="40"/>
+              <w:right w:type="dxa" w:w="90"/>
             </w:tcMar>
           </w:tcPr>
           <w:p>
@@ -1585,10 +1585,10 @@
               <w:right w:val="single" w:color="9AA8B8" w:sz="4"/>
             </w:tcBorders>
             <w:tcMar>
-              <w:top w:type="dxa" w:w="60"/>
-              <w:left w:type="dxa" w:w="100"/>
-              <w:bottom w:type="dxa" w:w="60"/>
-              <w:right w:type="dxa" w:w="100"/>
+              <w:top w:type="dxa" w:w="40"/>
+              <w:left w:type="dxa" w:w="90"/>
+              <w:bottom w:type="dxa" w:w="40"/>
+              <w:right w:type="dxa" w:w="90"/>
             </w:tcMar>
           </w:tcPr>
           <w:p>
@@ -1620,10 +1620,10 @@
             </w:tcBorders>
             <w:shd w:fill="E8EDF3" w:color="auto" w:val="clear"/>
             <w:tcMar>
-              <w:top w:type="dxa" w:w="60"/>
-              <w:left w:type="dxa" w:w="100"/>
-              <w:bottom w:type="dxa" w:w="60"/>
-              <w:right w:type="dxa" w:w="100"/>
+              <w:top w:type="dxa" w:w="40"/>
+              <w:left w:type="dxa" w:w="90"/>
+              <w:bottom w:type="dxa" w:w="40"/>
+              <w:right w:type="dxa" w:w="90"/>
             </w:tcMar>
           </w:tcPr>
           <w:p>
@@ -1652,10 +1652,10 @@
               <w:right w:val="single" w:color="9AA8B8" w:sz="4"/>
             </w:tcBorders>
             <w:tcMar>
-              <w:top w:type="dxa" w:w="60"/>
-              <w:left w:type="dxa" w:w="100"/>
-              <w:bottom w:type="dxa" w:w="60"/>
-              <w:right w:type="dxa" w:w="100"/>
+              <w:top w:type="dxa" w:w="40"/>
+              <w:left w:type="dxa" w:w="90"/>
+              <w:bottom w:type="dxa" w:w="40"/>
+              <w:right w:type="dxa" w:w="90"/>
             </w:tcMar>
           </w:tcPr>
           <w:p>
@@ -1685,10 +1685,10 @@
             </w:tcBorders>
             <w:shd w:fill="E8EDF3" w:color="auto" w:val="clear"/>
             <w:tcMar>
-              <w:top w:type="dxa" w:w="60"/>
-              <w:left w:type="dxa" w:w="100"/>
-              <w:bottom w:type="dxa" w:w="60"/>
-              <w:right w:type="dxa" w:w="100"/>
+              <w:top w:type="dxa" w:w="40"/>
+              <w:left w:type="dxa" w:w="90"/>
+              <w:bottom w:type="dxa" w:w="40"/>
+              <w:right w:type="dxa" w:w="90"/>
             </w:tcMar>
           </w:tcPr>
           <w:p>
@@ -1717,10 +1717,10 @@
               <w:right w:val="single" w:color="9AA8B8" w:sz="4"/>
             </w:tcBorders>
             <w:tcMar>
-              <w:top w:type="dxa" w:w="60"/>
-              <w:left w:type="dxa" w:w="100"/>
-              <w:bottom w:type="dxa" w:w="60"/>
-              <w:right w:type="dxa" w:w="100"/>
+              <w:top w:type="dxa" w:w="40"/>
+              <w:left w:type="dxa" w:w="90"/>
+              <w:bottom w:type="dxa" w:w="40"/>
+              <w:right w:type="dxa" w:w="90"/>
             </w:tcMar>
           </w:tcPr>
           <w:p>
@@ -1752,10 +1752,10 @@
             </w:tcBorders>
             <w:shd w:fill="E8EDF3" w:color="auto" w:val="clear"/>
             <w:tcMar>
-              <w:top w:type="dxa" w:w="60"/>
-              <w:left w:type="dxa" w:w="100"/>
-              <w:bottom w:type="dxa" w:w="60"/>
-              <w:right w:type="dxa" w:w="100"/>
+              <w:top w:type="dxa" w:w="40"/>
+              <w:left w:type="dxa" w:w="90"/>
+              <w:bottom w:type="dxa" w:w="40"/>
+              <w:right w:type="dxa" w:w="90"/>
             </w:tcMar>
           </w:tcPr>
           <w:p>
@@ -1784,10 +1784,10 @@
               <w:right w:val="single" w:color="9AA8B8" w:sz="4"/>
             </w:tcBorders>
             <w:tcMar>
-              <w:top w:type="dxa" w:w="60"/>
-              <w:left w:type="dxa" w:w="100"/>
-              <w:bottom w:type="dxa" w:w="60"/>
-              <w:right w:type="dxa" w:w="100"/>
+              <w:top w:type="dxa" w:w="40"/>
+              <w:left w:type="dxa" w:w="90"/>
+              <w:bottom w:type="dxa" w:w="40"/>
+              <w:right w:type="dxa" w:w="90"/>
             </w:tcMar>
           </w:tcPr>
           <w:p>
@@ -1817,10 +1817,10 @@
             </w:tcBorders>
             <w:shd w:fill="E8EDF3" w:color="auto" w:val="clear"/>
             <w:tcMar>
-              <w:top w:type="dxa" w:w="60"/>
-              <w:left w:type="dxa" w:w="100"/>
-              <w:bottom w:type="dxa" w:w="60"/>
-              <w:right w:type="dxa" w:w="100"/>
+              <w:top w:type="dxa" w:w="40"/>
+              <w:left w:type="dxa" w:w="90"/>
+              <w:bottom w:type="dxa" w:w="40"/>
+              <w:right w:type="dxa" w:w="90"/>
             </w:tcMar>
           </w:tcPr>
           <w:p>
@@ -1849,10 +1849,10 @@
               <w:right w:val="single" w:color="9AA8B8" w:sz="4"/>
             </w:tcBorders>
             <w:tcMar>
-              <w:top w:type="dxa" w:w="60"/>
-              <w:left w:type="dxa" w:w="100"/>
-              <w:bottom w:type="dxa" w:w="60"/>
-              <w:right w:type="dxa" w:w="100"/>
+              <w:top w:type="dxa" w:w="40"/>
+              <w:left w:type="dxa" w:w="90"/>
+              <w:bottom w:type="dxa" w:w="40"/>
+              <w:right w:type="dxa" w:w="90"/>
             </w:tcMar>
           </w:tcPr>
           <w:p>
@@ -1884,10 +1884,10 @@
             </w:tcBorders>
             <w:shd w:fill="E8EDF3" w:color="auto" w:val="clear"/>
             <w:tcMar>
-              <w:top w:type="dxa" w:w="60"/>
-              <w:left w:type="dxa" w:w="100"/>
-              <w:bottom w:type="dxa" w:w="60"/>
-              <w:right w:type="dxa" w:w="100"/>
+              <w:top w:type="dxa" w:w="40"/>
+              <w:left w:type="dxa" w:w="90"/>
+              <w:bottom w:type="dxa" w:w="40"/>
+              <w:right w:type="dxa" w:w="90"/>
             </w:tcMar>
           </w:tcPr>
           <w:p>
@@ -1916,10 +1916,10 @@
               <w:right w:val="single" w:color="9AA8B8" w:sz="4"/>
             </w:tcBorders>
             <w:tcMar>
-              <w:top w:type="dxa" w:w="60"/>
-              <w:left w:type="dxa" w:w="100"/>
-              <w:bottom w:type="dxa" w:w="60"/>
-              <w:right w:type="dxa" w:w="100"/>
+              <w:top w:type="dxa" w:w="40"/>
+              <w:left w:type="dxa" w:w="90"/>
+              <w:bottom w:type="dxa" w:w="40"/>
+              <w:right w:type="dxa" w:w="90"/>
             </w:tcMar>
           </w:tcPr>
           <w:p>
@@ -1949,10 +1949,10 @@
             </w:tcBorders>
             <w:shd w:fill="E8EDF3" w:color="auto" w:val="clear"/>
             <w:tcMar>
-              <w:top w:type="dxa" w:w="60"/>
-              <w:left w:type="dxa" w:w="100"/>
-              <w:bottom w:type="dxa" w:w="60"/>
-              <w:right w:type="dxa" w:w="100"/>
+              <w:top w:type="dxa" w:w="40"/>
+              <w:left w:type="dxa" w:w="90"/>
+              <w:bottom w:type="dxa" w:w="40"/>
+              <w:right w:type="dxa" w:w="90"/>
             </w:tcMar>
           </w:tcPr>
           <w:p>
@@ -1981,10 +1981,10 @@
               <w:right w:val="single" w:color="9AA8B8" w:sz="4"/>
             </w:tcBorders>
             <w:tcMar>
-              <w:top w:type="dxa" w:w="60"/>
-              <w:left w:type="dxa" w:w="100"/>
-              <w:bottom w:type="dxa" w:w="60"/>
-              <w:right w:type="dxa" w:w="100"/>
+              <w:top w:type="dxa" w:w="40"/>
+              <w:left w:type="dxa" w:w="90"/>
+              <w:bottom w:type="dxa" w:w="40"/>
+              <w:right w:type="dxa" w:w="90"/>
             </w:tcMar>
           </w:tcPr>
           <w:p>
@@ -2037,10 +2037,10 @@
             </w:tcBorders>
             <w:shd w:fill="1F3A5F" w:color="auto" w:val="clear"/>
             <w:tcMar>
-              <w:top w:type="dxa" w:w="60"/>
-              <w:left w:type="dxa" w:w="100"/>
-              <w:bottom w:type="dxa" w:w="60"/>
-              <w:right w:type="dxa" w:w="100"/>
+              <w:top w:type="dxa" w:w="40"/>
+              <w:left w:type="dxa" w:w="90"/>
+              <w:bottom w:type="dxa" w:w="40"/>
+              <w:right w:type="dxa" w:w="90"/>
             </w:tcMar>
           </w:tcPr>
           <w:p>
@@ -2097,10 +2097,10 @@
             </w:tcBorders>
             <w:shd w:fill="E8EDF3" w:color="auto" w:val="clear"/>
             <w:tcMar>
-              <w:top w:type="dxa" w:w="60"/>
-              <w:left w:type="dxa" w:w="100"/>
-              <w:bottom w:type="dxa" w:w="60"/>
-              <w:right w:type="dxa" w:w="100"/>
+              <w:top w:type="dxa" w:w="40"/>
+              <w:left w:type="dxa" w:w="90"/>
+              <w:bottom w:type="dxa" w:w="40"/>
+              <w:right w:type="dxa" w:w="90"/>
             </w:tcMar>
           </w:tcPr>
           <w:p>
@@ -2130,10 +2130,10 @@
             </w:tcBorders>
             <w:shd w:fill="E8EDF3" w:color="auto" w:val="clear"/>
             <w:tcMar>
-              <w:top w:type="dxa" w:w="60"/>
-              <w:left w:type="dxa" w:w="100"/>
-              <w:bottom w:type="dxa" w:w="60"/>
-              <w:right w:type="dxa" w:w="100"/>
+              <w:top w:type="dxa" w:w="40"/>
+              <w:left w:type="dxa" w:w="90"/>
+              <w:bottom w:type="dxa" w:w="40"/>
+              <w:right w:type="dxa" w:w="90"/>
             </w:tcMar>
           </w:tcPr>
           <w:p>
@@ -2163,10 +2163,10 @@
             </w:tcBorders>
             <w:shd w:fill="E8EDF3" w:color="auto" w:val="clear"/>
             <w:tcMar>
-              <w:top w:type="dxa" w:w="60"/>
-              <w:left w:type="dxa" w:w="100"/>
-              <w:bottom w:type="dxa" w:w="60"/>
-              <w:right w:type="dxa" w:w="100"/>
+              <w:top w:type="dxa" w:w="40"/>
+              <w:left w:type="dxa" w:w="90"/>
+              <w:bottom w:type="dxa" w:w="40"/>
+              <w:right w:type="dxa" w:w="90"/>
             </w:tcMar>
           </w:tcPr>
           <w:p>
@@ -2196,10 +2196,10 @@
             </w:tcBorders>
             <w:shd w:fill="E8EDF3" w:color="auto" w:val="clear"/>
             <w:tcMar>
-              <w:top w:type="dxa" w:w="60"/>
-              <w:left w:type="dxa" w:w="100"/>
-              <w:bottom w:type="dxa" w:w="60"/>
-              <w:right w:type="dxa" w:w="100"/>
+              <w:top w:type="dxa" w:w="40"/>
+              <w:left w:type="dxa" w:w="90"/>
+              <w:bottom w:type="dxa" w:w="40"/>
+              <w:right w:type="dxa" w:w="90"/>
             </w:tcMar>
           </w:tcPr>
           <w:p>
@@ -2229,10 +2229,10 @@
             </w:tcBorders>
             <w:shd w:fill="E8EDF3" w:color="auto" w:val="clear"/>
             <w:tcMar>
-              <w:top w:type="dxa" w:w="60"/>
-              <w:left w:type="dxa" w:w="100"/>
-              <w:bottom w:type="dxa" w:w="60"/>
-              <w:right w:type="dxa" w:w="100"/>
+              <w:top w:type="dxa" w:w="40"/>
+              <w:left w:type="dxa" w:w="90"/>
+              <w:bottom w:type="dxa" w:w="40"/>
+              <w:right w:type="dxa" w:w="90"/>
             </w:tcMar>
           </w:tcPr>
           <w:p>
@@ -2262,10 +2262,10 @@
             </w:tcBorders>
             <w:shd w:fill="E8EDF3" w:color="auto" w:val="clear"/>
             <w:tcMar>
-              <w:top w:type="dxa" w:w="60"/>
-              <w:left w:type="dxa" w:w="100"/>
-              <w:bottom w:type="dxa" w:w="60"/>
-              <w:right w:type="dxa" w:w="100"/>
+              <w:top w:type="dxa" w:w="40"/>
+              <w:left w:type="dxa" w:w="90"/>
+              <w:bottom w:type="dxa" w:w="40"/>
+              <w:right w:type="dxa" w:w="90"/>
             </w:tcMar>
           </w:tcPr>
           <w:p>
@@ -2296,10 +2296,10 @@
               <w:right w:val="single" w:color="9AA8B8" w:sz="4"/>
             </w:tcBorders>
             <w:tcMar>
-              <w:top w:type="dxa" w:w="60"/>
-              <w:left w:type="dxa" w:w="100"/>
-              <w:bottom w:type="dxa" w:w="60"/>
-              <w:right w:type="dxa" w:w="100"/>
+              <w:top w:type="dxa" w:w="40"/>
+              <w:left w:type="dxa" w:w="90"/>
+              <w:bottom w:type="dxa" w:w="40"/>
+              <w:right w:type="dxa" w:w="90"/>
             </w:tcMar>
           </w:tcPr>
           <w:p>
@@ -2328,10 +2328,10 @@
               <w:right w:val="single" w:color="9AA8B8" w:sz="4"/>
             </w:tcBorders>
             <w:tcMar>
-              <w:top w:type="dxa" w:w="60"/>
-              <w:left w:type="dxa" w:w="100"/>
-              <w:bottom w:type="dxa" w:w="60"/>
-              <w:right w:type="dxa" w:w="100"/>
+              <w:top w:type="dxa" w:w="40"/>
+              <w:left w:type="dxa" w:w="90"/>
+              <w:bottom w:type="dxa" w:w="40"/>
+              <w:right w:type="dxa" w:w="90"/>
             </w:tcMar>
           </w:tcPr>
           <w:p>
@@ -2360,10 +2360,10 @@
               <w:right w:val="single" w:color="9AA8B8" w:sz="4"/>
             </w:tcBorders>
             <w:tcMar>
-              <w:top w:type="dxa" w:w="60"/>
-              <w:left w:type="dxa" w:w="100"/>
-              <w:bottom w:type="dxa" w:w="60"/>
-              <w:right w:type="dxa" w:w="100"/>
+              <w:top w:type="dxa" w:w="40"/>
+              <w:left w:type="dxa" w:w="90"/>
+              <w:bottom w:type="dxa" w:w="40"/>
+              <w:right w:type="dxa" w:w="90"/>
             </w:tcMar>
           </w:tcPr>
           <w:p>
@@ -2392,10 +2392,10 @@
               <w:right w:val="single" w:color="9AA8B8" w:sz="4"/>
             </w:tcBorders>
             <w:tcMar>
-              <w:top w:type="dxa" w:w="60"/>
-              <w:left w:type="dxa" w:w="100"/>
-              <w:bottom w:type="dxa" w:w="60"/>
-              <w:right w:type="dxa" w:w="100"/>
+              <w:top w:type="dxa" w:w="40"/>
+              <w:left w:type="dxa" w:w="90"/>
+              <w:bottom w:type="dxa" w:w="40"/>
+              <w:right w:type="dxa" w:w="90"/>
             </w:tcMar>
           </w:tcPr>
           <w:p>
@@ -2424,10 +2424,10 @@
               <w:right w:val="single" w:color="9AA8B8" w:sz="4"/>
             </w:tcBorders>
             <w:tcMar>
-              <w:top w:type="dxa" w:w="60"/>
-              <w:left w:type="dxa" w:w="100"/>
-              <w:bottom w:type="dxa" w:w="60"/>
-              <w:right w:type="dxa" w:w="100"/>
+              <w:top w:type="dxa" w:w="40"/>
+              <w:left w:type="dxa" w:w="90"/>
+              <w:bottom w:type="dxa" w:w="40"/>
+              <w:right w:type="dxa" w:w="90"/>
             </w:tcMar>
           </w:tcPr>
           <w:p>
@@ -2456,10 +2456,10 @@
               <w:right w:val="single" w:color="9AA8B8" w:sz="4"/>
             </w:tcBorders>
             <w:tcMar>
-              <w:top w:type="dxa" w:w="60"/>
-              <w:left w:type="dxa" w:w="100"/>
-              <w:bottom w:type="dxa" w:w="60"/>
-              <w:right w:type="dxa" w:w="100"/>
+              <w:top w:type="dxa" w:w="40"/>
+              <w:left w:type="dxa" w:w="90"/>
+              <w:bottom w:type="dxa" w:w="40"/>
+              <w:right w:type="dxa" w:w="90"/>
             </w:tcMar>
           </w:tcPr>
           <w:p>
@@ -2490,10 +2490,10 @@
               <w:right w:val="single" w:color="9AA8B8" w:sz="4"/>
             </w:tcBorders>
             <w:tcMar>
-              <w:top w:type="dxa" w:w="60"/>
-              <w:left w:type="dxa" w:w="100"/>
-              <w:bottom w:type="dxa" w:w="60"/>
-              <w:right w:type="dxa" w:w="100"/>
+              <w:top w:type="dxa" w:w="40"/>
+              <w:left w:type="dxa" w:w="90"/>
+              <w:bottom w:type="dxa" w:w="40"/>
+              <w:right w:type="dxa" w:w="90"/>
             </w:tcMar>
           </w:tcPr>
           <w:p>
@@ -2522,10 +2522,10 @@
               <w:right w:val="single" w:color="9AA8B8" w:sz="4"/>
             </w:tcBorders>
             <w:tcMar>
-              <w:top w:type="dxa" w:w="60"/>
-              <w:left w:type="dxa" w:w="100"/>
-              <w:bottom w:type="dxa" w:w="60"/>
-              <w:right w:type="dxa" w:w="100"/>
+              <w:top w:type="dxa" w:w="40"/>
+              <w:left w:type="dxa" w:w="90"/>
+              <w:bottom w:type="dxa" w:w="40"/>
+              <w:right w:type="dxa" w:w="90"/>
             </w:tcMar>
           </w:tcPr>
           <w:p>
@@ -2554,10 +2554,10 @@
               <w:right w:val="single" w:color="9AA8B8" w:sz="4"/>
             </w:tcBorders>
             <w:tcMar>
-              <w:top w:type="dxa" w:w="60"/>
-              <w:left w:type="dxa" w:w="100"/>
-              <w:bottom w:type="dxa" w:w="60"/>
-              <w:right w:type="dxa" w:w="100"/>
+              <w:top w:type="dxa" w:w="40"/>
+              <w:left w:type="dxa" w:w="90"/>
+              <w:bottom w:type="dxa" w:w="40"/>
+              <w:right w:type="dxa" w:w="90"/>
             </w:tcMar>
           </w:tcPr>
           <w:p>
@@ -2586,10 +2586,10 @@
               <w:right w:val="single" w:color="9AA8B8" w:sz="4"/>
             </w:tcBorders>
             <w:tcMar>
-              <w:top w:type="dxa" w:w="60"/>
-              <w:left w:type="dxa" w:w="100"/>
-              <w:bottom w:type="dxa" w:w="60"/>
-              <w:right w:type="dxa" w:w="100"/>
+              <w:top w:type="dxa" w:w="40"/>
+              <w:left w:type="dxa" w:w="90"/>
+              <w:bottom w:type="dxa" w:w="40"/>
+              <w:right w:type="dxa" w:w="90"/>
             </w:tcMar>
           </w:tcPr>
           <w:p>
@@ -2618,10 +2618,10 @@
               <w:right w:val="single" w:color="9AA8B8" w:sz="4"/>
             </w:tcBorders>
             <w:tcMar>
-              <w:top w:type="dxa" w:w="60"/>
-              <w:left w:type="dxa" w:w="100"/>
-              <w:bottom w:type="dxa" w:w="60"/>
-              <w:right w:type="dxa" w:w="100"/>
+              <w:top w:type="dxa" w:w="40"/>
+              <w:left w:type="dxa" w:w="90"/>
+              <w:bottom w:type="dxa" w:w="40"/>
+              <w:right w:type="dxa" w:w="90"/>
             </w:tcMar>
           </w:tcPr>
           <w:p>
@@ -2650,10 +2650,10 @@
               <w:right w:val="single" w:color="9AA8B8" w:sz="4"/>
             </w:tcBorders>
             <w:tcMar>
-              <w:top w:type="dxa" w:w="60"/>
-              <w:left w:type="dxa" w:w="100"/>
-              <w:bottom w:type="dxa" w:w="60"/>
-              <w:right w:type="dxa" w:w="100"/>
+              <w:top w:type="dxa" w:w="40"/>
+              <w:left w:type="dxa" w:w="90"/>
+              <w:bottom w:type="dxa" w:w="40"/>
+              <w:right w:type="dxa" w:w="90"/>
             </w:tcMar>
           </w:tcPr>
           <w:p>
@@ -2686,10 +2686,10 @@
             </w:tcBorders>
             <w:shd w:fill="F6F8FA" w:color="auto" w:val="clear"/>
             <w:tcMar>
-              <w:top w:type="dxa" w:w="60"/>
-              <w:left w:type="dxa" w:w="100"/>
-              <w:bottom w:type="dxa" w:w="60"/>
-              <w:right w:type="dxa" w:w="100"/>
+              <w:top w:type="dxa" w:w="40"/>
+              <w:left w:type="dxa" w:w="90"/>
+              <w:bottom w:type="dxa" w:w="40"/>
+              <w:right w:type="dxa" w:w="90"/>
             </w:tcMar>
           </w:tcPr>
           <w:p>
@@ -2719,10 +2719,10 @@
             </w:tcBorders>
             <w:shd w:fill="F6F8FA" w:color="auto" w:val="clear"/>
             <w:tcMar>
-              <w:top w:type="dxa" w:w="60"/>
-              <w:left w:type="dxa" w:w="100"/>
-              <w:bottom w:type="dxa" w:w="60"/>
-              <w:right w:type="dxa" w:w="100"/>
+              <w:top w:type="dxa" w:w="40"/>
+              <w:left w:type="dxa" w:w="90"/>
+              <w:bottom w:type="dxa" w:w="40"/>
+              <w:right w:type="dxa" w:w="90"/>
             </w:tcMar>
           </w:tcPr>
           <w:p>
@@ -2775,10 +2775,10 @@
             </w:tcBorders>
             <w:shd w:fill="1F3A5F" w:color="auto" w:val="clear"/>
             <w:tcMar>
-              <w:top w:type="dxa" w:w="60"/>
-              <w:left w:type="dxa" w:w="100"/>
-              <w:bottom w:type="dxa" w:w="60"/>
-              <w:right w:type="dxa" w:w="100"/>
+              <w:top w:type="dxa" w:w="40"/>
+              <w:left w:type="dxa" w:w="90"/>
+              <w:bottom w:type="dxa" w:w="40"/>
+              <w:right w:type="dxa" w:w="90"/>
             </w:tcMar>
           </w:tcPr>
           <w:p>
@@ -2812,7 +2812,7 @@
           <w:sz w:val="19"/>
           <w:szCs w:val="19"/>
         </w:rPr>
-        <w:t xml:space="preserve">Primeira tela da Apropriação de Empenho (navegação 51, opção 01, ação 1):</w:t>
+        <w:t xml:space="preserve">Janela da Apropriação de Empenho (navegação 51, opção 01, ação 1):</w:t>
       </w:r>
     </w:p>
     <w:tbl>
@@ -2845,10 +2845,75 @@
             </w:tcBorders>
             <w:shd w:fill="E8EDF3" w:color="auto" w:val="clear"/>
             <w:tcMar>
-              <w:top w:type="dxa" w:w="60"/>
-              <w:left w:type="dxa" w:w="100"/>
-              <w:bottom w:type="dxa" w:w="60"/>
-              <w:right w:type="dxa" w:w="100"/>
+              <w:top w:type="dxa" w:w="40"/>
+              <w:left w:type="dxa" w:w="90"/>
+              <w:bottom w:type="dxa" w:w="40"/>
+              <w:right w:type="dxa" w:w="90"/>
+            </w:tcMar>
+          </w:tcPr>
+          <w:p>
+            <w:pPr>
+              <w:jc w:val="left"/>
+            </w:pPr>
+            <w:r>
+              <w:rPr>
+                <w:rFonts w:ascii="Arial" w:cs="Arial" w:eastAsia="Arial" w:hAnsi="Arial"/>
+                <w:b/>
+                <w:bCs/>
+                <w:sz w:val="19"/>
+                <w:szCs w:val="19"/>
+              </w:rPr>
+              <w:t xml:space="preserve">Unid. Orçamentária</w:t>
+            </w:r>
+          </w:p>
+        </w:tc>
+        <w:tc>
+          <w:tcPr>
+            <w:tcW w:type="dxa" w:w="2819"/>
+            <w:tcBorders>
+              <w:top w:val="single" w:color="9AA8B8" w:sz="4"/>
+              <w:left w:val="single" w:color="9AA8B8" w:sz="4"/>
+              <w:bottom w:val="single" w:color="9AA8B8" w:sz="4"/>
+              <w:right w:val="single" w:color="9AA8B8" w:sz="4"/>
+            </w:tcBorders>
+            <w:tcMar>
+              <w:top w:type="dxa" w:w="40"/>
+              <w:left w:type="dxa" w:w="90"/>
+              <w:bottom w:type="dxa" w:w="40"/>
+              <w:right w:type="dxa" w:w="90"/>
+            </w:tcMar>
+          </w:tcPr>
+          <w:p>
+            <w:pPr>
+              <w:jc w:val="left"/>
+            </w:pPr>
+            <w:r>
+              <w:rPr>
+                <w:rFonts w:ascii="Arial" w:cs="Arial" w:eastAsia="Arial" w:hAnsi="Arial"/>
+                <w:b w:val="false"/>
+                <w:bCs w:val="false"/>
+                <w:sz w:val="19"/>
+                <w:szCs w:val="19"/>
+              </w:rPr>
+              <w:t xml:space="preserve">1251</w:t>
+            </w:r>
+          </w:p>
+        </w:tc>
+        <w:tc>
+          <w:tcPr>
+            <w:tcW w:type="dxa" w:w="2000"/>
+            <w:tcBorders>
+              <w:top w:val="single" w:color="9AA8B8" w:sz="4"/>
+              <w:left w:val="single" w:color="9AA8B8" w:sz="4"/>
+              <w:bottom w:val="single" w:color="9AA8B8" w:sz="4"/>
+              <w:right w:val="single" w:color="9AA8B8" w:sz="4"/>
+            </w:tcBorders>
+            <w:shd w:fill="E8EDF3" w:color="auto" w:val="clear"/>
+            <w:tcMar>
+              <w:top w:type="dxa" w:w="40"/>
+              <w:left w:type="dxa" w:w="90"/>
+              <w:bottom w:type="dxa" w:w="40"/>
+              <w:right w:type="dxa" w:w="90"/>
             </w:tcMar>
           </w:tcPr>
           <w:p>
@@ -2877,75 +2942,10 @@
               <w:right w:val="single" w:color="9AA8B8" w:sz="4"/>
             </w:tcBorders>
             <w:tcMar>
-              <w:top w:type="dxa" w:w="60"/>
-              <w:left w:type="dxa" w:w="100"/>
-              <w:bottom w:type="dxa" w:w="60"/>
-              <w:right w:type="dxa" w:w="100"/>
-            </w:tcMar>
-          </w:tcPr>
-          <w:p>
-            <w:pPr>
-              <w:jc w:val="left"/>
-            </w:pPr>
-            <w:r>
-              <w:rPr>
-                <w:rFonts w:ascii="Arial" w:cs="Arial" w:eastAsia="Arial" w:hAnsi="Arial"/>
-                <w:b w:val="false"/>
-                <w:bCs w:val="false"/>
-                <w:sz w:val="19"/>
-                <w:szCs w:val="19"/>
-              </w:rPr>
-              <w:t xml:space="preserve">X</w:t>
-            </w:r>
-          </w:p>
-        </w:tc>
-        <w:tc>
-          <w:tcPr>
-            <w:tcW w:type="dxa" w:w="2000"/>
-            <w:tcBorders>
-              <w:top w:val="single" w:color="9AA8B8" w:sz="4"/>
-              <w:left w:val="single" w:color="9AA8B8" w:sz="4"/>
-              <w:bottom w:val="single" w:color="9AA8B8" w:sz="4"/>
-              <w:right w:val="single" w:color="9AA8B8" w:sz="4"/>
-            </w:tcBorders>
-            <w:shd w:fill="E8EDF3" w:color="auto" w:val="clear"/>
-            <w:tcMar>
-              <w:top w:type="dxa" w:w="60"/>
-              <w:left w:type="dxa" w:w="100"/>
-              <w:bottom w:type="dxa" w:w="60"/>
-              <w:right w:type="dxa" w:w="100"/>
-            </w:tcMar>
-          </w:tcPr>
-          <w:p>
-            <w:pPr>
-              <w:jc w:val="left"/>
-            </w:pPr>
-            <w:r>
-              <w:rPr>
-                <w:rFonts w:ascii="Arial" w:cs="Arial" w:eastAsia="Arial" w:hAnsi="Arial"/>
-                <w:b/>
-                <w:bCs/>
-                <w:sz w:val="19"/>
-                <w:szCs w:val="19"/>
-              </w:rPr>
-              <w:t xml:space="preserve">CNPJ/CAPJ</w:t>
-            </w:r>
-          </w:p>
-        </w:tc>
-        <w:tc>
-          <w:tcPr>
-            <w:tcW w:type="dxa" w:w="2819"/>
-            <w:tcBorders>
-              <w:top w:val="single" w:color="9AA8B8" w:sz="4"/>
-              <w:left w:val="single" w:color="9AA8B8" w:sz="4"/>
-              <w:bottom w:val="single" w:color="9AA8B8" w:sz="4"/>
-              <w:right w:val="single" w:color="9AA8B8" w:sz="4"/>
-            </w:tcBorders>
-            <w:tcMar>
-              <w:top w:type="dxa" w:w="60"/>
-              <w:left w:type="dxa" w:w="100"/>
-              <w:bottom w:type="dxa" w:w="60"/>
-              <w:right w:type="dxa" w:w="100"/>
+              <w:top w:type="dxa" w:w="40"/>
+              <w:left w:type="dxa" w:w="90"/>
+              <w:bottom w:type="dxa" w:w="40"/>
+              <w:right w:type="dxa" w:w="90"/>
             </w:tcMar>
           </w:tcPr>
           <w:p>
@@ -2977,10 +2977,75 @@
             </w:tcBorders>
             <w:shd w:fill="E8EDF3" w:color="auto" w:val="clear"/>
             <w:tcMar>
-              <w:top w:type="dxa" w:w="60"/>
-              <w:left w:type="dxa" w:w="100"/>
-              <w:bottom w:type="dxa" w:w="60"/>
-              <w:right w:type="dxa" w:w="100"/>
+              <w:top w:type="dxa" w:w="40"/>
+              <w:left w:type="dxa" w:w="90"/>
+              <w:bottom w:type="dxa" w:w="40"/>
+              <w:right w:type="dxa" w:w="90"/>
+            </w:tcMar>
+          </w:tcPr>
+          <w:p>
+            <w:pPr>
+              <w:jc w:val="left"/>
+            </w:pPr>
+            <w:r>
+              <w:rPr>
+                <w:rFonts w:ascii="Arial" w:cs="Arial" w:eastAsia="Arial" w:hAnsi="Arial"/>
+                <w:b/>
+                <w:bCs/>
+                <w:sz w:val="19"/>
+                <w:szCs w:val="19"/>
+              </w:rPr>
+              <w:t xml:space="preserve">CNPJ/CAPJ</w:t>
+            </w:r>
+          </w:p>
+        </w:tc>
+        <w:tc>
+          <w:tcPr>
+            <w:tcW w:type="dxa" w:w="2819"/>
+            <w:tcBorders>
+              <w:top w:val="single" w:color="9AA8B8" w:sz="4"/>
+              <w:left w:val="single" w:color="9AA8B8" w:sz="4"/>
+              <w:bottom w:val="single" w:color="9AA8B8" w:sz="4"/>
+              <w:right w:val="single" w:color="9AA8B8" w:sz="4"/>
+            </w:tcBorders>
+            <w:tcMar>
+              <w:top w:type="dxa" w:w="40"/>
+              <w:left w:type="dxa" w:w="90"/>
+              <w:bottom w:type="dxa" w:w="40"/>
+              <w:right w:type="dxa" w:w="90"/>
+            </w:tcMar>
+          </w:tcPr>
+          <w:p>
+            <w:pPr>
+              <w:jc w:val="left"/>
+            </w:pPr>
+            <w:r>
+              <w:rPr>
+                <w:rFonts w:ascii="Arial" w:cs="Arial" w:eastAsia="Arial" w:hAnsi="Arial"/>
+                <w:b w:val="false"/>
+                <w:bCs w:val="false"/>
+                <w:sz w:val="19"/>
+                <w:szCs w:val="19"/>
+              </w:rPr>
+              <w:t xml:space="preserve">X</w:t>
+            </w:r>
+          </w:p>
+        </w:tc>
+        <w:tc>
+          <w:tcPr>
+            <w:tcW w:type="dxa" w:w="2000"/>
+            <w:tcBorders>
+              <w:top w:val="single" w:color="9AA8B8" w:sz="4"/>
+              <w:left w:val="single" w:color="9AA8B8" w:sz="4"/>
+              <w:bottom w:val="single" w:color="9AA8B8" w:sz="4"/>
+              <w:right w:val="single" w:color="9AA8B8" w:sz="4"/>
+            </w:tcBorders>
+            <w:shd w:fill="E8EDF3" w:color="auto" w:val="clear"/>
+            <w:tcMar>
+              <w:top w:type="dxa" w:w="40"/>
+              <w:left w:type="dxa" w:w="90"/>
+              <w:bottom w:type="dxa" w:w="40"/>
+              <w:right w:type="dxa" w:w="90"/>
             </w:tcMar>
           </w:tcPr>
           <w:p>
@@ -3009,75 +3074,10 @@
               <w:right w:val="single" w:color="9AA8B8" w:sz="4"/>
             </w:tcBorders>
             <w:tcMar>
-              <w:top w:type="dxa" w:w="60"/>
-              <w:left w:type="dxa" w:w="100"/>
-              <w:bottom w:type="dxa" w:w="60"/>
-              <w:right w:type="dxa" w:w="100"/>
-            </w:tcMar>
-          </w:tcPr>
-          <w:p>
-            <w:pPr>
-              <w:jc w:val="left"/>
-            </w:pPr>
-            <w:r>
-              <w:rPr>
-                <w:rFonts w:ascii="Arial" w:cs="Arial" w:eastAsia="Arial" w:hAnsi="Arial"/>
-                <w:b w:val="false"/>
-                <w:bCs w:val="false"/>
-                <w:sz w:val="19"/>
-                <w:szCs w:val="19"/>
-              </w:rPr>
-              <w:t xml:space="preserve">N</w:t>
-            </w:r>
-          </w:p>
-        </w:tc>
-        <w:tc>
-          <w:tcPr>
-            <w:tcW w:type="dxa" w:w="2000"/>
-            <w:tcBorders>
-              <w:top w:val="single" w:color="9AA8B8" w:sz="4"/>
-              <w:left w:val="single" w:color="9AA8B8" w:sz="4"/>
-              <w:bottom w:val="single" w:color="9AA8B8" w:sz="4"/>
-              <w:right w:val="single" w:color="9AA8B8" w:sz="4"/>
-            </w:tcBorders>
-            <w:shd w:fill="E8EDF3" w:color="auto" w:val="clear"/>
-            <w:tcMar>
-              <w:top w:type="dxa" w:w="60"/>
-              <w:left w:type="dxa" w:w="100"/>
-              <w:bottom w:type="dxa" w:w="60"/>
-              <w:right w:type="dxa" w:w="100"/>
-            </w:tcMar>
-          </w:tcPr>
-          <w:p>
-            <w:pPr>
-              <w:jc w:val="left"/>
-            </w:pPr>
-            <w:r>
-              <w:rPr>
-                <w:rFonts w:ascii="Arial" w:cs="Arial" w:eastAsia="Arial" w:hAnsi="Arial"/>
-                <w:b/>
-                <w:bCs/>
-                <w:sz w:val="19"/>
-                <w:szCs w:val="19"/>
-              </w:rPr>
-              <w:t xml:space="preserve">Ressarcimento</w:t>
-            </w:r>
-          </w:p>
-        </w:tc>
-        <w:tc>
-          <w:tcPr>
-            <w:tcW w:type="dxa" w:w="2819"/>
-            <w:tcBorders>
-              <w:top w:val="single" w:color="9AA8B8" w:sz="4"/>
-              <w:left w:val="single" w:color="9AA8B8" w:sz="4"/>
-              <w:bottom w:val="single" w:color="9AA8B8" w:sz="4"/>
-              <w:right w:val="single" w:color="9AA8B8" w:sz="4"/>
-            </w:tcBorders>
-            <w:tcMar>
-              <w:top w:type="dxa" w:w="60"/>
-              <w:left w:type="dxa" w:w="100"/>
-              <w:bottom w:type="dxa" w:w="60"/>
-              <w:right w:type="dxa" w:w="100"/>
+              <w:top w:type="dxa" w:w="40"/>
+              <w:left w:type="dxa" w:w="90"/>
+              <w:bottom w:type="dxa" w:w="40"/>
+              <w:right w:type="dxa" w:w="90"/>
             </w:tcMar>
           </w:tcPr>
           <w:p>
@@ -3109,10 +3109,75 @@
             </w:tcBorders>
             <w:shd w:fill="E8EDF3" w:color="auto" w:val="clear"/>
             <w:tcMar>
-              <w:top w:type="dxa" w:w="60"/>
-              <w:left w:type="dxa" w:w="100"/>
-              <w:bottom w:type="dxa" w:w="60"/>
-              <w:right w:type="dxa" w:w="100"/>
+              <w:top w:type="dxa" w:w="40"/>
+              <w:left w:type="dxa" w:w="90"/>
+              <w:bottom w:type="dxa" w:w="40"/>
+              <w:right w:type="dxa" w:w="90"/>
+            </w:tcMar>
+          </w:tcPr>
+          <w:p>
+            <w:pPr>
+              <w:jc w:val="left"/>
+            </w:pPr>
+            <w:r>
+              <w:rPr>
+                <w:rFonts w:ascii="Arial" w:cs="Arial" w:eastAsia="Arial" w:hAnsi="Arial"/>
+                <w:b/>
+                <w:bCs/>
+                <w:sz w:val="19"/>
+                <w:szCs w:val="19"/>
+              </w:rPr>
+              <w:t xml:space="preserve">Ressarcimento</w:t>
+            </w:r>
+          </w:p>
+        </w:tc>
+        <w:tc>
+          <w:tcPr>
+            <w:tcW w:type="dxa" w:w="2819"/>
+            <w:tcBorders>
+              <w:top w:val="single" w:color="9AA8B8" w:sz="4"/>
+              <w:left w:val="single" w:color="9AA8B8" w:sz="4"/>
+              <w:bottom w:val="single" w:color="9AA8B8" w:sz="4"/>
+              <w:right w:val="single" w:color="9AA8B8" w:sz="4"/>
+            </w:tcBorders>
+            <w:tcMar>
+              <w:top w:type="dxa" w:w="40"/>
+              <w:left w:type="dxa" w:w="90"/>
+              <w:bottom w:type="dxa" w:w="40"/>
+              <w:right w:type="dxa" w:w="90"/>
+            </w:tcMar>
+          </w:tcPr>
+          <w:p>
+            <w:pPr>
+              <w:jc w:val="left"/>
+            </w:pPr>
+            <w:r>
+              <w:rPr>
+                <w:rFonts w:ascii="Arial" w:cs="Arial" w:eastAsia="Arial" w:hAnsi="Arial"/>
+                <w:b w:val="false"/>
+                <w:bCs w:val="false"/>
+                <w:sz w:val="19"/>
+                <w:szCs w:val="19"/>
+              </w:rPr>
+              <w:t xml:space="preserve">N</w:t>
+            </w:r>
+          </w:p>
+        </w:tc>
+        <w:tc>
+          <w:tcPr>
+            <w:tcW w:type="dxa" w:w="2000"/>
+            <w:tcBorders>
+              <w:top w:val="single" w:color="9AA8B8" w:sz="4"/>
+              <w:left w:val="single" w:color="9AA8B8" w:sz="4"/>
+              <w:bottom w:val="single" w:color="9AA8B8" w:sz="4"/>
+              <w:right w:val="single" w:color="9AA8B8" w:sz="4"/>
+            </w:tcBorders>
+            <w:shd w:fill="E8EDF3" w:color="auto" w:val="clear"/>
+            <w:tcMar>
+              <w:top w:type="dxa" w:w="40"/>
+              <w:left w:type="dxa" w:w="90"/>
+              <w:bottom w:type="dxa" w:w="40"/>
+              <w:right w:type="dxa" w:w="90"/>
             </w:tcMar>
           </w:tcPr>
           <w:p>
@@ -3141,10 +3206,10 @@
               <w:right w:val="single" w:color="9AA8B8" w:sz="4"/>
             </w:tcBorders>
             <w:tcMar>
-              <w:top w:type="dxa" w:w="60"/>
-              <w:left w:type="dxa" w:w="100"/>
-              <w:bottom w:type="dxa" w:w="60"/>
-              <w:right w:type="dxa" w:w="100"/>
+              <w:top w:type="dxa" w:w="40"/>
+              <w:left w:type="dxa" w:w="90"/>
+              <w:bottom w:type="dxa" w:w="40"/>
+              <w:right w:type="dxa" w:w="90"/>
             </w:tcMar>
           </w:tcPr>
           <w:p>
@@ -3160,71 +3225,6 @@
                 <w:szCs w:val="19"/>
               </w:rPr>
               <w:t xml:space="preserve">N</w:t>
-            </w:r>
-          </w:p>
-        </w:tc>
-        <w:tc>
-          <w:tcPr>
-            <w:tcW w:type="dxa" w:w="2000"/>
-            <w:tcBorders>
-              <w:top w:val="single" w:color="9AA8B8" w:sz="4"/>
-              <w:left w:val="single" w:color="9AA8B8" w:sz="4"/>
-              <w:bottom w:val="single" w:color="9AA8B8" w:sz="4"/>
-              <w:right w:val="single" w:color="9AA8B8" w:sz="4"/>
-            </w:tcBorders>
-            <w:shd w:fill="E8EDF3" w:color="auto" w:val="clear"/>
-            <w:tcMar>
-              <w:top w:type="dxa" w:w="60"/>
-              <w:left w:type="dxa" w:w="100"/>
-              <w:bottom w:type="dxa" w:w="60"/>
-              <w:right w:type="dxa" w:w="100"/>
-            </w:tcMar>
-          </w:tcPr>
-          <w:p>
-            <w:pPr>
-              <w:jc w:val="left"/>
-            </w:pPr>
-            <w:r>
-              <w:rPr>
-                <w:rFonts w:ascii="Arial" w:cs="Arial" w:eastAsia="Arial" w:hAnsi="Arial"/>
-                <w:b/>
-                <w:bCs/>
-                <w:sz w:val="19"/>
-                <w:szCs w:val="19"/>
-              </w:rPr>
-              <w:t xml:space="preserve">Contrato Saída SIAD</w:t>
-            </w:r>
-          </w:p>
-        </w:tc>
-        <w:tc>
-          <w:tcPr>
-            <w:tcW w:type="dxa" w:w="2819"/>
-            <w:tcBorders>
-              <w:top w:val="single" w:color="9AA8B8" w:sz="4"/>
-              <w:left w:val="single" w:color="9AA8B8" w:sz="4"/>
-              <w:bottom w:val="single" w:color="9AA8B8" w:sz="4"/>
-              <w:right w:val="single" w:color="9AA8B8" w:sz="4"/>
-            </w:tcBorders>
-            <w:tcMar>
-              <w:top w:type="dxa" w:w="60"/>
-              <w:left w:type="dxa" w:w="100"/>
-              <w:bottom w:type="dxa" w:w="60"/>
-              <w:right w:type="dxa" w:w="100"/>
-            </w:tcMar>
-          </w:tcPr>
-          <w:p>
-            <w:pPr>
-              <w:jc w:val="left"/>
-            </w:pPr>
-            <w:r>
-              <w:rPr>
-                <w:rFonts w:ascii="Arial" w:cs="Arial" w:eastAsia="Arial" w:hAnsi="Arial"/>
-                <w:b w:val="false"/>
-                <w:bCs w:val="false"/>
-                <w:sz w:val="19"/>
-                <w:szCs w:val="19"/>
-              </w:rPr>
-              <w:t xml:space="preserve">S</w:t>
             </w:r>
           </w:p>
         </w:tc>
@@ -3241,10 +3241,75 @@
             </w:tcBorders>
             <w:shd w:fill="E8EDF3" w:color="auto" w:val="clear"/>
             <w:tcMar>
-              <w:top w:type="dxa" w:w="60"/>
-              <w:left w:type="dxa" w:w="100"/>
-              <w:bottom w:type="dxa" w:w="60"/>
-              <w:right w:type="dxa" w:w="100"/>
+              <w:top w:type="dxa" w:w="40"/>
+              <w:left w:type="dxa" w:w="90"/>
+              <w:bottom w:type="dxa" w:w="40"/>
+              <w:right w:type="dxa" w:w="90"/>
+            </w:tcMar>
+          </w:tcPr>
+          <w:p>
+            <w:pPr>
+              <w:jc w:val="left"/>
+            </w:pPr>
+            <w:r>
+              <w:rPr>
+                <w:rFonts w:ascii="Arial" w:cs="Arial" w:eastAsia="Arial" w:hAnsi="Arial"/>
+                <w:b/>
+                <w:bCs/>
+                <w:sz w:val="19"/>
+                <w:szCs w:val="19"/>
+              </w:rPr>
+              <w:t xml:space="preserve">Contrato Saída SIAD</w:t>
+            </w:r>
+          </w:p>
+        </w:tc>
+        <w:tc>
+          <w:tcPr>
+            <w:tcW w:type="dxa" w:w="2819"/>
+            <w:tcBorders>
+              <w:top w:val="single" w:color="9AA8B8" w:sz="4"/>
+              <w:left w:val="single" w:color="9AA8B8" w:sz="4"/>
+              <w:bottom w:val="single" w:color="9AA8B8" w:sz="4"/>
+              <w:right w:val="single" w:color="9AA8B8" w:sz="4"/>
+            </w:tcBorders>
+            <w:tcMar>
+              <w:top w:type="dxa" w:w="40"/>
+              <w:left w:type="dxa" w:w="90"/>
+              <w:bottom w:type="dxa" w:w="40"/>
+              <w:right w:type="dxa" w:w="90"/>
+            </w:tcMar>
+          </w:tcPr>
+          <w:p>
+            <w:pPr>
+              <w:jc w:val="left"/>
+            </w:pPr>
+            <w:r>
+              <w:rPr>
+                <w:rFonts w:ascii="Arial" w:cs="Arial" w:eastAsia="Arial" w:hAnsi="Arial"/>
+                <w:b w:val="false"/>
+                <w:bCs w:val="false"/>
+                <w:sz w:val="19"/>
+                <w:szCs w:val="19"/>
+              </w:rPr>
+              <w:t xml:space="preserve">S</w:t>
+            </w:r>
+          </w:p>
+        </w:tc>
+        <w:tc>
+          <w:tcPr>
+            <w:tcW w:type="dxa" w:w="2000"/>
+            <w:tcBorders>
+              <w:top w:val="single" w:color="9AA8B8" w:sz="4"/>
+              <w:left w:val="single" w:color="9AA8B8" w:sz="4"/>
+              <w:bottom w:val="single" w:color="9AA8B8" w:sz="4"/>
+              <w:right w:val="single" w:color="9AA8B8" w:sz="4"/>
+            </w:tcBorders>
+            <w:shd w:fill="E8EDF3" w:color="auto" w:val="clear"/>
+            <w:tcMar>
+              <w:top w:type="dxa" w:w="40"/>
+              <w:left w:type="dxa" w:w="90"/>
+              <w:bottom w:type="dxa" w:w="40"/>
+              <w:right w:type="dxa" w:w="90"/>
             </w:tcMar>
           </w:tcPr>
           <w:p>
@@ -3265,19 +3330,18 @@
         </w:tc>
         <w:tc>
           <w:tcPr>
-            <w:tcW w:type="dxa" w:w="7638"/>
-            <w:gridSpan w:val="3"/>
-            <w:tcBorders>
-              <w:top w:val="single" w:color="9AA8B8" w:sz="4"/>
-              <w:left w:val="single" w:color="9AA8B8" w:sz="4"/>
-              <w:bottom w:val="single" w:color="9AA8B8" w:sz="4"/>
-              <w:right w:val="single" w:color="9AA8B8" w:sz="4"/>
-            </w:tcBorders>
-            <w:tcMar>
-              <w:top w:type="dxa" w:w="60"/>
-              <w:left w:type="dxa" w:w="100"/>
-              <w:bottom w:type="dxa" w:w="60"/>
-              <w:right w:type="dxa" w:w="100"/>
+            <w:tcW w:type="dxa" w:w="2819"/>
+            <w:tcBorders>
+              <w:top w:val="single" w:color="9AA8B8" w:sz="4"/>
+              <w:left w:val="single" w:color="9AA8B8" w:sz="4"/>
+              <w:bottom w:val="single" w:color="9AA8B8" w:sz="4"/>
+              <w:right w:val="single" w:color="9AA8B8" w:sz="4"/>
+            </w:tcBorders>
+            <w:tcMar>
+              <w:top w:type="dxa" w:w="40"/>
+              <w:left w:type="dxa" w:w="90"/>
+              <w:bottom w:type="dxa" w:w="40"/>
+              <w:right w:type="dxa" w:w="90"/>
             </w:tcMar>
           </w:tcPr>
           <w:p>
@@ -3358,10 +3422,10 @@
             </w:tcBorders>
             <w:shd w:fill="1F3A5F" w:color="auto" w:val="clear"/>
             <w:tcMar>
-              <w:top w:type="dxa" w:w="60"/>
-              <w:left w:type="dxa" w:w="100"/>
-              <w:bottom w:type="dxa" w:w="60"/>
-              <w:right w:type="dxa" w:w="100"/>
+              <w:top w:type="dxa" w:w="40"/>
+              <w:left w:type="dxa" w:w="90"/>
+              <w:bottom w:type="dxa" w:w="40"/>
+              <w:right w:type="dxa" w:w="90"/>
             </w:tcMar>
           </w:tcPr>
           <w:p>
@@ -3439,7 +3503,7 @@
           <w:sz w:val="19"/>
           <w:szCs w:val="19"/>
         </w:rPr>
-        <w:t xml:space="preserve">Serviço com cessão de mão de obra: na liquidação incidem IRRF (4,8%), ISSQN (5%) e INSS (11%).</w:t>
+        <w:t xml:space="preserve">Serviço com cessão de mão de obra: incidem INSS (11%) e ISSQN (5%) na liquidação e IRRF (4,8%) no pagamento.</w:t>
       </w:r>
     </w:p>
     <w:p>
@@ -3457,7 +3521,7 @@
           <w:sz w:val="19"/>
           <w:szCs w:val="19"/>
         </w:rPr>
-        <w:t xml:space="preserve">Tela de eventos de retenção: 1 em CONTRIBUIÇÃO/RETENÇÃO/DESCONTOS PREVIDENCIÁRIOS (INSS) e 1 em OUTRAS RETENÇÕES (ISS). O IRRF não tem linha: o sistema aplica sozinho, código 6256.</w:t>
+        <w:t xml:space="preserve">Liquidação: Retenção S; eventos 1 em PREVIDENCIÁRIOS (INSS) e 1 em OUTRAS RETENÇÕES (ISS); no detalhamento, informe o CNPJ do credor de cada retenção e o valor. O IRRF é retido no pagamento: na OP, IRRF S e código 6256.</w:t>
       </w:r>
     </w:p>
     <w:p>
@@ -3492,10 +3556,10 @@
             </w:tcBorders>
             <w:shd w:fill="1F3A5F" w:color="auto" w:val="clear"/>
             <w:tcMar>
-              <w:top w:type="dxa" w:w="60"/>
-              <w:left w:type="dxa" w:w="100"/>
-              <w:bottom w:type="dxa" w:w="60"/>
-              <w:right w:type="dxa" w:w="100"/>
+              <w:top w:type="dxa" w:w="40"/>
+              <w:left w:type="dxa" w:w="90"/>
+              <w:bottom w:type="dxa" w:w="40"/>
+              <w:right w:type="dxa" w:w="90"/>
             </w:tcMar>
           </w:tcPr>
           <w:p>
@@ -3547,10 +3611,10 @@
             </w:tcBorders>
             <w:shd w:fill="E8EDF3" w:color="auto" w:val="clear"/>
             <w:tcMar>
-              <w:top w:type="dxa" w:w="60"/>
-              <w:left w:type="dxa" w:w="100"/>
-              <w:bottom w:type="dxa" w:w="60"/>
-              <w:right w:type="dxa" w:w="100"/>
+              <w:top w:type="dxa" w:w="40"/>
+              <w:left w:type="dxa" w:w="90"/>
+              <w:bottom w:type="dxa" w:w="40"/>
+              <w:right w:type="dxa" w:w="90"/>
             </w:tcMar>
           </w:tcPr>
           <w:p>
@@ -3579,10 +3643,10 @@
               <w:right w:val="single" w:color="9AA8B8" w:sz="4"/>
             </w:tcBorders>
             <w:tcMar>
-              <w:top w:type="dxa" w:w="60"/>
-              <w:left w:type="dxa" w:w="100"/>
-              <w:bottom w:type="dxa" w:w="60"/>
-              <w:right w:type="dxa" w:w="100"/>
+              <w:top w:type="dxa" w:w="40"/>
+              <w:left w:type="dxa" w:w="90"/>
+              <w:bottom w:type="dxa" w:w="40"/>
+              <w:right w:type="dxa" w:w="90"/>
             </w:tcMar>
           </w:tcPr>
           <w:p>
@@ -3612,10 +3676,10 @@
             </w:tcBorders>
             <w:shd w:fill="E8EDF3" w:color="auto" w:val="clear"/>
             <w:tcMar>
-              <w:top w:type="dxa" w:w="60"/>
-              <w:left w:type="dxa" w:w="100"/>
-              <w:bottom w:type="dxa" w:w="60"/>
-              <w:right w:type="dxa" w:w="100"/>
+              <w:top w:type="dxa" w:w="40"/>
+              <w:left w:type="dxa" w:w="90"/>
+              <w:bottom w:type="dxa" w:w="40"/>
+              <w:right w:type="dxa" w:w="90"/>
             </w:tcMar>
           </w:tcPr>
           <w:p>
@@ -3644,10 +3708,10 @@
               <w:right w:val="single" w:color="9AA8B8" w:sz="4"/>
             </w:tcBorders>
             <w:tcMar>
-              <w:top w:type="dxa" w:w="60"/>
-              <w:left w:type="dxa" w:w="100"/>
-              <w:bottom w:type="dxa" w:w="60"/>
-              <w:right w:type="dxa" w:w="100"/>
+              <w:top w:type="dxa" w:w="40"/>
+              <w:left w:type="dxa" w:w="90"/>
+              <w:bottom w:type="dxa" w:w="40"/>
+              <w:right w:type="dxa" w:w="90"/>
             </w:tcMar>
           </w:tcPr>
           <w:p>
@@ -3679,10 +3743,10 @@
             </w:tcBorders>
             <w:shd w:fill="E8EDF3" w:color="auto" w:val="clear"/>
             <w:tcMar>
-              <w:top w:type="dxa" w:w="60"/>
-              <w:left w:type="dxa" w:w="100"/>
-              <w:bottom w:type="dxa" w:w="60"/>
-              <w:right w:type="dxa" w:w="100"/>
+              <w:top w:type="dxa" w:w="40"/>
+              <w:left w:type="dxa" w:w="90"/>
+              <w:bottom w:type="dxa" w:w="40"/>
+              <w:right w:type="dxa" w:w="90"/>
             </w:tcMar>
           </w:tcPr>
           <w:p>
@@ -3711,10 +3775,10 @@
               <w:right w:val="single" w:color="9AA8B8" w:sz="4"/>
             </w:tcBorders>
             <w:tcMar>
-              <w:top w:type="dxa" w:w="60"/>
-              <w:left w:type="dxa" w:w="100"/>
-              <w:bottom w:type="dxa" w:w="60"/>
-              <w:right w:type="dxa" w:w="100"/>
+              <w:top w:type="dxa" w:w="40"/>
+              <w:left w:type="dxa" w:w="90"/>
+              <w:bottom w:type="dxa" w:w="40"/>
+              <w:right w:type="dxa" w:w="90"/>
             </w:tcMar>
           </w:tcPr>
           <w:p>
@@ -3744,10 +3808,10 @@
             </w:tcBorders>
             <w:shd w:fill="E8EDF3" w:color="auto" w:val="clear"/>
             <w:tcMar>
-              <w:top w:type="dxa" w:w="60"/>
-              <w:left w:type="dxa" w:w="100"/>
-              <w:bottom w:type="dxa" w:w="60"/>
-              <w:right w:type="dxa" w:w="100"/>
+              <w:top w:type="dxa" w:w="40"/>
+              <w:left w:type="dxa" w:w="90"/>
+              <w:bottom w:type="dxa" w:w="40"/>
+              <w:right w:type="dxa" w:w="90"/>
             </w:tcMar>
           </w:tcPr>
           <w:p>
@@ -3776,10 +3840,10 @@
               <w:right w:val="single" w:color="9AA8B8" w:sz="4"/>
             </w:tcBorders>
             <w:tcMar>
-              <w:top w:type="dxa" w:w="60"/>
-              <w:left w:type="dxa" w:w="100"/>
-              <w:bottom w:type="dxa" w:w="60"/>
-              <w:right w:type="dxa" w:w="100"/>
+              <w:top w:type="dxa" w:w="40"/>
+              <w:left w:type="dxa" w:w="90"/>
+              <w:bottom w:type="dxa" w:w="40"/>
+              <w:right w:type="dxa" w:w="90"/>
             </w:tcMar>
           </w:tcPr>
           <w:p>
@@ -3811,10 +3875,10 @@
             </w:tcBorders>
             <w:shd w:fill="E8EDF3" w:color="auto" w:val="clear"/>
             <w:tcMar>
-              <w:top w:type="dxa" w:w="60"/>
-              <w:left w:type="dxa" w:w="100"/>
-              <w:bottom w:type="dxa" w:w="60"/>
-              <w:right w:type="dxa" w:w="100"/>
+              <w:top w:type="dxa" w:w="40"/>
+              <w:left w:type="dxa" w:w="90"/>
+              <w:bottom w:type="dxa" w:w="40"/>
+              <w:right w:type="dxa" w:w="90"/>
             </w:tcMar>
           </w:tcPr>
           <w:p>
@@ -3843,10 +3907,10 @@
               <w:right w:val="single" w:color="9AA8B8" w:sz="4"/>
             </w:tcBorders>
             <w:tcMar>
-              <w:top w:type="dxa" w:w="60"/>
-              <w:left w:type="dxa" w:w="100"/>
-              <w:bottom w:type="dxa" w:w="60"/>
-              <w:right w:type="dxa" w:w="100"/>
+              <w:top w:type="dxa" w:w="40"/>
+              <w:left w:type="dxa" w:w="90"/>
+              <w:bottom w:type="dxa" w:w="40"/>
+              <w:right w:type="dxa" w:w="90"/>
             </w:tcMar>
           </w:tcPr>
           <w:p>
@@ -3876,10 +3940,10 @@
             </w:tcBorders>
             <w:shd w:fill="E8EDF3" w:color="auto" w:val="clear"/>
             <w:tcMar>
-              <w:top w:type="dxa" w:w="60"/>
-              <w:left w:type="dxa" w:w="100"/>
-              <w:bottom w:type="dxa" w:w="60"/>
-              <w:right w:type="dxa" w:w="100"/>
+              <w:top w:type="dxa" w:w="40"/>
+              <w:left w:type="dxa" w:w="90"/>
+              <w:bottom w:type="dxa" w:w="40"/>
+              <w:right w:type="dxa" w:w="90"/>
             </w:tcMar>
           </w:tcPr>
           <w:p>
@@ -3908,10 +3972,10 @@
               <w:right w:val="single" w:color="9AA8B8" w:sz="4"/>
             </w:tcBorders>
             <w:tcMar>
-              <w:top w:type="dxa" w:w="60"/>
-              <w:left w:type="dxa" w:w="100"/>
-              <w:bottom w:type="dxa" w:w="60"/>
-              <w:right w:type="dxa" w:w="100"/>
+              <w:top w:type="dxa" w:w="40"/>
+              <w:left w:type="dxa" w:w="90"/>
+              <w:bottom w:type="dxa" w:w="40"/>
+              <w:right w:type="dxa" w:w="90"/>
             </w:tcMar>
           </w:tcPr>
           <w:p>
@@ -3943,10 +4007,10 @@
             </w:tcBorders>
             <w:shd w:fill="E8EDF3" w:color="auto" w:val="clear"/>
             <w:tcMar>
-              <w:top w:type="dxa" w:w="60"/>
-              <w:left w:type="dxa" w:w="100"/>
-              <w:bottom w:type="dxa" w:w="60"/>
-              <w:right w:type="dxa" w:w="100"/>
+              <w:top w:type="dxa" w:w="40"/>
+              <w:left w:type="dxa" w:w="90"/>
+              <w:bottom w:type="dxa" w:w="40"/>
+              <w:right w:type="dxa" w:w="90"/>
             </w:tcMar>
           </w:tcPr>
           <w:p>
@@ -3975,10 +4039,10 @@
               <w:right w:val="single" w:color="9AA8B8" w:sz="4"/>
             </w:tcBorders>
             <w:tcMar>
-              <w:top w:type="dxa" w:w="60"/>
-              <w:left w:type="dxa" w:w="100"/>
-              <w:bottom w:type="dxa" w:w="60"/>
-              <w:right w:type="dxa" w:w="100"/>
+              <w:top w:type="dxa" w:w="40"/>
+              <w:left w:type="dxa" w:w="90"/>
+              <w:bottom w:type="dxa" w:w="40"/>
+              <w:right w:type="dxa" w:w="90"/>
             </w:tcMar>
           </w:tcPr>
           <w:p>
@@ -4008,10 +4072,10 @@
             </w:tcBorders>
             <w:shd w:fill="E8EDF3" w:color="auto" w:val="clear"/>
             <w:tcMar>
-              <w:top w:type="dxa" w:w="60"/>
-              <w:left w:type="dxa" w:w="100"/>
-              <w:bottom w:type="dxa" w:w="60"/>
-              <w:right w:type="dxa" w:w="100"/>
+              <w:top w:type="dxa" w:w="40"/>
+              <w:left w:type="dxa" w:w="90"/>
+              <w:bottom w:type="dxa" w:w="40"/>
+              <w:right w:type="dxa" w:w="90"/>
             </w:tcMar>
           </w:tcPr>
           <w:p>
@@ -4040,10 +4104,10 @@
               <w:right w:val="single" w:color="9AA8B8" w:sz="4"/>
             </w:tcBorders>
             <w:tcMar>
-              <w:top w:type="dxa" w:w="60"/>
-              <w:left w:type="dxa" w:w="100"/>
-              <w:bottom w:type="dxa" w:w="60"/>
-              <w:right w:type="dxa" w:w="100"/>
+              <w:top w:type="dxa" w:w="40"/>
+              <w:left w:type="dxa" w:w="90"/>
+              <w:bottom w:type="dxa" w:w="40"/>
+              <w:right w:type="dxa" w:w="90"/>
             </w:tcMar>
           </w:tcPr>
           <w:p>
@@ -4059,6 +4123,338 @@
                 <w:szCs w:val="19"/>
               </w:rPr>
               <w:t xml:space="preserve">S</w:t>
+            </w:r>
+          </w:p>
+        </w:tc>
+      </w:tr>
+      <w:tr>
+        <w:tc>
+          <w:tcPr>
+            <w:tcW w:type="dxa" w:w="2000"/>
+            <w:tcBorders>
+              <w:top w:val="single" w:color="9AA8B8" w:sz="4"/>
+              <w:left w:val="single" w:color="9AA8B8" w:sz="4"/>
+              <w:bottom w:val="single" w:color="9AA8B8" w:sz="4"/>
+              <w:right w:val="single" w:color="9AA8B8" w:sz="4"/>
+            </w:tcBorders>
+            <w:shd w:fill="E8EDF3" w:color="auto" w:val="clear"/>
+            <w:tcMar>
+              <w:top w:type="dxa" w:w="40"/>
+              <w:left w:type="dxa" w:w="90"/>
+              <w:bottom w:type="dxa" w:w="40"/>
+              <w:right w:type="dxa" w:w="90"/>
+            </w:tcMar>
+          </w:tcPr>
+          <w:p>
+            <w:pPr>
+              <w:jc w:val="left"/>
+            </w:pPr>
+            <w:r>
+              <w:rPr>
+                <w:rFonts w:ascii="Arial" w:cs="Arial" w:eastAsia="Arial" w:hAnsi="Arial"/>
+                <w:b/>
+                <w:bCs/>
+                <w:sz w:val="19"/>
+                <w:szCs w:val="19"/>
+              </w:rPr>
+              <w:t xml:space="preserve">Conformidade de liquidação</w:t>
+            </w:r>
+          </w:p>
+        </w:tc>
+        <w:tc>
+          <w:tcPr>
+            <w:tcW w:type="dxa" w:w="2819"/>
+            <w:tcBorders>
+              <w:top w:val="single" w:color="9AA8B8" w:sz="4"/>
+              <w:left w:val="single" w:color="9AA8B8" w:sz="4"/>
+              <w:bottom w:val="single" w:color="9AA8B8" w:sz="4"/>
+              <w:right w:val="single" w:color="9AA8B8" w:sz="4"/>
+            </w:tcBorders>
+            <w:tcMar>
+              <w:top w:type="dxa" w:w="40"/>
+              <w:left w:type="dxa" w:w="90"/>
+              <w:bottom w:type="dxa" w:w="40"/>
+              <w:right w:type="dxa" w:w="90"/>
+            </w:tcMar>
+          </w:tcPr>
+          <w:p>
+            <w:pPr>
+              <w:jc w:val="left"/>
+            </w:pPr>
+            <w:r>
+              <w:rPr>
+                <w:rFonts w:ascii="Arial" w:cs="Arial" w:eastAsia="Arial" w:hAnsi="Arial"/>
+                <w:b w:val="false"/>
+                <w:bCs w:val="false"/>
+                <w:sz w:val="19"/>
+                <w:szCs w:val="19"/>
+              </w:rPr>
+              <w:t xml:space="preserve">1250057 501 2026</w:t>
+            </w:r>
+          </w:p>
+        </w:tc>
+        <w:tc>
+          <w:tcPr>
+            <w:tcW w:type="dxa" w:w="2000"/>
+            <w:tcBorders>
+              <w:top w:val="single" w:color="9AA8B8" w:sz="4"/>
+              <w:left w:val="single" w:color="9AA8B8" w:sz="4"/>
+              <w:bottom w:val="single" w:color="9AA8B8" w:sz="4"/>
+              <w:right w:val="single" w:color="9AA8B8" w:sz="4"/>
+            </w:tcBorders>
+            <w:shd w:fill="E8EDF3" w:color="auto" w:val="clear"/>
+            <w:tcMar>
+              <w:top w:type="dxa" w:w="40"/>
+              <w:left w:type="dxa" w:w="90"/>
+              <w:bottom w:type="dxa" w:w="40"/>
+              <w:right w:type="dxa" w:w="90"/>
+            </w:tcMar>
+          </w:tcPr>
+          <w:p>
+            <w:pPr>
+              <w:jc w:val="left"/>
+            </w:pPr>
+            <w:r>
+              <w:rPr>
+                <w:rFonts w:ascii="Arial" w:cs="Arial" w:eastAsia="Arial" w:hAnsi="Arial"/>
+                <w:b/>
+                <w:bCs/>
+                <w:sz w:val="19"/>
+                <w:szCs w:val="19"/>
+              </w:rPr>
+              <w:t xml:space="preserve">Nr. Conf. SIAD</w:t>
+            </w:r>
+          </w:p>
+        </w:tc>
+        <w:tc>
+          <w:tcPr>
+            <w:tcW w:type="dxa" w:w="2819"/>
+            <w:tcBorders>
+              <w:top w:val="single" w:color="9AA8B8" w:sz="4"/>
+              <w:left w:val="single" w:color="9AA8B8" w:sz="4"/>
+              <w:bottom w:val="single" w:color="9AA8B8" w:sz="4"/>
+              <w:right w:val="single" w:color="9AA8B8" w:sz="4"/>
+            </w:tcBorders>
+            <w:tcMar>
+              <w:top w:type="dxa" w:w="40"/>
+              <w:left w:type="dxa" w:w="90"/>
+              <w:bottom w:type="dxa" w:w="40"/>
+              <w:right w:type="dxa" w:w="90"/>
+            </w:tcMar>
+          </w:tcPr>
+          <w:p>
+            <w:pPr>
+              <w:jc w:val="left"/>
+            </w:pPr>
+            <w:r>
+              <w:rPr>
+                <w:rFonts w:ascii="Arial" w:cs="Arial" w:eastAsia="Arial" w:hAnsi="Arial"/>
+                <w:b w:val="false"/>
+                <w:bCs w:val="false"/>
+                <w:sz w:val="19"/>
+                <w:szCs w:val="19"/>
+              </w:rPr>
+              <w:t xml:space="preserve">1</w:t>
+            </w:r>
+          </w:p>
+        </w:tc>
+      </w:tr>
+      <w:tr>
+        <w:tc>
+          <w:tcPr>
+            <w:tcW w:type="dxa" w:w="2000"/>
+            <w:tcBorders>
+              <w:top w:val="single" w:color="9AA8B8" w:sz="4"/>
+              <w:left w:val="single" w:color="9AA8B8" w:sz="4"/>
+              <w:bottom w:val="single" w:color="9AA8B8" w:sz="4"/>
+              <w:right w:val="single" w:color="9AA8B8" w:sz="4"/>
+            </w:tcBorders>
+            <w:shd w:fill="E8EDF3" w:color="auto" w:val="clear"/>
+            <w:tcMar>
+              <w:top w:type="dxa" w:w="40"/>
+              <w:left w:type="dxa" w:w="90"/>
+              <w:bottom w:type="dxa" w:w="40"/>
+              <w:right w:type="dxa" w:w="90"/>
+            </w:tcMar>
+          </w:tcPr>
+          <w:p>
+            <w:pPr>
+              <w:jc w:val="left"/>
+            </w:pPr>
+            <w:r>
+              <w:rPr>
+                <w:rFonts w:ascii="Arial" w:cs="Arial" w:eastAsia="Arial" w:hAnsi="Arial"/>
+                <w:b/>
+                <w:bCs/>
+                <w:sz w:val="19"/>
+                <w:szCs w:val="19"/>
+              </w:rPr>
+              <w:t xml:space="preserve">Competência</w:t>
+            </w:r>
+          </w:p>
+        </w:tc>
+        <w:tc>
+          <w:tcPr>
+            <w:tcW w:type="dxa" w:w="2819"/>
+            <w:tcBorders>
+              <w:top w:val="single" w:color="9AA8B8" w:sz="4"/>
+              <w:left w:val="single" w:color="9AA8B8" w:sz="4"/>
+              <w:bottom w:val="single" w:color="9AA8B8" w:sz="4"/>
+              <w:right w:val="single" w:color="9AA8B8" w:sz="4"/>
+            </w:tcBorders>
+            <w:tcMar>
+              <w:top w:type="dxa" w:w="40"/>
+              <w:left w:type="dxa" w:w="90"/>
+              <w:bottom w:type="dxa" w:w="40"/>
+              <w:right w:type="dxa" w:w="90"/>
+            </w:tcMar>
+          </w:tcPr>
+          <w:p>
+            <w:pPr>
+              <w:jc w:val="left"/>
+            </w:pPr>
+            <w:r>
+              <w:rPr>
+                <w:rFonts w:ascii="Arial" w:cs="Arial" w:eastAsia="Arial" w:hAnsi="Arial"/>
+                <w:b w:val="false"/>
+                <w:bCs w:val="false"/>
+                <w:sz w:val="19"/>
+                <w:szCs w:val="19"/>
+              </w:rPr>
+              <w:t xml:space="preserve">2026 / 10</w:t>
+            </w:r>
+          </w:p>
+        </w:tc>
+        <w:tc>
+          <w:tcPr>
+            <w:tcW w:type="dxa" w:w="2000"/>
+            <w:tcBorders>
+              <w:top w:val="single" w:color="9AA8B8" w:sz="4"/>
+              <w:left w:val="single" w:color="9AA8B8" w:sz="4"/>
+              <w:bottom w:val="single" w:color="9AA8B8" w:sz="4"/>
+              <w:right w:val="single" w:color="9AA8B8" w:sz="4"/>
+            </w:tcBorders>
+            <w:shd w:fill="E8EDF3" w:color="auto" w:val="clear"/>
+            <w:tcMar>
+              <w:top w:type="dxa" w:w="40"/>
+              <w:left w:type="dxa" w:w="90"/>
+              <w:bottom w:type="dxa" w:w="40"/>
+              <w:right w:type="dxa" w:w="90"/>
+            </w:tcMar>
+          </w:tcPr>
+          <w:p>
+            <w:pPr>
+              <w:jc w:val="left"/>
+            </w:pPr>
+            <w:r>
+              <w:rPr>
+                <w:rFonts w:ascii="Arial" w:cs="Arial" w:eastAsia="Arial" w:hAnsi="Arial"/>
+                <w:b/>
+                <w:bCs/>
+                <w:sz w:val="19"/>
+                <w:szCs w:val="19"/>
+              </w:rPr>
+              <w:t xml:space="preserve">Retenção INSS (11%)</w:t>
+            </w:r>
+          </w:p>
+        </w:tc>
+        <w:tc>
+          <w:tcPr>
+            <w:tcW w:type="dxa" w:w="2819"/>
+            <w:tcBorders>
+              <w:top w:val="single" w:color="9AA8B8" w:sz="4"/>
+              <w:left w:val="single" w:color="9AA8B8" w:sz="4"/>
+              <w:bottom w:val="single" w:color="9AA8B8" w:sz="4"/>
+              <w:right w:val="single" w:color="9AA8B8" w:sz="4"/>
+            </w:tcBorders>
+            <w:tcMar>
+              <w:top w:type="dxa" w:w="40"/>
+              <w:left w:type="dxa" w:w="90"/>
+              <w:bottom w:type="dxa" w:w="40"/>
+              <w:right w:type="dxa" w:w="90"/>
+            </w:tcMar>
+          </w:tcPr>
+          <w:p>
+            <w:pPr>
+              <w:jc w:val="left"/>
+            </w:pPr>
+            <w:r>
+              <w:rPr>
+                <w:rFonts w:ascii="Arial" w:cs="Arial" w:eastAsia="Arial" w:hAnsi="Arial"/>
+                <w:b w:val="false"/>
+                <w:bCs w:val="false"/>
+                <w:sz w:val="19"/>
+                <w:szCs w:val="19"/>
+              </w:rPr>
+              <w:t xml:space="preserve">R$ 1.320,00 – credor INSS, CNPJ 29.979.036/0001-40</w:t>
+            </w:r>
+          </w:p>
+        </w:tc>
+      </w:tr>
+      <w:tr>
+        <w:tc>
+          <w:tcPr>
+            <w:tcW w:type="dxa" w:w="2000"/>
+            <w:tcBorders>
+              <w:top w:val="single" w:color="9AA8B8" w:sz="4"/>
+              <w:left w:val="single" w:color="9AA8B8" w:sz="4"/>
+              <w:bottom w:val="single" w:color="9AA8B8" w:sz="4"/>
+              <w:right w:val="single" w:color="9AA8B8" w:sz="4"/>
+            </w:tcBorders>
+            <w:shd w:fill="E8EDF3" w:color="auto" w:val="clear"/>
+            <w:tcMar>
+              <w:top w:type="dxa" w:w="40"/>
+              <w:left w:type="dxa" w:w="90"/>
+              <w:bottom w:type="dxa" w:w="40"/>
+              <w:right w:type="dxa" w:w="90"/>
+            </w:tcMar>
+          </w:tcPr>
+          <w:p>
+            <w:pPr>
+              <w:jc w:val="left"/>
+            </w:pPr>
+            <w:r>
+              <w:rPr>
+                <w:rFonts w:ascii="Arial" w:cs="Arial" w:eastAsia="Arial" w:hAnsi="Arial"/>
+                <w:b/>
+                <w:bCs/>
+                <w:sz w:val="19"/>
+                <w:szCs w:val="19"/>
+              </w:rPr>
+              <w:t xml:space="preserve">Retenção ISS (5%)</w:t>
+            </w:r>
+          </w:p>
+        </w:tc>
+        <w:tc>
+          <w:tcPr>
+            <w:tcW w:type="dxa" w:w="7638"/>
+            <w:gridSpan w:val="3"/>
+            <w:tcBorders>
+              <w:top w:val="single" w:color="9AA8B8" w:sz="4"/>
+              <w:left w:val="single" w:color="9AA8B8" w:sz="4"/>
+              <w:bottom w:val="single" w:color="9AA8B8" w:sz="4"/>
+              <w:right w:val="single" w:color="9AA8B8" w:sz="4"/>
+            </w:tcBorders>
+            <w:tcMar>
+              <w:top w:type="dxa" w:w="40"/>
+              <w:left w:type="dxa" w:w="90"/>
+              <w:bottom w:type="dxa" w:w="40"/>
+              <w:right w:type="dxa" w:w="90"/>
+            </w:tcMar>
+          </w:tcPr>
+          <w:p>
+            <w:pPr>
+              <w:jc w:val="left"/>
+            </w:pPr>
+            <w:r>
+              <w:rPr>
+                <w:rFonts w:ascii="Arial" w:cs="Arial" w:eastAsia="Arial" w:hAnsi="Arial"/>
+                <w:b w:val="false"/>
+                <w:bCs w:val="false"/>
+                <w:sz w:val="19"/>
+                <w:szCs w:val="19"/>
+              </w:rPr>
+              <w:t xml:space="preserve">R$ 600,00 – credor Município de Belo Horizonte, CNPJ 18.715.383/0001-40</w:t>
             </w:r>
           </w:p>
         </w:tc>
@@ -4096,10 +4492,10 @@
             </w:tcBorders>
             <w:shd w:fill="1F3A5F" w:color="auto" w:val="clear"/>
             <w:tcMar>
-              <w:top w:type="dxa" w:w="60"/>
-              <w:left w:type="dxa" w:w="100"/>
-              <w:bottom w:type="dxa" w:w="60"/>
-              <w:right w:type="dxa" w:w="100"/>
+              <w:top w:type="dxa" w:w="40"/>
+              <w:left w:type="dxa" w:w="90"/>
+              <w:bottom w:type="dxa" w:w="40"/>
+              <w:right w:type="dxa" w:w="90"/>
             </w:tcMar>
           </w:tcPr>
           <w:p>
@@ -4151,10 +4547,10 @@
             </w:tcBorders>
             <w:shd w:fill="E8EDF3" w:color="auto" w:val="clear"/>
             <w:tcMar>
-              <w:top w:type="dxa" w:w="60"/>
-              <w:left w:type="dxa" w:w="100"/>
-              <w:bottom w:type="dxa" w:w="60"/>
-              <w:right w:type="dxa" w:w="100"/>
+              <w:top w:type="dxa" w:w="40"/>
+              <w:left w:type="dxa" w:w="90"/>
+              <w:bottom w:type="dxa" w:w="40"/>
+              <w:right w:type="dxa" w:w="90"/>
             </w:tcMar>
           </w:tcPr>
           <w:p>
@@ -4183,10 +4579,10 @@
               <w:right w:val="single" w:color="9AA8B8" w:sz="4"/>
             </w:tcBorders>
             <w:tcMar>
-              <w:top w:type="dxa" w:w="60"/>
-              <w:left w:type="dxa" w:w="100"/>
-              <w:bottom w:type="dxa" w:w="60"/>
-              <w:right w:type="dxa" w:w="100"/>
+              <w:top w:type="dxa" w:w="40"/>
+              <w:left w:type="dxa" w:w="90"/>
+              <w:bottom w:type="dxa" w:w="40"/>
+              <w:right w:type="dxa" w:w="90"/>
             </w:tcMar>
           </w:tcPr>
           <w:p>
@@ -4216,10 +4612,10 @@
             </w:tcBorders>
             <w:shd w:fill="E8EDF3" w:color="auto" w:val="clear"/>
             <w:tcMar>
-              <w:top w:type="dxa" w:w="60"/>
-              <w:left w:type="dxa" w:w="100"/>
-              <w:bottom w:type="dxa" w:w="60"/>
-              <w:right w:type="dxa" w:w="100"/>
+              <w:top w:type="dxa" w:w="40"/>
+              <w:left w:type="dxa" w:w="90"/>
+              <w:bottom w:type="dxa" w:w="40"/>
+              <w:right w:type="dxa" w:w="90"/>
             </w:tcMar>
           </w:tcPr>
           <w:p>
@@ -4248,10 +4644,10 @@
               <w:right w:val="single" w:color="9AA8B8" w:sz="4"/>
             </w:tcBorders>
             <w:tcMar>
-              <w:top w:type="dxa" w:w="60"/>
-              <w:left w:type="dxa" w:w="100"/>
-              <w:bottom w:type="dxa" w:w="60"/>
-              <w:right w:type="dxa" w:w="100"/>
+              <w:top w:type="dxa" w:w="40"/>
+              <w:left w:type="dxa" w:w="90"/>
+              <w:bottom w:type="dxa" w:w="40"/>
+              <w:right w:type="dxa" w:w="90"/>
             </w:tcMar>
           </w:tcPr>
           <w:p>
@@ -4283,10 +4679,10 @@
             </w:tcBorders>
             <w:shd w:fill="E8EDF3" w:color="auto" w:val="clear"/>
             <w:tcMar>
-              <w:top w:type="dxa" w:w="60"/>
-              <w:left w:type="dxa" w:w="100"/>
-              <w:bottom w:type="dxa" w:w="60"/>
-              <w:right w:type="dxa" w:w="100"/>
+              <w:top w:type="dxa" w:w="40"/>
+              <w:left w:type="dxa" w:w="90"/>
+              <w:bottom w:type="dxa" w:w="40"/>
+              <w:right w:type="dxa" w:w="90"/>
             </w:tcMar>
           </w:tcPr>
           <w:p>
@@ -4315,10 +4711,10 @@
               <w:right w:val="single" w:color="9AA8B8" w:sz="4"/>
             </w:tcBorders>
             <w:tcMar>
-              <w:top w:type="dxa" w:w="60"/>
-              <w:left w:type="dxa" w:w="100"/>
-              <w:bottom w:type="dxa" w:w="60"/>
-              <w:right w:type="dxa" w:w="100"/>
+              <w:top w:type="dxa" w:w="40"/>
+              <w:left w:type="dxa" w:w="90"/>
+              <w:bottom w:type="dxa" w:w="40"/>
+              <w:right w:type="dxa" w:w="90"/>
             </w:tcMar>
           </w:tcPr>
           <w:p>
@@ -4348,10 +4744,10 @@
             </w:tcBorders>
             <w:shd w:fill="E8EDF3" w:color="auto" w:val="clear"/>
             <w:tcMar>
-              <w:top w:type="dxa" w:w="60"/>
-              <w:left w:type="dxa" w:w="100"/>
-              <w:bottom w:type="dxa" w:w="60"/>
-              <w:right w:type="dxa" w:w="100"/>
+              <w:top w:type="dxa" w:w="40"/>
+              <w:left w:type="dxa" w:w="90"/>
+              <w:bottom w:type="dxa" w:w="40"/>
+              <w:right w:type="dxa" w:w="90"/>
             </w:tcMar>
           </w:tcPr>
           <w:p>
@@ -4380,10 +4776,10 @@
               <w:right w:val="single" w:color="9AA8B8" w:sz="4"/>
             </w:tcBorders>
             <w:tcMar>
-              <w:top w:type="dxa" w:w="60"/>
-              <w:left w:type="dxa" w:w="100"/>
-              <w:bottom w:type="dxa" w:w="60"/>
-              <w:right w:type="dxa" w:w="100"/>
+              <w:top w:type="dxa" w:w="40"/>
+              <w:left w:type="dxa" w:w="90"/>
+              <w:bottom w:type="dxa" w:w="40"/>
+              <w:right w:type="dxa" w:w="90"/>
             </w:tcMar>
           </w:tcPr>
           <w:p>
@@ -4436,10 +4832,10 @@
             </w:tcBorders>
             <w:shd w:fill="1F3A5F" w:color="auto" w:val="clear"/>
             <w:tcMar>
-              <w:top w:type="dxa" w:w="60"/>
-              <w:left w:type="dxa" w:w="100"/>
-              <w:bottom w:type="dxa" w:w="60"/>
-              <w:right w:type="dxa" w:w="100"/>
+              <w:top w:type="dxa" w:w="40"/>
+              <w:left w:type="dxa" w:w="90"/>
+              <w:bottom w:type="dxa" w:w="40"/>
+              <w:right w:type="dxa" w:w="90"/>
             </w:tcMar>
           </w:tcPr>
           <w:p>
@@ -4491,25 +4887,25 @@
             </w:tcBorders>
             <w:shd w:fill="E8EDF3" w:color="auto" w:val="clear"/>
             <w:tcMar>
-              <w:top w:type="dxa" w:w="60"/>
-              <w:left w:type="dxa" w:w="100"/>
-              <w:bottom w:type="dxa" w:w="60"/>
-              <w:right w:type="dxa" w:w="100"/>
-            </w:tcMar>
-          </w:tcPr>
-          <w:p>
-            <w:pPr>
-              <w:jc w:val="left"/>
-            </w:pPr>
-            <w:r>
-              <w:rPr>
-                <w:rFonts w:ascii="Arial" w:cs="Arial" w:eastAsia="Arial" w:hAnsi="Arial"/>
-                <w:b/>
-                <w:bCs/>
-                <w:sz w:val="19"/>
-                <w:szCs w:val="19"/>
-              </w:rPr>
-              <w:t xml:space="preserve">IRRF (4,8%)</w:t>
+              <w:top w:type="dxa" w:w="40"/>
+              <w:left w:type="dxa" w:w="90"/>
+              <w:bottom w:type="dxa" w:w="40"/>
+              <w:right w:type="dxa" w:w="90"/>
+            </w:tcMar>
+          </w:tcPr>
+          <w:p>
+            <w:pPr>
+              <w:jc w:val="left"/>
+            </w:pPr>
+            <w:r>
+              <w:rPr>
+                <w:rFonts w:ascii="Arial" w:cs="Arial" w:eastAsia="Arial" w:hAnsi="Arial"/>
+                <w:b/>
+                <w:bCs/>
+                <w:sz w:val="19"/>
+                <w:szCs w:val="19"/>
+              </w:rPr>
+              <w:t xml:space="preserve">Liquidação: retenções</w:t>
             </w:r>
           </w:p>
         </w:tc>
@@ -4523,25 +4919,25 @@
               <w:right w:val="single" w:color="9AA8B8" w:sz="4"/>
             </w:tcBorders>
             <w:tcMar>
-              <w:top w:type="dxa" w:w="60"/>
-              <w:left w:type="dxa" w:w="100"/>
-              <w:bottom w:type="dxa" w:w="60"/>
-              <w:right w:type="dxa" w:w="100"/>
-            </w:tcMar>
-          </w:tcPr>
-          <w:p>
-            <w:pPr>
-              <w:jc w:val="left"/>
-            </w:pPr>
-            <w:r>
-              <w:rPr>
-                <w:rFonts w:ascii="Arial" w:cs="Arial" w:eastAsia="Arial" w:hAnsi="Arial"/>
-                <w:b w:val="false"/>
-                <w:bCs w:val="false"/>
-                <w:sz w:val="19"/>
-                <w:szCs w:val="19"/>
-              </w:rPr>
-              <w:t xml:space="preserve">R$ 576,00</w:t>
+              <w:top w:type="dxa" w:w="40"/>
+              <w:left w:type="dxa" w:w="90"/>
+              <w:bottom w:type="dxa" w:w="40"/>
+              <w:right w:type="dxa" w:w="90"/>
+            </w:tcMar>
+          </w:tcPr>
+          <w:p>
+            <w:pPr>
+              <w:jc w:val="left"/>
+            </w:pPr>
+            <w:r>
+              <w:rPr>
+                <w:rFonts w:ascii="Arial" w:cs="Arial" w:eastAsia="Arial" w:hAnsi="Arial"/>
+                <w:b w:val="false"/>
+                <w:bCs w:val="false"/>
+                <w:sz w:val="19"/>
+                <w:szCs w:val="19"/>
+              </w:rPr>
+              <w:t xml:space="preserve">INSS 1.320,00 + ISS 600,00</w:t>
             </w:r>
           </w:p>
         </w:tc>
@@ -4556,25 +4952,25 @@
             </w:tcBorders>
             <w:shd w:fill="E8EDF3" w:color="auto" w:val="clear"/>
             <w:tcMar>
-              <w:top w:type="dxa" w:w="60"/>
-              <w:left w:type="dxa" w:w="100"/>
-              <w:bottom w:type="dxa" w:w="60"/>
-              <w:right w:type="dxa" w:w="100"/>
-            </w:tcMar>
-          </w:tcPr>
-          <w:p>
-            <w:pPr>
-              <w:jc w:val="left"/>
-            </w:pPr>
-            <w:r>
-              <w:rPr>
-                <w:rFonts w:ascii="Arial" w:cs="Arial" w:eastAsia="Arial" w:hAnsi="Arial"/>
-                <w:b/>
-                <w:bCs/>
-                <w:sz w:val="19"/>
-                <w:szCs w:val="19"/>
-              </w:rPr>
-              <w:t xml:space="preserve">ISSQN (5%)</w:t>
+              <w:top w:type="dxa" w:w="40"/>
+              <w:left w:type="dxa" w:w="90"/>
+              <w:bottom w:type="dxa" w:w="40"/>
+              <w:right w:type="dxa" w:w="90"/>
+            </w:tcMar>
+          </w:tcPr>
+          <w:p>
+            <w:pPr>
+              <w:jc w:val="left"/>
+            </w:pPr>
+            <w:r>
+              <w:rPr>
+                <w:rFonts w:ascii="Arial" w:cs="Arial" w:eastAsia="Arial" w:hAnsi="Arial"/>
+                <w:b/>
+                <w:bCs/>
+                <w:sz w:val="19"/>
+                <w:szCs w:val="19"/>
+              </w:rPr>
+              <w:t xml:space="preserve">Liquidação: valor líquido</w:t>
             </w:r>
           </w:p>
         </w:tc>
@@ -4588,25 +4984,25 @@
               <w:right w:val="single" w:color="9AA8B8" w:sz="4"/>
             </w:tcBorders>
             <w:tcMar>
-              <w:top w:type="dxa" w:w="60"/>
-              <w:left w:type="dxa" w:w="100"/>
-              <w:bottom w:type="dxa" w:w="60"/>
-              <w:right w:type="dxa" w:w="100"/>
-            </w:tcMar>
-          </w:tcPr>
-          <w:p>
-            <w:pPr>
-              <w:jc w:val="left"/>
-            </w:pPr>
-            <w:r>
-              <w:rPr>
-                <w:rFonts w:ascii="Arial" w:cs="Arial" w:eastAsia="Arial" w:hAnsi="Arial"/>
-                <w:b w:val="false"/>
-                <w:bCs w:val="false"/>
-                <w:sz w:val="19"/>
-                <w:szCs w:val="19"/>
-              </w:rPr>
-              <w:t xml:space="preserve">R$ 600,00</w:t>
+              <w:top w:type="dxa" w:w="40"/>
+              <w:left w:type="dxa" w:w="90"/>
+              <w:bottom w:type="dxa" w:w="40"/>
+              <w:right w:type="dxa" w:w="90"/>
+            </w:tcMar>
+          </w:tcPr>
+          <w:p>
+            <w:pPr>
+              <w:jc w:val="left"/>
+            </w:pPr>
+            <w:r>
+              <w:rPr>
+                <w:rFonts w:ascii="Arial" w:cs="Arial" w:eastAsia="Arial" w:hAnsi="Arial"/>
+                <w:b w:val="false"/>
+                <w:bCs w:val="false"/>
+                <w:sz w:val="19"/>
+                <w:szCs w:val="19"/>
+              </w:rPr>
+              <w:t xml:space="preserve">R$ 10.080,00</w:t>
             </w:r>
           </w:p>
         </w:tc>
@@ -4623,25 +5019,25 @@
             </w:tcBorders>
             <w:shd w:fill="E8EDF3" w:color="auto" w:val="clear"/>
             <w:tcMar>
-              <w:top w:type="dxa" w:w="60"/>
-              <w:left w:type="dxa" w:w="100"/>
-              <w:bottom w:type="dxa" w:w="60"/>
-              <w:right w:type="dxa" w:w="100"/>
-            </w:tcMar>
-          </w:tcPr>
-          <w:p>
-            <w:pPr>
-              <w:jc w:val="left"/>
-            </w:pPr>
-            <w:r>
-              <w:rPr>
-                <w:rFonts w:ascii="Arial" w:cs="Arial" w:eastAsia="Arial" w:hAnsi="Arial"/>
-                <w:b/>
-                <w:bCs/>
-                <w:sz w:val="19"/>
-                <w:szCs w:val="19"/>
-              </w:rPr>
-              <w:t xml:space="preserve">INSS (11%)</w:t>
+              <w:top w:type="dxa" w:w="40"/>
+              <w:left w:type="dxa" w:w="90"/>
+              <w:bottom w:type="dxa" w:w="40"/>
+              <w:right w:type="dxa" w:w="90"/>
+            </w:tcMar>
+          </w:tcPr>
+          <w:p>
+            <w:pPr>
+              <w:jc w:val="left"/>
+            </w:pPr>
+            <w:r>
+              <w:rPr>
+                <w:rFonts w:ascii="Arial" w:cs="Arial" w:eastAsia="Arial" w:hAnsi="Arial"/>
+                <w:b/>
+                <w:bCs/>
+                <w:sz w:val="19"/>
+                <w:szCs w:val="19"/>
+              </w:rPr>
+              <w:t xml:space="preserve">OP: Vl. Bruto a Pagar</w:t>
             </w:r>
           </w:p>
         </w:tc>
@@ -4655,25 +5051,25 @@
               <w:right w:val="single" w:color="9AA8B8" w:sz="4"/>
             </w:tcBorders>
             <w:tcMar>
-              <w:top w:type="dxa" w:w="60"/>
-              <w:left w:type="dxa" w:w="100"/>
-              <w:bottom w:type="dxa" w:w="60"/>
-              <w:right w:type="dxa" w:w="100"/>
-            </w:tcMar>
-          </w:tcPr>
-          <w:p>
-            <w:pPr>
-              <w:jc w:val="left"/>
-            </w:pPr>
-            <w:r>
-              <w:rPr>
-                <w:rFonts w:ascii="Arial" w:cs="Arial" w:eastAsia="Arial" w:hAnsi="Arial"/>
-                <w:b w:val="false"/>
-                <w:bCs w:val="false"/>
-                <w:sz w:val="19"/>
-                <w:szCs w:val="19"/>
-              </w:rPr>
-              <w:t xml:space="preserve">R$ 1.320,00</w:t>
+              <w:top w:type="dxa" w:w="40"/>
+              <w:left w:type="dxa" w:w="90"/>
+              <w:bottom w:type="dxa" w:w="40"/>
+              <w:right w:type="dxa" w:w="90"/>
+            </w:tcMar>
+          </w:tcPr>
+          <w:p>
+            <w:pPr>
+              <w:jc w:val="left"/>
+            </w:pPr>
+            <w:r>
+              <w:rPr>
+                <w:rFonts w:ascii="Arial" w:cs="Arial" w:eastAsia="Arial" w:hAnsi="Arial"/>
+                <w:b w:val="false"/>
+                <w:bCs w:val="false"/>
+                <w:sz w:val="19"/>
+                <w:szCs w:val="19"/>
+              </w:rPr>
+              <w:t xml:space="preserve">R$ 10.080,00 (no SIAFI: 1008000)</w:t>
             </w:r>
           </w:p>
         </w:tc>
@@ -4688,25 +5084,25 @@
             </w:tcBorders>
             <w:shd w:fill="E8EDF3" w:color="auto" w:val="clear"/>
             <w:tcMar>
-              <w:top w:type="dxa" w:w="60"/>
-              <w:left w:type="dxa" w:w="100"/>
-              <w:bottom w:type="dxa" w:w="60"/>
-              <w:right w:type="dxa" w:w="100"/>
-            </w:tcMar>
-          </w:tcPr>
-          <w:p>
-            <w:pPr>
-              <w:jc w:val="left"/>
-            </w:pPr>
-            <w:r>
-              <w:rPr>
-                <w:rFonts w:ascii="Arial" w:cs="Arial" w:eastAsia="Arial" w:hAnsi="Arial"/>
-                <w:b/>
-                <w:bCs/>
-                <w:sz w:val="19"/>
-                <w:szCs w:val="19"/>
-              </w:rPr>
-              <w:t xml:space="preserve">Total de retenções</w:t>
+              <w:top w:type="dxa" w:w="40"/>
+              <w:left w:type="dxa" w:w="90"/>
+              <w:bottom w:type="dxa" w:w="40"/>
+              <w:right w:type="dxa" w:w="90"/>
+            </w:tcMar>
+          </w:tcPr>
+          <w:p>
+            <w:pPr>
+              <w:jc w:val="left"/>
+            </w:pPr>
+            <w:r>
+              <w:rPr>
+                <w:rFonts w:ascii="Arial" w:cs="Arial" w:eastAsia="Arial" w:hAnsi="Arial"/>
+                <w:b/>
+                <w:bCs/>
+                <w:sz w:val="19"/>
+                <w:szCs w:val="19"/>
+              </w:rPr>
+              <w:t xml:space="preserve">OP: Vl. IRRF (4,8%)</w:t>
             </w:r>
           </w:p>
         </w:tc>
@@ -4720,25 +5116,25 @@
               <w:right w:val="single" w:color="9AA8B8" w:sz="4"/>
             </w:tcBorders>
             <w:tcMar>
-              <w:top w:type="dxa" w:w="60"/>
-              <w:left w:type="dxa" w:w="100"/>
-              <w:bottom w:type="dxa" w:w="60"/>
-              <w:right w:type="dxa" w:w="100"/>
-            </w:tcMar>
-          </w:tcPr>
-          <w:p>
-            <w:pPr>
-              <w:jc w:val="left"/>
-            </w:pPr>
-            <w:r>
-              <w:rPr>
-                <w:rFonts w:ascii="Arial" w:cs="Arial" w:eastAsia="Arial" w:hAnsi="Arial"/>
-                <w:b w:val="false"/>
-                <w:bCs w:val="false"/>
-                <w:sz w:val="19"/>
-                <w:szCs w:val="19"/>
-              </w:rPr>
-              <w:t xml:space="preserve">R$ 2.496,00</w:t>
+              <w:top w:type="dxa" w:w="40"/>
+              <w:left w:type="dxa" w:w="90"/>
+              <w:bottom w:type="dxa" w:w="40"/>
+              <w:right w:type="dxa" w:w="90"/>
+            </w:tcMar>
+          </w:tcPr>
+          <w:p>
+            <w:pPr>
+              <w:jc w:val="left"/>
+            </w:pPr>
+            <w:r>
+              <w:rPr>
+                <w:rFonts w:ascii="Arial" w:cs="Arial" w:eastAsia="Arial" w:hAnsi="Arial"/>
+                <w:b w:val="false"/>
+                <w:bCs w:val="false"/>
+                <w:sz w:val="19"/>
+                <w:szCs w:val="19"/>
+              </w:rPr>
+              <w:t xml:space="preserve">R$ 576,00</w:t>
             </w:r>
           </w:p>
         </w:tc>
@@ -4755,25 +5151,25 @@
             </w:tcBorders>
             <w:shd w:fill="E8EDF3" w:color="auto" w:val="clear"/>
             <w:tcMar>
-              <w:top w:type="dxa" w:w="60"/>
-              <w:left w:type="dxa" w:w="100"/>
-              <w:bottom w:type="dxa" w:w="60"/>
-              <w:right w:type="dxa" w:w="100"/>
-            </w:tcMar>
-          </w:tcPr>
-          <w:p>
-            <w:pPr>
-              <w:jc w:val="left"/>
-            </w:pPr>
-            <w:r>
-              <w:rPr>
-                <w:rFonts w:ascii="Arial" w:cs="Arial" w:eastAsia="Arial" w:hAnsi="Arial"/>
-                <w:b/>
-                <w:bCs/>
-                <w:sz w:val="19"/>
-                <w:szCs w:val="19"/>
-              </w:rPr>
-              <w:t xml:space="preserve">Líquido a pagar</w:t>
+              <w:top w:type="dxa" w:w="40"/>
+              <w:left w:type="dxa" w:w="90"/>
+              <w:bottom w:type="dxa" w:w="40"/>
+              <w:right w:type="dxa" w:w="90"/>
+            </w:tcMar>
+          </w:tcPr>
+          <w:p>
+            <w:pPr>
+              <w:jc w:val="left"/>
+            </w:pPr>
+            <w:r>
+              <w:rPr>
+                <w:rFonts w:ascii="Arial" w:cs="Arial" w:eastAsia="Arial" w:hAnsi="Arial"/>
+                <w:b/>
+                <w:bCs/>
+                <w:sz w:val="19"/>
+                <w:szCs w:val="19"/>
+              </w:rPr>
+              <w:t xml:space="preserve">OP: Vl. Ordem Pagto</w:t>
             </w:r>
           </w:p>
         </w:tc>
@@ -4787,25 +5183,25 @@
               <w:right w:val="single" w:color="9AA8B8" w:sz="4"/>
             </w:tcBorders>
             <w:tcMar>
-              <w:top w:type="dxa" w:w="60"/>
-              <w:left w:type="dxa" w:w="100"/>
-              <w:bottom w:type="dxa" w:w="60"/>
-              <w:right w:type="dxa" w:w="100"/>
-            </w:tcMar>
-          </w:tcPr>
-          <w:p>
-            <w:pPr>
-              <w:jc w:val="left"/>
-            </w:pPr>
-            <w:r>
-              <w:rPr>
-                <w:rFonts w:ascii="Arial" w:cs="Arial" w:eastAsia="Arial" w:hAnsi="Arial"/>
-                <w:b w:val="false"/>
-                <w:bCs w:val="false"/>
-                <w:sz w:val="19"/>
-                <w:szCs w:val="19"/>
-              </w:rPr>
-              <w:t xml:space="preserve">R$ 9.504,00 (no SIAFI: 950400)</w:t>
+              <w:top w:type="dxa" w:w="40"/>
+              <w:left w:type="dxa" w:w="90"/>
+              <w:bottom w:type="dxa" w:w="40"/>
+              <w:right w:type="dxa" w:w="90"/>
+            </w:tcMar>
+          </w:tcPr>
+          <w:p>
+            <w:pPr>
+              <w:jc w:val="left"/>
+            </w:pPr>
+            <w:r>
+              <w:rPr>
+                <w:rFonts w:ascii="Arial" w:cs="Arial" w:eastAsia="Arial" w:hAnsi="Arial"/>
+                <w:b w:val="false"/>
+                <w:bCs w:val="false"/>
+                <w:sz w:val="19"/>
+                <w:szCs w:val="19"/>
+              </w:rPr>
+              <w:t xml:space="preserve">R$ 9.504,00</w:t>
             </w:r>
           </w:p>
         </w:tc>
@@ -4820,10 +5216,10 @@
             </w:tcBorders>
             <w:shd w:fill="E8EDF3" w:color="auto" w:val="clear"/>
             <w:tcMar>
-              <w:top w:type="dxa" w:w="60"/>
-              <w:left w:type="dxa" w:w="100"/>
-              <w:bottom w:type="dxa" w:w="60"/>
-              <w:right w:type="dxa" w:w="100"/>
+              <w:top w:type="dxa" w:w="40"/>
+              <w:left w:type="dxa" w:w="90"/>
+              <w:bottom w:type="dxa" w:w="40"/>
+              <w:right w:type="dxa" w:w="90"/>
             </w:tcMar>
           </w:tcPr>
           <w:p>
@@ -4852,10 +5248,10 @@
               <w:right w:val="single" w:color="9AA8B8" w:sz="4"/>
             </w:tcBorders>
             <w:tcMar>
-              <w:top w:type="dxa" w:w="60"/>
-              <w:left w:type="dxa" w:w="100"/>
-              <w:bottom w:type="dxa" w:w="60"/>
-              <w:right w:type="dxa" w:w="100"/>
+              <w:top w:type="dxa" w:w="40"/>
+              <w:left w:type="dxa" w:w="90"/>
+              <w:bottom w:type="dxa" w:w="40"/>
+              <w:right w:type="dxa" w:w="90"/>
             </w:tcMar>
           </w:tcPr>
           <w:p>
@@ -4959,10 +5355,10 @@
             </w:tcBorders>
             <w:shd w:fill="1F3A5F" w:color="auto" w:val="clear"/>
             <w:tcMar>
-              <w:top w:type="dxa" w:w="60"/>
-              <w:left w:type="dxa" w:w="100"/>
-              <w:bottom w:type="dxa" w:w="60"/>
-              <w:right w:type="dxa" w:w="100"/>
+              <w:top w:type="dxa" w:w="40"/>
+              <w:left w:type="dxa" w:w="90"/>
+              <w:bottom w:type="dxa" w:w="40"/>
+              <w:right w:type="dxa" w:w="90"/>
             </w:tcMar>
           </w:tcPr>
           <w:p>
@@ -5014,25 +5410,25 @@
             </w:tcBorders>
             <w:shd w:fill="E8EDF3" w:color="auto" w:val="clear"/>
             <w:tcMar>
-              <w:top w:type="dxa" w:w="60"/>
-              <w:left w:type="dxa" w:w="100"/>
-              <w:bottom w:type="dxa" w:w="60"/>
-              <w:right w:type="dxa" w:w="100"/>
-            </w:tcMar>
-          </w:tcPr>
-          <w:p>
-            <w:pPr>
-              <w:jc w:val="left"/>
-            </w:pPr>
-            <w:r>
-              <w:rPr>
-                <w:rFonts w:ascii="Arial" w:cs="Arial" w:eastAsia="Arial" w:hAnsi="Arial"/>
-                <w:b/>
-                <w:bCs/>
-                <w:sz w:val="19"/>
-                <w:szCs w:val="19"/>
-              </w:rPr>
-              <w:t xml:space="preserve">Processo SIAD</w:t>
+              <w:top w:type="dxa" w:w="40"/>
+              <w:left w:type="dxa" w:w="90"/>
+              <w:bottom w:type="dxa" w:w="40"/>
+              <w:right w:type="dxa" w:w="90"/>
+            </w:tcMar>
+          </w:tcPr>
+          <w:p>
+            <w:pPr>
+              <w:jc w:val="left"/>
+            </w:pPr>
+            <w:r>
+              <w:rPr>
+                <w:rFonts w:ascii="Arial" w:cs="Arial" w:eastAsia="Arial" w:hAnsi="Arial"/>
+                <w:b/>
+                <w:bCs/>
+                <w:sz w:val="19"/>
+                <w:szCs w:val="19"/>
+              </w:rPr>
+              <w:t xml:space="preserve">Processo SIAD (Un/Seq/Ano)</w:t>
             </w:r>
           </w:p>
         </w:tc>
@@ -5046,25 +5442,25 @@
               <w:right w:val="single" w:color="9AA8B8" w:sz="4"/>
             </w:tcBorders>
             <w:tcMar>
-              <w:top w:type="dxa" w:w="60"/>
-              <w:left w:type="dxa" w:w="100"/>
-              <w:bottom w:type="dxa" w:w="60"/>
-              <w:right w:type="dxa" w:w="100"/>
-            </w:tcMar>
-          </w:tcPr>
-          <w:p>
-            <w:pPr>
-              <w:jc w:val="left"/>
-            </w:pPr>
-            <w:r>
-              <w:rPr>
-                <w:rFonts w:ascii="Arial" w:cs="Arial" w:eastAsia="Arial" w:hAnsi="Arial"/>
-                <w:b w:val="false"/>
-                <w:bCs w:val="false"/>
-                <w:sz w:val="19"/>
-                <w:szCs w:val="19"/>
-              </w:rPr>
-              <w:t xml:space="preserve">50057/300/2026</w:t>
+              <w:top w:type="dxa" w:w="40"/>
+              <w:left w:type="dxa" w:w="90"/>
+              <w:bottom w:type="dxa" w:w="40"/>
+              <w:right w:type="dxa" w:w="90"/>
+            </w:tcMar>
+          </w:tcPr>
+          <w:p>
+            <w:pPr>
+              <w:jc w:val="left"/>
+            </w:pPr>
+            <w:r>
+              <w:rPr>
+                <w:rFonts w:ascii="Arial" w:cs="Arial" w:eastAsia="Arial" w:hAnsi="Arial"/>
+                <w:b w:val="false"/>
+                <w:bCs w:val="false"/>
+                <w:sz w:val="19"/>
+                <w:szCs w:val="19"/>
+              </w:rPr>
+              <w:t xml:space="preserve">1250057 300 2026</w:t>
             </w:r>
           </w:p>
         </w:tc>
@@ -5079,10 +5475,10 @@
             </w:tcBorders>
             <w:shd w:fill="E8EDF3" w:color="auto" w:val="clear"/>
             <w:tcMar>
-              <w:top w:type="dxa" w:w="60"/>
-              <w:left w:type="dxa" w:w="100"/>
-              <w:bottom w:type="dxa" w:w="60"/>
-              <w:right w:type="dxa" w:w="100"/>
+              <w:top w:type="dxa" w:w="40"/>
+              <w:left w:type="dxa" w:w="90"/>
+              <w:bottom w:type="dxa" w:w="40"/>
+              <w:right w:type="dxa" w:w="90"/>
             </w:tcMar>
           </w:tcPr>
           <w:p>
@@ -5111,10 +5507,10 @@
               <w:right w:val="single" w:color="9AA8B8" w:sz="4"/>
             </w:tcBorders>
             <w:tcMar>
-              <w:top w:type="dxa" w:w="60"/>
-              <w:left w:type="dxa" w:w="100"/>
-              <w:bottom w:type="dxa" w:w="60"/>
-              <w:right w:type="dxa" w:w="100"/>
+              <w:top w:type="dxa" w:w="40"/>
+              <w:left w:type="dxa" w:w="90"/>
+              <w:bottom w:type="dxa" w:w="40"/>
+              <w:right w:type="dxa" w:w="90"/>
             </w:tcMar>
           </w:tcPr>
           <w:p>
@@ -5146,10 +5542,10 @@
             </w:tcBorders>
             <w:shd w:fill="E8EDF3" w:color="auto" w:val="clear"/>
             <w:tcMar>
-              <w:top w:type="dxa" w:w="60"/>
-              <w:left w:type="dxa" w:w="100"/>
-              <w:bottom w:type="dxa" w:w="60"/>
-              <w:right w:type="dxa" w:w="100"/>
+              <w:top w:type="dxa" w:w="40"/>
+              <w:left w:type="dxa" w:w="90"/>
+              <w:bottom w:type="dxa" w:w="40"/>
+              <w:right w:type="dxa" w:w="90"/>
             </w:tcMar>
           </w:tcPr>
           <w:p>
@@ -5178,10 +5574,10 @@
               <w:right w:val="single" w:color="9AA8B8" w:sz="4"/>
             </w:tcBorders>
             <w:tcMar>
-              <w:top w:type="dxa" w:w="60"/>
-              <w:left w:type="dxa" w:w="100"/>
-              <w:bottom w:type="dxa" w:w="60"/>
-              <w:right w:type="dxa" w:w="100"/>
+              <w:top w:type="dxa" w:w="40"/>
+              <w:left w:type="dxa" w:w="90"/>
+              <w:bottom w:type="dxa" w:w="40"/>
+              <w:right w:type="dxa" w:w="90"/>
             </w:tcMar>
           </w:tcPr>
           <w:p>
@@ -5211,10 +5607,10 @@
             </w:tcBorders>
             <w:shd w:fill="E8EDF3" w:color="auto" w:val="clear"/>
             <w:tcMar>
-              <w:top w:type="dxa" w:w="60"/>
-              <w:left w:type="dxa" w:w="100"/>
-              <w:bottom w:type="dxa" w:w="60"/>
-              <w:right w:type="dxa" w:w="100"/>
+              <w:top w:type="dxa" w:w="40"/>
+              <w:left w:type="dxa" w:w="90"/>
+              <w:bottom w:type="dxa" w:w="40"/>
+              <w:right w:type="dxa" w:w="90"/>
             </w:tcMar>
           </w:tcPr>
           <w:p>
@@ -5243,10 +5639,10 @@
               <w:right w:val="single" w:color="9AA8B8" w:sz="4"/>
             </w:tcBorders>
             <w:tcMar>
-              <w:top w:type="dxa" w:w="60"/>
-              <w:left w:type="dxa" w:w="100"/>
-              <w:bottom w:type="dxa" w:w="60"/>
-              <w:right w:type="dxa" w:w="100"/>
+              <w:top w:type="dxa" w:w="40"/>
+              <w:left w:type="dxa" w:w="90"/>
+              <w:bottom w:type="dxa" w:w="40"/>
+              <w:right w:type="dxa" w:w="90"/>
             </w:tcMar>
           </w:tcPr>
           <w:p>
@@ -5278,10 +5674,10 @@
             </w:tcBorders>
             <w:shd w:fill="E8EDF3" w:color="auto" w:val="clear"/>
             <w:tcMar>
-              <w:top w:type="dxa" w:w="60"/>
-              <w:left w:type="dxa" w:w="100"/>
-              <w:bottom w:type="dxa" w:w="60"/>
-              <w:right w:type="dxa" w:w="100"/>
+              <w:top w:type="dxa" w:w="40"/>
+              <w:left w:type="dxa" w:w="90"/>
+              <w:bottom w:type="dxa" w:w="40"/>
+              <w:right w:type="dxa" w:w="90"/>
             </w:tcMar>
           </w:tcPr>
           <w:p>
@@ -5310,10 +5706,10 @@
               <w:right w:val="single" w:color="9AA8B8" w:sz="4"/>
             </w:tcBorders>
             <w:tcMar>
-              <w:top w:type="dxa" w:w="60"/>
-              <w:left w:type="dxa" w:w="100"/>
-              <w:bottom w:type="dxa" w:w="60"/>
-              <w:right w:type="dxa" w:w="100"/>
+              <w:top w:type="dxa" w:w="40"/>
+              <w:left w:type="dxa" w:w="90"/>
+              <w:bottom w:type="dxa" w:w="40"/>
+              <w:right w:type="dxa" w:w="90"/>
             </w:tcMar>
           </w:tcPr>
           <w:p>
@@ -5343,10 +5739,10 @@
             </w:tcBorders>
             <w:shd w:fill="E8EDF3" w:color="auto" w:val="clear"/>
             <w:tcMar>
-              <w:top w:type="dxa" w:w="60"/>
-              <w:left w:type="dxa" w:w="100"/>
-              <w:bottom w:type="dxa" w:w="60"/>
-              <w:right w:type="dxa" w:w="100"/>
+              <w:top w:type="dxa" w:w="40"/>
+              <w:left w:type="dxa" w:w="90"/>
+              <w:bottom w:type="dxa" w:w="40"/>
+              <w:right w:type="dxa" w:w="90"/>
             </w:tcMar>
           </w:tcPr>
           <w:p>
@@ -5375,10 +5771,10 @@
               <w:right w:val="single" w:color="9AA8B8" w:sz="4"/>
             </w:tcBorders>
             <w:tcMar>
-              <w:top w:type="dxa" w:w="60"/>
-              <w:left w:type="dxa" w:w="100"/>
-              <w:bottom w:type="dxa" w:w="60"/>
-              <w:right w:type="dxa" w:w="100"/>
+              <w:top w:type="dxa" w:w="40"/>
+              <w:left w:type="dxa" w:w="90"/>
+              <w:bottom w:type="dxa" w:w="40"/>
+              <w:right w:type="dxa" w:w="90"/>
             </w:tcMar>
           </w:tcPr>
           <w:p>
@@ -5410,10 +5806,10 @@
             </w:tcBorders>
             <w:shd w:fill="E8EDF3" w:color="auto" w:val="clear"/>
             <w:tcMar>
-              <w:top w:type="dxa" w:w="60"/>
-              <w:left w:type="dxa" w:w="100"/>
-              <w:bottom w:type="dxa" w:w="60"/>
-              <w:right w:type="dxa" w:w="100"/>
+              <w:top w:type="dxa" w:w="40"/>
+              <w:left w:type="dxa" w:w="90"/>
+              <w:bottom w:type="dxa" w:w="40"/>
+              <w:right w:type="dxa" w:w="90"/>
             </w:tcMar>
           </w:tcPr>
           <w:p>
@@ -5443,10 +5839,10 @@
               <w:right w:val="single" w:color="9AA8B8" w:sz="4"/>
             </w:tcBorders>
             <w:tcMar>
-              <w:top w:type="dxa" w:w="60"/>
-              <w:left w:type="dxa" w:w="100"/>
-              <w:bottom w:type="dxa" w:w="60"/>
-              <w:right w:type="dxa" w:w="100"/>
+              <w:top w:type="dxa" w:w="40"/>
+              <w:left w:type="dxa" w:w="90"/>
+              <w:bottom w:type="dxa" w:w="40"/>
+              <w:right w:type="dxa" w:w="90"/>
             </w:tcMar>
           </w:tcPr>
           <w:p>
@@ -5499,10 +5895,10 @@
             </w:tcBorders>
             <w:shd w:fill="1F3A5F" w:color="auto" w:val="clear"/>
             <w:tcMar>
-              <w:top w:type="dxa" w:w="60"/>
-              <w:left w:type="dxa" w:w="100"/>
-              <w:bottom w:type="dxa" w:w="60"/>
-              <w:right w:type="dxa" w:w="100"/>
+              <w:top w:type="dxa" w:w="40"/>
+              <w:left w:type="dxa" w:w="90"/>
+              <w:bottom w:type="dxa" w:w="40"/>
+              <w:right w:type="dxa" w:w="90"/>
             </w:tcMar>
           </w:tcPr>
           <w:p>
@@ -5554,10 +5950,10 @@
             </w:tcBorders>
             <w:shd w:fill="E8EDF3" w:color="auto" w:val="clear"/>
             <w:tcMar>
-              <w:top w:type="dxa" w:w="60"/>
-              <w:left w:type="dxa" w:w="100"/>
-              <w:bottom w:type="dxa" w:w="60"/>
-              <w:right w:type="dxa" w:w="100"/>
+              <w:top w:type="dxa" w:w="40"/>
+              <w:left w:type="dxa" w:w="90"/>
+              <w:bottom w:type="dxa" w:w="40"/>
+              <w:right w:type="dxa" w:w="90"/>
             </w:tcMar>
           </w:tcPr>
           <w:p>
@@ -5586,10 +5982,10 @@
               <w:right w:val="single" w:color="9AA8B8" w:sz="4"/>
             </w:tcBorders>
             <w:tcMar>
-              <w:top w:type="dxa" w:w="60"/>
-              <w:left w:type="dxa" w:w="100"/>
-              <w:bottom w:type="dxa" w:w="60"/>
-              <w:right w:type="dxa" w:w="100"/>
+              <w:top w:type="dxa" w:w="40"/>
+              <w:left w:type="dxa" w:w="90"/>
+              <w:bottom w:type="dxa" w:w="40"/>
+              <w:right w:type="dxa" w:w="90"/>
             </w:tcMar>
           </w:tcPr>
           <w:p>
@@ -5619,10 +6015,10 @@
             </w:tcBorders>
             <w:shd w:fill="E8EDF3" w:color="auto" w:val="clear"/>
             <w:tcMar>
-              <w:top w:type="dxa" w:w="60"/>
-              <w:left w:type="dxa" w:w="100"/>
-              <w:bottom w:type="dxa" w:w="60"/>
-              <w:right w:type="dxa" w:w="100"/>
+              <w:top w:type="dxa" w:w="40"/>
+              <w:left w:type="dxa" w:w="90"/>
+              <w:bottom w:type="dxa" w:w="40"/>
+              <w:right w:type="dxa" w:w="90"/>
             </w:tcMar>
           </w:tcPr>
           <w:p>
@@ -5651,10 +6047,10 @@
               <w:right w:val="single" w:color="9AA8B8" w:sz="4"/>
             </w:tcBorders>
             <w:tcMar>
-              <w:top w:type="dxa" w:w="60"/>
-              <w:left w:type="dxa" w:w="100"/>
-              <w:bottom w:type="dxa" w:w="60"/>
-              <w:right w:type="dxa" w:w="100"/>
+              <w:top w:type="dxa" w:w="40"/>
+              <w:left w:type="dxa" w:w="90"/>
+              <w:bottom w:type="dxa" w:w="40"/>
+              <w:right w:type="dxa" w:w="90"/>
             </w:tcMar>
           </w:tcPr>
           <w:p>
@@ -5686,10 +6082,10 @@
             </w:tcBorders>
             <w:shd w:fill="E8EDF3" w:color="auto" w:val="clear"/>
             <w:tcMar>
-              <w:top w:type="dxa" w:w="60"/>
-              <w:left w:type="dxa" w:w="100"/>
-              <w:bottom w:type="dxa" w:w="60"/>
-              <w:right w:type="dxa" w:w="100"/>
+              <w:top w:type="dxa" w:w="40"/>
+              <w:left w:type="dxa" w:w="90"/>
+              <w:bottom w:type="dxa" w:w="40"/>
+              <w:right w:type="dxa" w:w="90"/>
             </w:tcMar>
           </w:tcPr>
           <w:p>
@@ -5718,10 +6114,10 @@
               <w:right w:val="single" w:color="9AA8B8" w:sz="4"/>
             </w:tcBorders>
             <w:tcMar>
-              <w:top w:type="dxa" w:w="60"/>
-              <w:left w:type="dxa" w:w="100"/>
-              <w:bottom w:type="dxa" w:w="60"/>
-              <w:right w:type="dxa" w:w="100"/>
+              <w:top w:type="dxa" w:w="40"/>
+              <w:left w:type="dxa" w:w="90"/>
+              <w:bottom w:type="dxa" w:w="40"/>
+              <w:right w:type="dxa" w:w="90"/>
             </w:tcMar>
           </w:tcPr>
           <w:p>
@@ -5751,10 +6147,10 @@
             </w:tcBorders>
             <w:shd w:fill="E8EDF3" w:color="auto" w:val="clear"/>
             <w:tcMar>
-              <w:top w:type="dxa" w:w="60"/>
-              <w:left w:type="dxa" w:w="100"/>
-              <w:bottom w:type="dxa" w:w="60"/>
-              <w:right w:type="dxa" w:w="100"/>
+              <w:top w:type="dxa" w:w="40"/>
+              <w:left w:type="dxa" w:w="90"/>
+              <w:bottom w:type="dxa" w:w="40"/>
+              <w:right w:type="dxa" w:w="90"/>
             </w:tcMar>
           </w:tcPr>
           <w:p>
@@ -5783,10 +6179,10 @@
               <w:right w:val="single" w:color="9AA8B8" w:sz="4"/>
             </w:tcBorders>
             <w:tcMar>
-              <w:top w:type="dxa" w:w="60"/>
-              <w:left w:type="dxa" w:w="100"/>
-              <w:bottom w:type="dxa" w:w="60"/>
-              <w:right w:type="dxa" w:w="100"/>
+              <w:top w:type="dxa" w:w="40"/>
+              <w:left w:type="dxa" w:w="90"/>
+              <w:bottom w:type="dxa" w:w="40"/>
+              <w:right w:type="dxa" w:w="90"/>
             </w:tcMar>
           </w:tcPr>
           <w:p>
@@ -5839,10 +6235,10 @@
             </w:tcBorders>
             <w:shd w:fill="1F3A5F" w:color="auto" w:val="clear"/>
             <w:tcMar>
-              <w:top w:type="dxa" w:w="60"/>
-              <w:left w:type="dxa" w:w="100"/>
-              <w:bottom w:type="dxa" w:w="60"/>
-              <w:right w:type="dxa" w:w="100"/>
+              <w:top w:type="dxa" w:w="40"/>
+              <w:left w:type="dxa" w:w="90"/>
+              <w:bottom w:type="dxa" w:w="40"/>
+              <w:right w:type="dxa" w:w="90"/>
             </w:tcMar>
           </w:tcPr>
           <w:p>
@@ -5894,10 +6290,10 @@
             </w:tcBorders>
             <w:shd w:fill="E8EDF3" w:color="auto" w:val="clear"/>
             <w:tcMar>
-              <w:top w:type="dxa" w:w="60"/>
-              <w:left w:type="dxa" w:w="100"/>
-              <w:bottom w:type="dxa" w:w="60"/>
-              <w:right w:type="dxa" w:w="100"/>
+              <w:top w:type="dxa" w:w="40"/>
+              <w:left w:type="dxa" w:w="90"/>
+              <w:bottom w:type="dxa" w:w="40"/>
+              <w:right w:type="dxa" w:w="90"/>
             </w:tcMar>
           </w:tcPr>
           <w:p>
@@ -5926,10 +6322,10 @@
               <w:right w:val="single" w:color="9AA8B8" w:sz="4"/>
             </w:tcBorders>
             <w:tcMar>
-              <w:top w:type="dxa" w:w="60"/>
-              <w:left w:type="dxa" w:w="100"/>
-              <w:bottom w:type="dxa" w:w="60"/>
-              <w:right w:type="dxa" w:w="100"/>
+              <w:top w:type="dxa" w:w="40"/>
+              <w:left w:type="dxa" w:w="90"/>
+              <w:bottom w:type="dxa" w:w="40"/>
+              <w:right w:type="dxa" w:w="90"/>
             </w:tcMar>
           </w:tcPr>
           <w:p>
@@ -5959,10 +6355,10 @@
             </w:tcBorders>
             <w:shd w:fill="E8EDF3" w:color="auto" w:val="clear"/>
             <w:tcMar>
-              <w:top w:type="dxa" w:w="60"/>
-              <w:left w:type="dxa" w:w="100"/>
-              <w:bottom w:type="dxa" w:w="60"/>
-              <w:right w:type="dxa" w:w="100"/>
+              <w:top w:type="dxa" w:w="40"/>
+              <w:left w:type="dxa" w:w="90"/>
+              <w:bottom w:type="dxa" w:w="40"/>
+              <w:right w:type="dxa" w:w="90"/>
             </w:tcMar>
           </w:tcPr>
           <w:p>
@@ -5991,25 +6387,25 @@
               <w:right w:val="single" w:color="9AA8B8" w:sz="4"/>
             </w:tcBorders>
             <w:tcMar>
-              <w:top w:type="dxa" w:w="60"/>
-              <w:left w:type="dxa" w:w="100"/>
-              <w:bottom w:type="dxa" w:w="60"/>
-              <w:right w:type="dxa" w:w="100"/>
-            </w:tcMar>
-          </w:tcPr>
-          <w:p>
-            <w:pPr>
-              <w:jc w:val="left"/>
-            </w:pPr>
-            <w:r>
-              <w:rPr>
-                <w:rFonts w:ascii="Arial" w:cs="Arial" w:eastAsia="Arial" w:hAnsi="Arial"/>
-                <w:b w:val="false"/>
-                <w:bCs w:val="false"/>
-                <w:sz w:val="19"/>
-                <w:szCs w:val="19"/>
-              </w:rPr>
-              <w:t xml:space="preserve">50057</w:t>
+              <w:top w:type="dxa" w:w="40"/>
+              <w:left w:type="dxa" w:w="90"/>
+              <w:bottom w:type="dxa" w:w="40"/>
+              <w:right w:type="dxa" w:w="90"/>
+            </w:tcMar>
+          </w:tcPr>
+          <w:p>
+            <w:pPr>
+              <w:jc w:val="left"/>
+            </w:pPr>
+            <w:r>
+              <w:rPr>
+                <w:rFonts w:ascii="Arial" w:cs="Arial" w:eastAsia="Arial" w:hAnsi="Arial"/>
+                <w:b w:val="false"/>
+                <w:bCs w:val="false"/>
+                <w:sz w:val="19"/>
+                <w:szCs w:val="19"/>
+              </w:rPr>
+              <w:t xml:space="preserve">1250057</w:t>
             </w:r>
           </w:p>
         </w:tc>
@@ -6026,10 +6422,10 @@
             </w:tcBorders>
             <w:shd w:fill="E8EDF3" w:color="auto" w:val="clear"/>
             <w:tcMar>
-              <w:top w:type="dxa" w:w="60"/>
-              <w:left w:type="dxa" w:w="100"/>
-              <w:bottom w:type="dxa" w:w="60"/>
-              <w:right w:type="dxa" w:w="100"/>
+              <w:top w:type="dxa" w:w="40"/>
+              <w:left w:type="dxa" w:w="90"/>
+              <w:bottom w:type="dxa" w:w="40"/>
+              <w:right w:type="dxa" w:w="90"/>
             </w:tcMar>
           </w:tcPr>
           <w:p>
@@ -6058,25 +6454,25 @@
               <w:right w:val="single" w:color="9AA8B8" w:sz="4"/>
             </w:tcBorders>
             <w:tcMar>
-              <w:top w:type="dxa" w:w="60"/>
-              <w:left w:type="dxa" w:w="100"/>
-              <w:bottom w:type="dxa" w:w="60"/>
-              <w:right w:type="dxa" w:w="100"/>
-            </w:tcMar>
-          </w:tcPr>
-          <w:p>
-            <w:pPr>
-              <w:jc w:val="left"/>
-            </w:pPr>
-            <w:r>
-              <w:rPr>
-                <w:rFonts w:ascii="Arial" w:cs="Arial" w:eastAsia="Arial" w:hAnsi="Arial"/>
-                <w:b w:val="false"/>
-                <w:bCs w:val="false"/>
-                <w:sz w:val="19"/>
-                <w:szCs w:val="19"/>
-              </w:rPr>
-              <w:t xml:space="preserve">06.181.701.2001</w:t>
+              <w:top w:type="dxa" w:w="40"/>
+              <w:left w:type="dxa" w:w="90"/>
+              <w:bottom w:type="dxa" w:w="40"/>
+              <w:right w:type="dxa" w:w="90"/>
+            </w:tcMar>
+          </w:tcPr>
+          <w:p>
+            <w:pPr>
+              <w:jc w:val="left"/>
+            </w:pPr>
+            <w:r>
+              <w:rPr>
+                <w:rFonts w:ascii="Arial" w:cs="Arial" w:eastAsia="Arial" w:hAnsi="Arial"/>
+                <w:b w:val="false"/>
+                <w:bCs w:val="false"/>
+                <w:sz w:val="19"/>
+                <w:szCs w:val="19"/>
+              </w:rPr>
+              <w:t xml:space="preserve">06 181 701 2001 0001</w:t>
             </w:r>
           </w:p>
         </w:tc>
@@ -6091,25 +6487,25 @@
             </w:tcBorders>
             <w:shd w:fill="E8EDF3" w:color="auto" w:val="clear"/>
             <w:tcMar>
-              <w:top w:type="dxa" w:w="60"/>
-              <w:left w:type="dxa" w:w="100"/>
-              <w:bottom w:type="dxa" w:w="60"/>
-              <w:right w:type="dxa" w:w="100"/>
-            </w:tcMar>
-          </w:tcPr>
-          <w:p>
-            <w:pPr>
-              <w:jc w:val="left"/>
-            </w:pPr>
-            <w:r>
-              <w:rPr>
-                <w:rFonts w:ascii="Arial" w:cs="Arial" w:eastAsia="Arial" w:hAnsi="Arial"/>
-                <w:b/>
-                <w:bCs/>
-                <w:sz w:val="19"/>
-                <w:szCs w:val="19"/>
-              </w:rPr>
-              <w:t xml:space="preserve">Fonte</w:t>
+              <w:top w:type="dxa" w:w="40"/>
+              <w:left w:type="dxa" w:w="90"/>
+              <w:bottom w:type="dxa" w:w="40"/>
+              <w:right w:type="dxa" w:w="90"/>
+            </w:tcMar>
+          </w:tcPr>
+          <w:p>
+            <w:pPr>
+              <w:jc w:val="left"/>
+            </w:pPr>
+            <w:r>
+              <w:rPr>
+                <w:rFonts w:ascii="Arial" w:cs="Arial" w:eastAsia="Arial" w:hAnsi="Arial"/>
+                <w:b/>
+                <w:bCs/>
+                <w:sz w:val="19"/>
+                <w:szCs w:val="19"/>
+              </w:rPr>
+              <w:t xml:space="preserve">Fonte / Proc. / IPE</w:t>
             </w:r>
           </w:p>
         </w:tc>
@@ -6123,25 +6519,25 @@
               <w:right w:val="single" w:color="9AA8B8" w:sz="4"/>
             </w:tcBorders>
             <w:tcMar>
-              <w:top w:type="dxa" w:w="60"/>
-              <w:left w:type="dxa" w:w="100"/>
-              <w:bottom w:type="dxa" w:w="60"/>
-              <w:right w:type="dxa" w:w="100"/>
-            </w:tcMar>
-          </w:tcPr>
-          <w:p>
-            <w:pPr>
-              <w:jc w:val="left"/>
-            </w:pPr>
-            <w:r>
-              <w:rPr>
-                <w:rFonts w:ascii="Arial" w:cs="Arial" w:eastAsia="Arial" w:hAnsi="Arial"/>
-                <w:b w:val="false"/>
-                <w:bCs w:val="false"/>
-                <w:sz w:val="19"/>
-                <w:szCs w:val="19"/>
-              </w:rPr>
-              <w:t xml:space="preserve">6020</w:t>
+              <w:top w:type="dxa" w:w="40"/>
+              <w:left w:type="dxa" w:w="90"/>
+              <w:bottom w:type="dxa" w:w="40"/>
+              <w:right w:type="dxa" w:w="90"/>
+            </w:tcMar>
+          </w:tcPr>
+          <w:p>
+            <w:pPr>
+              <w:jc w:val="left"/>
+            </w:pPr>
+            <w:r>
+              <w:rPr>
+                <w:rFonts w:ascii="Arial" w:cs="Arial" w:eastAsia="Arial" w:hAnsi="Arial"/>
+                <w:b w:val="false"/>
+                <w:bCs w:val="false"/>
+                <w:sz w:val="19"/>
+                <w:szCs w:val="19"/>
+              </w:rPr>
+              <w:t xml:space="preserve">6020 / 1 / 0</w:t>
             </w:r>
           </w:p>
         </w:tc>
@@ -6158,10 +6554,10 @@
             </w:tcBorders>
             <w:shd w:fill="E8EDF3" w:color="auto" w:val="clear"/>
             <w:tcMar>
-              <w:top w:type="dxa" w:w="60"/>
-              <w:left w:type="dxa" w:w="100"/>
-              <w:bottom w:type="dxa" w:w="60"/>
-              <w:right w:type="dxa" w:w="100"/>
+              <w:top w:type="dxa" w:w="40"/>
+              <w:left w:type="dxa" w:w="90"/>
+              <w:bottom w:type="dxa" w:w="40"/>
+              <w:right w:type="dxa" w:w="90"/>
             </w:tcMar>
           </w:tcPr>
           <w:p>
@@ -6190,10 +6586,10 @@
               <w:right w:val="single" w:color="9AA8B8" w:sz="4"/>
             </w:tcBorders>
             <w:tcMar>
-              <w:top w:type="dxa" w:w="60"/>
-              <w:left w:type="dxa" w:w="100"/>
-              <w:bottom w:type="dxa" w:w="60"/>
-              <w:right w:type="dxa" w:w="100"/>
+              <w:top w:type="dxa" w:w="40"/>
+              <w:left w:type="dxa" w:w="90"/>
+              <w:bottom w:type="dxa" w:w="40"/>
+              <w:right w:type="dxa" w:w="90"/>
             </w:tcMar>
           </w:tcPr>
           <w:p>
@@ -6223,10 +6619,10 @@
             </w:tcBorders>
             <w:shd w:fill="E8EDF3" w:color="auto" w:val="clear"/>
             <w:tcMar>
-              <w:top w:type="dxa" w:w="60"/>
-              <w:left w:type="dxa" w:w="100"/>
-              <w:bottom w:type="dxa" w:w="60"/>
-              <w:right w:type="dxa" w:w="100"/>
+              <w:top w:type="dxa" w:w="40"/>
+              <w:left w:type="dxa" w:w="90"/>
+              <w:bottom w:type="dxa" w:w="40"/>
+              <w:right w:type="dxa" w:w="90"/>
             </w:tcMar>
           </w:tcPr>
           <w:p>
@@ -6255,10 +6651,10 @@
               <w:right w:val="single" w:color="9AA8B8" w:sz="4"/>
             </w:tcBorders>
             <w:tcMar>
-              <w:top w:type="dxa" w:w="60"/>
-              <w:left w:type="dxa" w:w="100"/>
-              <w:bottom w:type="dxa" w:w="60"/>
-              <w:right w:type="dxa" w:w="100"/>
+              <w:top w:type="dxa" w:w="40"/>
+              <w:left w:type="dxa" w:w="90"/>
+              <w:bottom w:type="dxa" w:w="40"/>
+              <w:right w:type="dxa" w:w="90"/>
             </w:tcMar>
           </w:tcPr>
           <w:p>
@@ -6290,10 +6686,10 @@
             </w:tcBorders>
             <w:shd w:fill="E8EDF3" w:color="auto" w:val="clear"/>
             <w:tcMar>
-              <w:top w:type="dxa" w:w="60"/>
-              <w:left w:type="dxa" w:w="100"/>
-              <w:bottom w:type="dxa" w:w="60"/>
-              <w:right w:type="dxa" w:w="100"/>
+              <w:top w:type="dxa" w:w="40"/>
+              <w:left w:type="dxa" w:w="90"/>
+              <w:bottom w:type="dxa" w:w="40"/>
+              <w:right w:type="dxa" w:w="90"/>
             </w:tcMar>
           </w:tcPr>
           <w:p>
@@ -6322,10 +6718,10 @@
               <w:right w:val="single" w:color="9AA8B8" w:sz="4"/>
             </w:tcBorders>
             <w:tcMar>
-              <w:top w:type="dxa" w:w="60"/>
-              <w:left w:type="dxa" w:w="100"/>
-              <w:bottom w:type="dxa" w:w="60"/>
-              <w:right w:type="dxa" w:w="100"/>
+              <w:top w:type="dxa" w:w="40"/>
+              <w:left w:type="dxa" w:w="90"/>
+              <w:bottom w:type="dxa" w:w="40"/>
+              <w:right w:type="dxa" w:w="90"/>
             </w:tcMar>
           </w:tcPr>
           <w:p>
@@ -6355,10 +6751,10 @@
             </w:tcBorders>
             <w:shd w:fill="E8EDF3" w:color="auto" w:val="clear"/>
             <w:tcMar>
-              <w:top w:type="dxa" w:w="60"/>
-              <w:left w:type="dxa" w:w="100"/>
-              <w:bottom w:type="dxa" w:w="60"/>
-              <w:right w:type="dxa" w:w="100"/>
+              <w:top w:type="dxa" w:w="40"/>
+              <w:left w:type="dxa" w:w="90"/>
+              <w:bottom w:type="dxa" w:w="40"/>
+              <w:right w:type="dxa" w:w="90"/>
             </w:tcMar>
           </w:tcPr>
           <w:p>
@@ -6387,10 +6783,10 @@
               <w:right w:val="single" w:color="9AA8B8" w:sz="4"/>
             </w:tcBorders>
             <w:tcMar>
-              <w:top w:type="dxa" w:w="60"/>
-              <w:left w:type="dxa" w:w="100"/>
-              <w:bottom w:type="dxa" w:w="60"/>
-              <w:right w:type="dxa" w:w="100"/>
+              <w:top w:type="dxa" w:w="40"/>
+              <w:left w:type="dxa" w:w="90"/>
+              <w:bottom w:type="dxa" w:w="40"/>
+              <w:right w:type="dxa" w:w="90"/>
             </w:tcMar>
           </w:tcPr>
           <w:p>
@@ -6422,10 +6818,10 @@
             </w:tcBorders>
             <w:shd w:fill="E8EDF3" w:color="auto" w:val="clear"/>
             <w:tcMar>
-              <w:top w:type="dxa" w:w="60"/>
-              <w:left w:type="dxa" w:w="100"/>
-              <w:bottom w:type="dxa" w:w="60"/>
-              <w:right w:type="dxa" w:w="100"/>
+              <w:top w:type="dxa" w:w="40"/>
+              <w:left w:type="dxa" w:w="90"/>
+              <w:bottom w:type="dxa" w:w="40"/>
+              <w:right w:type="dxa" w:w="90"/>
             </w:tcMar>
           </w:tcPr>
           <w:p>
@@ -6454,10 +6850,10 @@
               <w:right w:val="single" w:color="9AA8B8" w:sz="4"/>
             </w:tcBorders>
             <w:tcMar>
-              <w:top w:type="dxa" w:w="60"/>
-              <w:left w:type="dxa" w:w="100"/>
-              <w:bottom w:type="dxa" w:w="60"/>
-              <w:right w:type="dxa" w:w="100"/>
+              <w:top w:type="dxa" w:w="40"/>
+              <w:left w:type="dxa" w:w="90"/>
+              <w:bottom w:type="dxa" w:w="40"/>
+              <w:right w:type="dxa" w:w="90"/>
             </w:tcMar>
           </w:tcPr>
           <w:p>
@@ -6487,10 +6883,10 @@
             </w:tcBorders>
             <w:shd w:fill="E8EDF3" w:color="auto" w:val="clear"/>
             <w:tcMar>
-              <w:top w:type="dxa" w:w="60"/>
-              <w:left w:type="dxa" w:w="100"/>
-              <w:bottom w:type="dxa" w:w="60"/>
-              <w:right w:type="dxa" w:w="100"/>
+              <w:top w:type="dxa" w:w="40"/>
+              <w:left w:type="dxa" w:w="90"/>
+              <w:bottom w:type="dxa" w:w="40"/>
+              <w:right w:type="dxa" w:w="90"/>
             </w:tcMar>
           </w:tcPr>
           <w:p>
@@ -6519,10 +6915,10 @@
               <w:right w:val="single" w:color="9AA8B8" w:sz="4"/>
             </w:tcBorders>
             <w:tcMar>
-              <w:top w:type="dxa" w:w="60"/>
-              <w:left w:type="dxa" w:w="100"/>
-              <w:bottom w:type="dxa" w:w="60"/>
-              <w:right w:type="dxa" w:w="100"/>
+              <w:top w:type="dxa" w:w="40"/>
+              <w:left w:type="dxa" w:w="90"/>
+              <w:bottom w:type="dxa" w:w="40"/>
+              <w:right w:type="dxa" w:w="90"/>
             </w:tcMar>
           </w:tcPr>
           <w:p>
@@ -6554,10 +6950,10 @@
             </w:tcBorders>
             <w:shd w:fill="E8EDF3" w:color="auto" w:val="clear"/>
             <w:tcMar>
-              <w:top w:type="dxa" w:w="60"/>
-              <w:left w:type="dxa" w:w="100"/>
-              <w:bottom w:type="dxa" w:w="60"/>
-              <w:right w:type="dxa" w:w="100"/>
+              <w:top w:type="dxa" w:w="40"/>
+              <w:left w:type="dxa" w:w="90"/>
+              <w:bottom w:type="dxa" w:w="40"/>
+              <w:right w:type="dxa" w:w="90"/>
             </w:tcMar>
           </w:tcPr>
           <w:p>
@@ -6586,10 +6982,10 @@
               <w:right w:val="single" w:color="9AA8B8" w:sz="4"/>
             </w:tcBorders>
             <w:tcMar>
-              <w:top w:type="dxa" w:w="60"/>
-              <w:left w:type="dxa" w:w="100"/>
-              <w:bottom w:type="dxa" w:w="60"/>
-              <w:right w:type="dxa" w:w="100"/>
+              <w:top w:type="dxa" w:w="40"/>
+              <w:left w:type="dxa" w:w="90"/>
+              <w:bottom w:type="dxa" w:w="40"/>
+              <w:right w:type="dxa" w:w="90"/>
             </w:tcMar>
           </w:tcPr>
           <w:p>
@@ -6619,10 +7015,10 @@
             </w:tcBorders>
             <w:shd w:fill="E8EDF3" w:color="auto" w:val="clear"/>
             <w:tcMar>
-              <w:top w:type="dxa" w:w="60"/>
-              <w:left w:type="dxa" w:w="100"/>
-              <w:bottom w:type="dxa" w:w="60"/>
-              <w:right w:type="dxa" w:w="100"/>
+              <w:top w:type="dxa" w:w="40"/>
+              <w:left w:type="dxa" w:w="90"/>
+              <w:bottom w:type="dxa" w:w="40"/>
+              <w:right w:type="dxa" w:w="90"/>
             </w:tcMar>
           </w:tcPr>
           <w:p>
@@ -6651,10 +7047,10 @@
               <w:right w:val="single" w:color="9AA8B8" w:sz="4"/>
             </w:tcBorders>
             <w:tcMar>
-              <w:top w:type="dxa" w:w="60"/>
-              <w:left w:type="dxa" w:w="100"/>
-              <w:bottom w:type="dxa" w:w="60"/>
-              <w:right w:type="dxa" w:w="100"/>
+              <w:top w:type="dxa" w:w="40"/>
+              <w:left w:type="dxa" w:w="90"/>
+              <w:bottom w:type="dxa" w:w="40"/>
+              <w:right w:type="dxa" w:w="90"/>
             </w:tcMar>
           </w:tcPr>
           <w:p>
@@ -6707,10 +7103,10 @@
             </w:tcBorders>
             <w:shd w:fill="1F3A5F" w:color="auto" w:val="clear"/>
             <w:tcMar>
-              <w:top w:type="dxa" w:w="60"/>
-              <w:left w:type="dxa" w:w="100"/>
-              <w:bottom w:type="dxa" w:w="60"/>
-              <w:right w:type="dxa" w:w="100"/>
+              <w:top w:type="dxa" w:w="40"/>
+              <w:left w:type="dxa" w:w="90"/>
+              <w:bottom w:type="dxa" w:w="40"/>
+              <w:right w:type="dxa" w:w="90"/>
             </w:tcMar>
           </w:tcPr>
           <w:p>
@@ -6767,10 +7163,10 @@
             </w:tcBorders>
             <w:shd w:fill="E8EDF3" w:color="auto" w:val="clear"/>
             <w:tcMar>
-              <w:top w:type="dxa" w:w="60"/>
-              <w:left w:type="dxa" w:w="100"/>
-              <w:bottom w:type="dxa" w:w="60"/>
-              <w:right w:type="dxa" w:w="100"/>
+              <w:top w:type="dxa" w:w="40"/>
+              <w:left w:type="dxa" w:w="90"/>
+              <w:bottom w:type="dxa" w:w="40"/>
+              <w:right w:type="dxa" w:w="90"/>
             </w:tcMar>
           </w:tcPr>
           <w:p>
@@ -6800,10 +7196,10 @@
             </w:tcBorders>
             <w:shd w:fill="E8EDF3" w:color="auto" w:val="clear"/>
             <w:tcMar>
-              <w:top w:type="dxa" w:w="60"/>
-              <w:left w:type="dxa" w:w="100"/>
-              <w:bottom w:type="dxa" w:w="60"/>
-              <w:right w:type="dxa" w:w="100"/>
+              <w:top w:type="dxa" w:w="40"/>
+              <w:left w:type="dxa" w:w="90"/>
+              <w:bottom w:type="dxa" w:w="40"/>
+              <w:right w:type="dxa" w:w="90"/>
             </w:tcMar>
           </w:tcPr>
           <w:p>
@@ -6833,10 +7229,10 @@
             </w:tcBorders>
             <w:shd w:fill="E8EDF3" w:color="auto" w:val="clear"/>
             <w:tcMar>
-              <w:top w:type="dxa" w:w="60"/>
-              <w:left w:type="dxa" w:w="100"/>
-              <w:bottom w:type="dxa" w:w="60"/>
-              <w:right w:type="dxa" w:w="100"/>
+              <w:top w:type="dxa" w:w="40"/>
+              <w:left w:type="dxa" w:w="90"/>
+              <w:bottom w:type="dxa" w:w="40"/>
+              <w:right w:type="dxa" w:w="90"/>
             </w:tcMar>
           </w:tcPr>
           <w:p>
@@ -6866,10 +7262,10 @@
             </w:tcBorders>
             <w:shd w:fill="E8EDF3" w:color="auto" w:val="clear"/>
             <w:tcMar>
-              <w:top w:type="dxa" w:w="60"/>
-              <w:left w:type="dxa" w:w="100"/>
-              <w:bottom w:type="dxa" w:w="60"/>
-              <w:right w:type="dxa" w:w="100"/>
+              <w:top w:type="dxa" w:w="40"/>
+              <w:left w:type="dxa" w:w="90"/>
+              <w:bottom w:type="dxa" w:w="40"/>
+              <w:right w:type="dxa" w:w="90"/>
             </w:tcMar>
           </w:tcPr>
           <w:p>
@@ -6899,10 +7295,10 @@
             </w:tcBorders>
             <w:shd w:fill="E8EDF3" w:color="auto" w:val="clear"/>
             <w:tcMar>
-              <w:top w:type="dxa" w:w="60"/>
-              <w:left w:type="dxa" w:w="100"/>
-              <w:bottom w:type="dxa" w:w="60"/>
-              <w:right w:type="dxa" w:w="100"/>
+              <w:top w:type="dxa" w:w="40"/>
+              <w:left w:type="dxa" w:w="90"/>
+              <w:bottom w:type="dxa" w:w="40"/>
+              <w:right w:type="dxa" w:w="90"/>
             </w:tcMar>
           </w:tcPr>
           <w:p>
@@ -6932,10 +7328,10 @@
             </w:tcBorders>
             <w:shd w:fill="E8EDF3" w:color="auto" w:val="clear"/>
             <w:tcMar>
-              <w:top w:type="dxa" w:w="60"/>
-              <w:left w:type="dxa" w:w="100"/>
-              <w:bottom w:type="dxa" w:w="60"/>
-              <w:right w:type="dxa" w:w="100"/>
+              <w:top w:type="dxa" w:w="40"/>
+              <w:left w:type="dxa" w:w="90"/>
+              <w:bottom w:type="dxa" w:w="40"/>
+              <w:right w:type="dxa" w:w="90"/>
             </w:tcMar>
           </w:tcPr>
           <w:p>
@@ -6966,10 +7362,10 @@
               <w:right w:val="single" w:color="9AA8B8" w:sz="4"/>
             </w:tcBorders>
             <w:tcMar>
-              <w:top w:type="dxa" w:w="60"/>
-              <w:left w:type="dxa" w:w="100"/>
-              <w:bottom w:type="dxa" w:w="60"/>
-              <w:right w:type="dxa" w:w="100"/>
+              <w:top w:type="dxa" w:w="40"/>
+              <w:left w:type="dxa" w:w="90"/>
+              <w:bottom w:type="dxa" w:w="40"/>
+              <w:right w:type="dxa" w:w="90"/>
             </w:tcMar>
           </w:tcPr>
           <w:p>
@@ -6998,10 +7394,10 @@
               <w:right w:val="single" w:color="9AA8B8" w:sz="4"/>
             </w:tcBorders>
             <w:tcMar>
-              <w:top w:type="dxa" w:w="60"/>
-              <w:left w:type="dxa" w:w="100"/>
-              <w:bottom w:type="dxa" w:w="60"/>
-              <w:right w:type="dxa" w:w="100"/>
+              <w:top w:type="dxa" w:w="40"/>
+              <w:left w:type="dxa" w:w="90"/>
+              <w:bottom w:type="dxa" w:w="40"/>
+              <w:right w:type="dxa" w:w="90"/>
             </w:tcMar>
           </w:tcPr>
           <w:p>
@@ -7030,10 +7426,10 @@
               <w:right w:val="single" w:color="9AA8B8" w:sz="4"/>
             </w:tcBorders>
             <w:tcMar>
-              <w:top w:type="dxa" w:w="60"/>
-              <w:left w:type="dxa" w:w="100"/>
-              <w:bottom w:type="dxa" w:w="60"/>
-              <w:right w:type="dxa" w:w="100"/>
+              <w:top w:type="dxa" w:w="40"/>
+              <w:left w:type="dxa" w:w="90"/>
+              <w:bottom w:type="dxa" w:w="40"/>
+              <w:right w:type="dxa" w:w="90"/>
             </w:tcMar>
           </w:tcPr>
           <w:p>
@@ -7062,10 +7458,10 @@
               <w:right w:val="single" w:color="9AA8B8" w:sz="4"/>
             </w:tcBorders>
             <w:tcMar>
-              <w:top w:type="dxa" w:w="60"/>
-              <w:left w:type="dxa" w:w="100"/>
-              <w:bottom w:type="dxa" w:w="60"/>
-              <w:right w:type="dxa" w:w="100"/>
+              <w:top w:type="dxa" w:w="40"/>
+              <w:left w:type="dxa" w:w="90"/>
+              <w:bottom w:type="dxa" w:w="40"/>
+              <w:right w:type="dxa" w:w="90"/>
             </w:tcMar>
           </w:tcPr>
           <w:p>
@@ -7094,10 +7490,10 @@
               <w:right w:val="single" w:color="9AA8B8" w:sz="4"/>
             </w:tcBorders>
             <w:tcMar>
-              <w:top w:type="dxa" w:w="60"/>
-              <w:left w:type="dxa" w:w="100"/>
-              <w:bottom w:type="dxa" w:w="60"/>
-              <w:right w:type="dxa" w:w="100"/>
+              <w:top w:type="dxa" w:w="40"/>
+              <w:left w:type="dxa" w:w="90"/>
+              <w:bottom w:type="dxa" w:w="40"/>
+              <w:right w:type="dxa" w:w="90"/>
             </w:tcMar>
           </w:tcPr>
           <w:p>
@@ -7126,10 +7522,10 @@
               <w:right w:val="single" w:color="9AA8B8" w:sz="4"/>
             </w:tcBorders>
             <w:tcMar>
-              <w:top w:type="dxa" w:w="60"/>
-              <w:left w:type="dxa" w:w="100"/>
-              <w:bottom w:type="dxa" w:w="60"/>
-              <w:right w:type="dxa" w:w="100"/>
+              <w:top w:type="dxa" w:w="40"/>
+              <w:left w:type="dxa" w:w="90"/>
+              <w:bottom w:type="dxa" w:w="40"/>
+              <w:right w:type="dxa" w:w="90"/>
             </w:tcMar>
           </w:tcPr>
           <w:p>
@@ -7160,10 +7556,10 @@
               <w:right w:val="single" w:color="9AA8B8" w:sz="4"/>
             </w:tcBorders>
             <w:tcMar>
-              <w:top w:type="dxa" w:w="60"/>
-              <w:left w:type="dxa" w:w="100"/>
-              <w:bottom w:type="dxa" w:w="60"/>
-              <w:right w:type="dxa" w:w="100"/>
+              <w:top w:type="dxa" w:w="40"/>
+              <w:left w:type="dxa" w:w="90"/>
+              <w:bottom w:type="dxa" w:w="40"/>
+              <w:right w:type="dxa" w:w="90"/>
             </w:tcMar>
           </w:tcPr>
           <w:p>
@@ -7192,10 +7588,10 @@
               <w:right w:val="single" w:color="9AA8B8" w:sz="4"/>
             </w:tcBorders>
             <w:tcMar>
-              <w:top w:type="dxa" w:w="60"/>
-              <w:left w:type="dxa" w:w="100"/>
-              <w:bottom w:type="dxa" w:w="60"/>
-              <w:right w:type="dxa" w:w="100"/>
+              <w:top w:type="dxa" w:w="40"/>
+              <w:left w:type="dxa" w:w="90"/>
+              <w:bottom w:type="dxa" w:w="40"/>
+              <w:right w:type="dxa" w:w="90"/>
             </w:tcMar>
           </w:tcPr>
           <w:p>
@@ -7224,10 +7620,10 @@
               <w:right w:val="single" w:color="9AA8B8" w:sz="4"/>
             </w:tcBorders>
             <w:tcMar>
-              <w:top w:type="dxa" w:w="60"/>
-              <w:left w:type="dxa" w:w="100"/>
-              <w:bottom w:type="dxa" w:w="60"/>
-              <w:right w:type="dxa" w:w="100"/>
+              <w:top w:type="dxa" w:w="40"/>
+              <w:left w:type="dxa" w:w="90"/>
+              <w:bottom w:type="dxa" w:w="40"/>
+              <w:right w:type="dxa" w:w="90"/>
             </w:tcMar>
           </w:tcPr>
           <w:p>
@@ -7256,10 +7652,10 @@
               <w:right w:val="single" w:color="9AA8B8" w:sz="4"/>
             </w:tcBorders>
             <w:tcMar>
-              <w:top w:type="dxa" w:w="60"/>
-              <w:left w:type="dxa" w:w="100"/>
-              <w:bottom w:type="dxa" w:w="60"/>
-              <w:right w:type="dxa" w:w="100"/>
+              <w:top w:type="dxa" w:w="40"/>
+              <w:left w:type="dxa" w:w="90"/>
+              <w:bottom w:type="dxa" w:w="40"/>
+              <w:right w:type="dxa" w:w="90"/>
             </w:tcMar>
           </w:tcPr>
           <w:p>
@@ -7288,10 +7684,10 @@
               <w:right w:val="single" w:color="9AA8B8" w:sz="4"/>
             </w:tcBorders>
             <w:tcMar>
-              <w:top w:type="dxa" w:w="60"/>
-              <w:left w:type="dxa" w:w="100"/>
-              <w:bottom w:type="dxa" w:w="60"/>
-              <w:right w:type="dxa" w:w="100"/>
+              <w:top w:type="dxa" w:w="40"/>
+              <w:left w:type="dxa" w:w="90"/>
+              <w:bottom w:type="dxa" w:w="40"/>
+              <w:right w:type="dxa" w:w="90"/>
             </w:tcMar>
           </w:tcPr>
           <w:p>
@@ -7320,10 +7716,10 @@
               <w:right w:val="single" w:color="9AA8B8" w:sz="4"/>
             </w:tcBorders>
             <w:tcMar>
-              <w:top w:type="dxa" w:w="60"/>
-              <w:left w:type="dxa" w:w="100"/>
-              <w:bottom w:type="dxa" w:w="60"/>
-              <w:right w:type="dxa" w:w="100"/>
+              <w:top w:type="dxa" w:w="40"/>
+              <w:left w:type="dxa" w:w="90"/>
+              <w:bottom w:type="dxa" w:w="40"/>
+              <w:right w:type="dxa" w:w="90"/>
             </w:tcMar>
           </w:tcPr>
           <w:p>
@@ -7354,10 +7750,10 @@
               <w:right w:val="single" w:color="9AA8B8" w:sz="4"/>
             </w:tcBorders>
             <w:tcMar>
-              <w:top w:type="dxa" w:w="60"/>
-              <w:left w:type="dxa" w:w="100"/>
-              <w:bottom w:type="dxa" w:w="60"/>
-              <w:right w:type="dxa" w:w="100"/>
+              <w:top w:type="dxa" w:w="40"/>
+              <w:left w:type="dxa" w:w="90"/>
+              <w:bottom w:type="dxa" w:w="40"/>
+              <w:right w:type="dxa" w:w="90"/>
             </w:tcMar>
           </w:tcPr>
           <w:p>
@@ -7386,10 +7782,10 @@
               <w:right w:val="single" w:color="9AA8B8" w:sz="4"/>
             </w:tcBorders>
             <w:tcMar>
-              <w:top w:type="dxa" w:w="60"/>
-              <w:left w:type="dxa" w:w="100"/>
-              <w:bottom w:type="dxa" w:w="60"/>
-              <w:right w:type="dxa" w:w="100"/>
+              <w:top w:type="dxa" w:w="40"/>
+              <w:left w:type="dxa" w:w="90"/>
+              <w:bottom w:type="dxa" w:w="40"/>
+              <w:right w:type="dxa" w:w="90"/>
             </w:tcMar>
           </w:tcPr>
           <w:p>
@@ -7418,10 +7814,10 @@
               <w:right w:val="single" w:color="9AA8B8" w:sz="4"/>
             </w:tcBorders>
             <w:tcMar>
-              <w:top w:type="dxa" w:w="60"/>
-              <w:left w:type="dxa" w:w="100"/>
-              <w:bottom w:type="dxa" w:w="60"/>
-              <w:right w:type="dxa" w:w="100"/>
+              <w:top w:type="dxa" w:w="40"/>
+              <w:left w:type="dxa" w:w="90"/>
+              <w:bottom w:type="dxa" w:w="40"/>
+              <w:right w:type="dxa" w:w="90"/>
             </w:tcMar>
           </w:tcPr>
           <w:p>
@@ -7450,10 +7846,10 @@
               <w:right w:val="single" w:color="9AA8B8" w:sz="4"/>
             </w:tcBorders>
             <w:tcMar>
-              <w:top w:type="dxa" w:w="60"/>
-              <w:left w:type="dxa" w:w="100"/>
-              <w:bottom w:type="dxa" w:w="60"/>
-              <w:right w:type="dxa" w:w="100"/>
+              <w:top w:type="dxa" w:w="40"/>
+              <w:left w:type="dxa" w:w="90"/>
+              <w:bottom w:type="dxa" w:w="40"/>
+              <w:right w:type="dxa" w:w="90"/>
             </w:tcMar>
           </w:tcPr>
           <w:p>
@@ -7482,10 +7878,10 @@
               <w:right w:val="single" w:color="9AA8B8" w:sz="4"/>
             </w:tcBorders>
             <w:tcMar>
-              <w:top w:type="dxa" w:w="60"/>
-              <w:left w:type="dxa" w:w="100"/>
-              <w:bottom w:type="dxa" w:w="60"/>
-              <w:right w:type="dxa" w:w="100"/>
+              <w:top w:type="dxa" w:w="40"/>
+              <w:left w:type="dxa" w:w="90"/>
+              <w:bottom w:type="dxa" w:w="40"/>
+              <w:right w:type="dxa" w:w="90"/>
             </w:tcMar>
           </w:tcPr>
           <w:p>
@@ -7514,10 +7910,10 @@
               <w:right w:val="single" w:color="9AA8B8" w:sz="4"/>
             </w:tcBorders>
             <w:tcMar>
-              <w:top w:type="dxa" w:w="60"/>
-              <w:left w:type="dxa" w:w="100"/>
-              <w:bottom w:type="dxa" w:w="60"/>
-              <w:right w:type="dxa" w:w="100"/>
+              <w:top w:type="dxa" w:w="40"/>
+              <w:left w:type="dxa" w:w="90"/>
+              <w:bottom w:type="dxa" w:w="40"/>
+              <w:right w:type="dxa" w:w="90"/>
             </w:tcMar>
           </w:tcPr>
           <w:p>
@@ -7550,10 +7946,10 @@
             </w:tcBorders>
             <w:shd w:fill="F6F8FA" w:color="auto" w:val="clear"/>
             <w:tcMar>
-              <w:top w:type="dxa" w:w="60"/>
-              <w:left w:type="dxa" w:w="100"/>
-              <w:bottom w:type="dxa" w:w="60"/>
-              <w:right w:type="dxa" w:w="100"/>
+              <w:top w:type="dxa" w:w="40"/>
+              <w:left w:type="dxa" w:w="90"/>
+              <w:bottom w:type="dxa" w:w="40"/>
+              <w:right w:type="dxa" w:w="90"/>
             </w:tcMar>
           </w:tcPr>
           <w:p>
@@ -7583,10 +7979,10 @@
             </w:tcBorders>
             <w:shd w:fill="F6F8FA" w:color="auto" w:val="clear"/>
             <w:tcMar>
-              <w:top w:type="dxa" w:w="60"/>
-              <w:left w:type="dxa" w:w="100"/>
-              <w:bottom w:type="dxa" w:w="60"/>
-              <w:right w:type="dxa" w:w="100"/>
+              <w:top w:type="dxa" w:w="40"/>
+              <w:left w:type="dxa" w:w="90"/>
+              <w:bottom w:type="dxa" w:w="40"/>
+              <w:right w:type="dxa" w:w="90"/>
             </w:tcMar>
           </w:tcPr>
           <w:p>
@@ -7639,10 +8035,10 @@
             </w:tcBorders>
             <w:shd w:fill="1F3A5F" w:color="auto" w:val="clear"/>
             <w:tcMar>
-              <w:top w:type="dxa" w:w="60"/>
-              <w:left w:type="dxa" w:w="100"/>
-              <w:bottom w:type="dxa" w:w="60"/>
-              <w:right w:type="dxa" w:w="100"/>
+              <w:top w:type="dxa" w:w="40"/>
+              <w:left w:type="dxa" w:w="90"/>
+              <w:bottom w:type="dxa" w:w="40"/>
+              <w:right w:type="dxa" w:w="90"/>
             </w:tcMar>
           </w:tcPr>
           <w:p>
@@ -7676,7 +8072,7 @@
           <w:sz w:val="19"/>
           <w:szCs w:val="19"/>
         </w:rPr>
-        <w:t xml:space="preserve">Primeira tela da Apropriação de Empenho (navegação 51, opção 01, ação 1):</w:t>
+        <w:t xml:space="preserve">Janela da Apropriação de Empenho (navegação 51, opção 01, ação 1):</w:t>
       </w:r>
     </w:p>
     <w:tbl>
@@ -7709,10 +8105,75 @@
             </w:tcBorders>
             <w:shd w:fill="E8EDF3" w:color="auto" w:val="clear"/>
             <w:tcMar>
-              <w:top w:type="dxa" w:w="60"/>
-              <w:left w:type="dxa" w:w="100"/>
-              <w:bottom w:type="dxa" w:w="60"/>
-              <w:right w:type="dxa" w:w="100"/>
+              <w:top w:type="dxa" w:w="40"/>
+              <w:left w:type="dxa" w:w="90"/>
+              <w:bottom w:type="dxa" w:w="40"/>
+              <w:right w:type="dxa" w:w="90"/>
+            </w:tcMar>
+          </w:tcPr>
+          <w:p>
+            <w:pPr>
+              <w:jc w:val="left"/>
+            </w:pPr>
+            <w:r>
+              <w:rPr>
+                <w:rFonts w:ascii="Arial" w:cs="Arial" w:eastAsia="Arial" w:hAnsi="Arial"/>
+                <w:b/>
+                <w:bCs/>
+                <w:sz w:val="19"/>
+                <w:szCs w:val="19"/>
+              </w:rPr>
+              <w:t xml:space="preserve">Unid. Orçamentária</w:t>
+            </w:r>
+          </w:p>
+        </w:tc>
+        <w:tc>
+          <w:tcPr>
+            <w:tcW w:type="dxa" w:w="2819"/>
+            <w:tcBorders>
+              <w:top w:val="single" w:color="9AA8B8" w:sz="4"/>
+              <w:left w:val="single" w:color="9AA8B8" w:sz="4"/>
+              <w:bottom w:val="single" w:color="9AA8B8" w:sz="4"/>
+              <w:right w:val="single" w:color="9AA8B8" w:sz="4"/>
+            </w:tcBorders>
+            <w:tcMar>
+              <w:top w:type="dxa" w:w="40"/>
+              <w:left w:type="dxa" w:w="90"/>
+              <w:bottom w:type="dxa" w:w="40"/>
+              <w:right w:type="dxa" w:w="90"/>
+            </w:tcMar>
+          </w:tcPr>
+          <w:p>
+            <w:pPr>
+              <w:jc w:val="left"/>
+            </w:pPr>
+            <w:r>
+              <w:rPr>
+                <w:rFonts w:ascii="Arial" w:cs="Arial" w:eastAsia="Arial" w:hAnsi="Arial"/>
+                <w:b w:val="false"/>
+                <w:bCs w:val="false"/>
+                <w:sz w:val="19"/>
+                <w:szCs w:val="19"/>
+              </w:rPr>
+              <w:t xml:space="preserve">1251</w:t>
+            </w:r>
+          </w:p>
+        </w:tc>
+        <w:tc>
+          <w:tcPr>
+            <w:tcW w:type="dxa" w:w="2000"/>
+            <w:tcBorders>
+              <w:top w:val="single" w:color="9AA8B8" w:sz="4"/>
+              <w:left w:val="single" w:color="9AA8B8" w:sz="4"/>
+              <w:bottom w:val="single" w:color="9AA8B8" w:sz="4"/>
+              <w:right w:val="single" w:color="9AA8B8" w:sz="4"/>
+            </w:tcBorders>
+            <w:shd w:fill="E8EDF3" w:color="auto" w:val="clear"/>
+            <w:tcMar>
+              <w:top w:type="dxa" w:w="40"/>
+              <w:left w:type="dxa" w:w="90"/>
+              <w:bottom w:type="dxa" w:w="40"/>
+              <w:right w:type="dxa" w:w="90"/>
             </w:tcMar>
           </w:tcPr>
           <w:p>
@@ -7741,75 +8202,10 @@
               <w:right w:val="single" w:color="9AA8B8" w:sz="4"/>
             </w:tcBorders>
             <w:tcMar>
-              <w:top w:type="dxa" w:w="60"/>
-              <w:left w:type="dxa" w:w="100"/>
-              <w:bottom w:type="dxa" w:w="60"/>
-              <w:right w:type="dxa" w:w="100"/>
-            </w:tcMar>
-          </w:tcPr>
-          <w:p>
-            <w:pPr>
-              <w:jc w:val="left"/>
-            </w:pPr>
-            <w:r>
-              <w:rPr>
-                <w:rFonts w:ascii="Arial" w:cs="Arial" w:eastAsia="Arial" w:hAnsi="Arial"/>
-                <w:b w:val="false"/>
-                <w:bCs w:val="false"/>
-                <w:sz w:val="19"/>
-                <w:szCs w:val="19"/>
-              </w:rPr>
-              <w:t xml:space="preserve">X</w:t>
-            </w:r>
-          </w:p>
-        </w:tc>
-        <w:tc>
-          <w:tcPr>
-            <w:tcW w:type="dxa" w:w="2000"/>
-            <w:tcBorders>
-              <w:top w:val="single" w:color="9AA8B8" w:sz="4"/>
-              <w:left w:val="single" w:color="9AA8B8" w:sz="4"/>
-              <w:bottom w:val="single" w:color="9AA8B8" w:sz="4"/>
-              <w:right w:val="single" w:color="9AA8B8" w:sz="4"/>
-            </w:tcBorders>
-            <w:shd w:fill="E8EDF3" w:color="auto" w:val="clear"/>
-            <w:tcMar>
-              <w:top w:type="dxa" w:w="60"/>
-              <w:left w:type="dxa" w:w="100"/>
-              <w:bottom w:type="dxa" w:w="60"/>
-              <w:right w:type="dxa" w:w="100"/>
-            </w:tcMar>
-          </w:tcPr>
-          <w:p>
-            <w:pPr>
-              <w:jc w:val="left"/>
-            </w:pPr>
-            <w:r>
-              <w:rPr>
-                <w:rFonts w:ascii="Arial" w:cs="Arial" w:eastAsia="Arial" w:hAnsi="Arial"/>
-                <w:b/>
-                <w:bCs/>
-                <w:sz w:val="19"/>
-                <w:szCs w:val="19"/>
-              </w:rPr>
-              <w:t xml:space="preserve">CNPJ/CAPJ</w:t>
-            </w:r>
-          </w:p>
-        </w:tc>
-        <w:tc>
-          <w:tcPr>
-            <w:tcW w:type="dxa" w:w="2819"/>
-            <w:tcBorders>
-              <w:top w:val="single" w:color="9AA8B8" w:sz="4"/>
-              <w:left w:val="single" w:color="9AA8B8" w:sz="4"/>
-              <w:bottom w:val="single" w:color="9AA8B8" w:sz="4"/>
-              <w:right w:val="single" w:color="9AA8B8" w:sz="4"/>
-            </w:tcBorders>
-            <w:tcMar>
-              <w:top w:type="dxa" w:w="60"/>
-              <w:left w:type="dxa" w:w="100"/>
-              <w:bottom w:type="dxa" w:w="60"/>
-              <w:right w:type="dxa" w:w="100"/>
+              <w:top w:type="dxa" w:w="40"/>
+              <w:left w:type="dxa" w:w="90"/>
+              <w:bottom w:type="dxa" w:w="40"/>
+              <w:right w:type="dxa" w:w="90"/>
             </w:tcMar>
           </w:tcPr>
           <w:p>
@@ -7841,10 +8237,75 @@
             </w:tcBorders>
             <w:shd w:fill="E8EDF3" w:color="auto" w:val="clear"/>
             <w:tcMar>
-              <w:top w:type="dxa" w:w="60"/>
-              <w:left w:type="dxa" w:w="100"/>
-              <w:bottom w:type="dxa" w:w="60"/>
-              <w:right w:type="dxa" w:w="100"/>
+              <w:top w:type="dxa" w:w="40"/>
+              <w:left w:type="dxa" w:w="90"/>
+              <w:bottom w:type="dxa" w:w="40"/>
+              <w:right w:type="dxa" w:w="90"/>
+            </w:tcMar>
+          </w:tcPr>
+          <w:p>
+            <w:pPr>
+              <w:jc w:val="left"/>
+            </w:pPr>
+            <w:r>
+              <w:rPr>
+                <w:rFonts w:ascii="Arial" w:cs="Arial" w:eastAsia="Arial" w:hAnsi="Arial"/>
+                <w:b/>
+                <w:bCs/>
+                <w:sz w:val="19"/>
+                <w:szCs w:val="19"/>
+              </w:rPr>
+              <w:t xml:space="preserve">CNPJ/CAPJ</w:t>
+            </w:r>
+          </w:p>
+        </w:tc>
+        <w:tc>
+          <w:tcPr>
+            <w:tcW w:type="dxa" w:w="2819"/>
+            <w:tcBorders>
+              <w:top w:val="single" w:color="9AA8B8" w:sz="4"/>
+              <w:left w:val="single" w:color="9AA8B8" w:sz="4"/>
+              <w:bottom w:val="single" w:color="9AA8B8" w:sz="4"/>
+              <w:right w:val="single" w:color="9AA8B8" w:sz="4"/>
+            </w:tcBorders>
+            <w:tcMar>
+              <w:top w:type="dxa" w:w="40"/>
+              <w:left w:type="dxa" w:w="90"/>
+              <w:bottom w:type="dxa" w:w="40"/>
+              <w:right w:type="dxa" w:w="90"/>
+            </w:tcMar>
+          </w:tcPr>
+          <w:p>
+            <w:pPr>
+              <w:jc w:val="left"/>
+            </w:pPr>
+            <w:r>
+              <w:rPr>
+                <w:rFonts w:ascii="Arial" w:cs="Arial" w:eastAsia="Arial" w:hAnsi="Arial"/>
+                <w:b w:val="false"/>
+                <w:bCs w:val="false"/>
+                <w:sz w:val="19"/>
+                <w:szCs w:val="19"/>
+              </w:rPr>
+              <w:t xml:space="preserve">X</w:t>
+            </w:r>
+          </w:p>
+        </w:tc>
+        <w:tc>
+          <w:tcPr>
+            <w:tcW w:type="dxa" w:w="2000"/>
+            <w:tcBorders>
+              <w:top w:val="single" w:color="9AA8B8" w:sz="4"/>
+              <w:left w:val="single" w:color="9AA8B8" w:sz="4"/>
+              <w:bottom w:val="single" w:color="9AA8B8" w:sz="4"/>
+              <w:right w:val="single" w:color="9AA8B8" w:sz="4"/>
+            </w:tcBorders>
+            <w:shd w:fill="E8EDF3" w:color="auto" w:val="clear"/>
+            <w:tcMar>
+              <w:top w:type="dxa" w:w="40"/>
+              <w:left w:type="dxa" w:w="90"/>
+              <w:bottom w:type="dxa" w:w="40"/>
+              <w:right w:type="dxa" w:w="90"/>
             </w:tcMar>
           </w:tcPr>
           <w:p>
@@ -7873,75 +8334,10 @@
               <w:right w:val="single" w:color="9AA8B8" w:sz="4"/>
             </w:tcBorders>
             <w:tcMar>
-              <w:top w:type="dxa" w:w="60"/>
-              <w:left w:type="dxa" w:w="100"/>
-              <w:bottom w:type="dxa" w:w="60"/>
-              <w:right w:type="dxa" w:w="100"/>
-            </w:tcMar>
-          </w:tcPr>
-          <w:p>
-            <w:pPr>
-              <w:jc w:val="left"/>
-            </w:pPr>
-            <w:r>
-              <w:rPr>
-                <w:rFonts w:ascii="Arial" w:cs="Arial" w:eastAsia="Arial" w:hAnsi="Arial"/>
-                <w:b w:val="false"/>
-                <w:bCs w:val="false"/>
-                <w:sz w:val="19"/>
-                <w:szCs w:val="19"/>
-              </w:rPr>
-              <w:t xml:space="preserve">N</w:t>
-            </w:r>
-          </w:p>
-        </w:tc>
-        <w:tc>
-          <w:tcPr>
-            <w:tcW w:type="dxa" w:w="2000"/>
-            <w:tcBorders>
-              <w:top w:val="single" w:color="9AA8B8" w:sz="4"/>
-              <w:left w:val="single" w:color="9AA8B8" w:sz="4"/>
-              <w:bottom w:val="single" w:color="9AA8B8" w:sz="4"/>
-              <w:right w:val="single" w:color="9AA8B8" w:sz="4"/>
-            </w:tcBorders>
-            <w:shd w:fill="E8EDF3" w:color="auto" w:val="clear"/>
-            <w:tcMar>
-              <w:top w:type="dxa" w:w="60"/>
-              <w:left w:type="dxa" w:w="100"/>
-              <w:bottom w:type="dxa" w:w="60"/>
-              <w:right w:type="dxa" w:w="100"/>
-            </w:tcMar>
-          </w:tcPr>
-          <w:p>
-            <w:pPr>
-              <w:jc w:val="left"/>
-            </w:pPr>
-            <w:r>
-              <w:rPr>
-                <w:rFonts w:ascii="Arial" w:cs="Arial" w:eastAsia="Arial" w:hAnsi="Arial"/>
-                <w:b/>
-                <w:bCs/>
-                <w:sz w:val="19"/>
-                <w:szCs w:val="19"/>
-              </w:rPr>
-              <w:t xml:space="preserve">Ressarcimento</w:t>
-            </w:r>
-          </w:p>
-        </w:tc>
-        <w:tc>
-          <w:tcPr>
-            <w:tcW w:type="dxa" w:w="2819"/>
-            <w:tcBorders>
-              <w:top w:val="single" w:color="9AA8B8" w:sz="4"/>
-              <w:left w:val="single" w:color="9AA8B8" w:sz="4"/>
-              <w:bottom w:val="single" w:color="9AA8B8" w:sz="4"/>
-              <w:right w:val="single" w:color="9AA8B8" w:sz="4"/>
-            </w:tcBorders>
-            <w:tcMar>
-              <w:top w:type="dxa" w:w="60"/>
-              <w:left w:type="dxa" w:w="100"/>
-              <w:bottom w:type="dxa" w:w="60"/>
-              <w:right w:type="dxa" w:w="100"/>
+              <w:top w:type="dxa" w:w="40"/>
+              <w:left w:type="dxa" w:w="90"/>
+              <w:bottom w:type="dxa" w:w="40"/>
+              <w:right w:type="dxa" w:w="90"/>
             </w:tcMar>
           </w:tcPr>
           <w:p>
@@ -7973,10 +8369,75 @@
             </w:tcBorders>
             <w:shd w:fill="E8EDF3" w:color="auto" w:val="clear"/>
             <w:tcMar>
-              <w:top w:type="dxa" w:w="60"/>
-              <w:left w:type="dxa" w:w="100"/>
-              <w:bottom w:type="dxa" w:w="60"/>
-              <w:right w:type="dxa" w:w="100"/>
+              <w:top w:type="dxa" w:w="40"/>
+              <w:left w:type="dxa" w:w="90"/>
+              <w:bottom w:type="dxa" w:w="40"/>
+              <w:right w:type="dxa" w:w="90"/>
+            </w:tcMar>
+          </w:tcPr>
+          <w:p>
+            <w:pPr>
+              <w:jc w:val="left"/>
+            </w:pPr>
+            <w:r>
+              <w:rPr>
+                <w:rFonts w:ascii="Arial" w:cs="Arial" w:eastAsia="Arial" w:hAnsi="Arial"/>
+                <w:b/>
+                <w:bCs/>
+                <w:sz w:val="19"/>
+                <w:szCs w:val="19"/>
+              </w:rPr>
+              <w:t xml:space="preserve">Ressarcimento</w:t>
+            </w:r>
+          </w:p>
+        </w:tc>
+        <w:tc>
+          <w:tcPr>
+            <w:tcW w:type="dxa" w:w="2819"/>
+            <w:tcBorders>
+              <w:top w:val="single" w:color="9AA8B8" w:sz="4"/>
+              <w:left w:val="single" w:color="9AA8B8" w:sz="4"/>
+              <w:bottom w:val="single" w:color="9AA8B8" w:sz="4"/>
+              <w:right w:val="single" w:color="9AA8B8" w:sz="4"/>
+            </w:tcBorders>
+            <w:tcMar>
+              <w:top w:type="dxa" w:w="40"/>
+              <w:left w:type="dxa" w:w="90"/>
+              <w:bottom w:type="dxa" w:w="40"/>
+              <w:right w:type="dxa" w:w="90"/>
+            </w:tcMar>
+          </w:tcPr>
+          <w:p>
+            <w:pPr>
+              <w:jc w:val="left"/>
+            </w:pPr>
+            <w:r>
+              <w:rPr>
+                <w:rFonts w:ascii="Arial" w:cs="Arial" w:eastAsia="Arial" w:hAnsi="Arial"/>
+                <w:b w:val="false"/>
+                <w:bCs w:val="false"/>
+                <w:sz w:val="19"/>
+                <w:szCs w:val="19"/>
+              </w:rPr>
+              <w:t xml:space="preserve">N</w:t>
+            </w:r>
+          </w:p>
+        </w:tc>
+        <w:tc>
+          <w:tcPr>
+            <w:tcW w:type="dxa" w:w="2000"/>
+            <w:tcBorders>
+              <w:top w:val="single" w:color="9AA8B8" w:sz="4"/>
+              <w:left w:val="single" w:color="9AA8B8" w:sz="4"/>
+              <w:bottom w:val="single" w:color="9AA8B8" w:sz="4"/>
+              <w:right w:val="single" w:color="9AA8B8" w:sz="4"/>
+            </w:tcBorders>
+            <w:shd w:fill="E8EDF3" w:color="auto" w:val="clear"/>
+            <w:tcMar>
+              <w:top w:type="dxa" w:w="40"/>
+              <w:left w:type="dxa" w:w="90"/>
+              <w:bottom w:type="dxa" w:w="40"/>
+              <w:right w:type="dxa" w:w="90"/>
             </w:tcMar>
           </w:tcPr>
           <w:p>
@@ -8005,10 +8466,10 @@
               <w:right w:val="single" w:color="9AA8B8" w:sz="4"/>
             </w:tcBorders>
             <w:tcMar>
-              <w:top w:type="dxa" w:w="60"/>
-              <w:left w:type="dxa" w:w="100"/>
-              <w:bottom w:type="dxa" w:w="60"/>
-              <w:right w:type="dxa" w:w="100"/>
+              <w:top w:type="dxa" w:w="40"/>
+              <w:left w:type="dxa" w:w="90"/>
+              <w:bottom w:type="dxa" w:w="40"/>
+              <w:right w:type="dxa" w:w="90"/>
             </w:tcMar>
           </w:tcPr>
           <w:p>
@@ -8024,71 +8485,6 @@
                 <w:szCs w:val="19"/>
               </w:rPr>
               <w:t xml:space="preserve">N</w:t>
-            </w:r>
-          </w:p>
-        </w:tc>
-        <w:tc>
-          <w:tcPr>
-            <w:tcW w:type="dxa" w:w="2000"/>
-            <w:tcBorders>
-              <w:top w:val="single" w:color="9AA8B8" w:sz="4"/>
-              <w:left w:val="single" w:color="9AA8B8" w:sz="4"/>
-              <w:bottom w:val="single" w:color="9AA8B8" w:sz="4"/>
-              <w:right w:val="single" w:color="9AA8B8" w:sz="4"/>
-            </w:tcBorders>
-            <w:shd w:fill="E8EDF3" w:color="auto" w:val="clear"/>
-            <w:tcMar>
-              <w:top w:type="dxa" w:w="60"/>
-              <w:left w:type="dxa" w:w="100"/>
-              <w:bottom w:type="dxa" w:w="60"/>
-              <w:right w:type="dxa" w:w="100"/>
-            </w:tcMar>
-          </w:tcPr>
-          <w:p>
-            <w:pPr>
-              <w:jc w:val="left"/>
-            </w:pPr>
-            <w:r>
-              <w:rPr>
-                <w:rFonts w:ascii="Arial" w:cs="Arial" w:eastAsia="Arial" w:hAnsi="Arial"/>
-                <w:b/>
-                <w:bCs/>
-                <w:sz w:val="19"/>
-                <w:szCs w:val="19"/>
-              </w:rPr>
-              <w:t xml:space="preserve">Contrato Saída SIAD</w:t>
-            </w:r>
-          </w:p>
-        </w:tc>
-        <w:tc>
-          <w:tcPr>
-            <w:tcW w:type="dxa" w:w="2819"/>
-            <w:tcBorders>
-              <w:top w:val="single" w:color="9AA8B8" w:sz="4"/>
-              <w:left w:val="single" w:color="9AA8B8" w:sz="4"/>
-              <w:bottom w:val="single" w:color="9AA8B8" w:sz="4"/>
-              <w:right w:val="single" w:color="9AA8B8" w:sz="4"/>
-            </w:tcBorders>
-            <w:tcMar>
-              <w:top w:type="dxa" w:w="60"/>
-              <w:left w:type="dxa" w:w="100"/>
-              <w:bottom w:type="dxa" w:w="60"/>
-              <w:right w:type="dxa" w:w="100"/>
-            </w:tcMar>
-          </w:tcPr>
-          <w:p>
-            <w:pPr>
-              <w:jc w:val="left"/>
-            </w:pPr>
-            <w:r>
-              <w:rPr>
-                <w:rFonts w:ascii="Arial" w:cs="Arial" w:eastAsia="Arial" w:hAnsi="Arial"/>
-                <w:b w:val="false"/>
-                <w:bCs w:val="false"/>
-                <w:sz w:val="19"/>
-                <w:szCs w:val="19"/>
-              </w:rPr>
-              <w:t xml:space="preserve">S</w:t>
             </w:r>
           </w:p>
         </w:tc>
@@ -8105,10 +8501,75 @@
             </w:tcBorders>
             <w:shd w:fill="E8EDF3" w:color="auto" w:val="clear"/>
             <w:tcMar>
-              <w:top w:type="dxa" w:w="60"/>
-              <w:left w:type="dxa" w:w="100"/>
-              <w:bottom w:type="dxa" w:w="60"/>
-              <w:right w:type="dxa" w:w="100"/>
+              <w:top w:type="dxa" w:w="40"/>
+              <w:left w:type="dxa" w:w="90"/>
+              <w:bottom w:type="dxa" w:w="40"/>
+              <w:right w:type="dxa" w:w="90"/>
+            </w:tcMar>
+          </w:tcPr>
+          <w:p>
+            <w:pPr>
+              <w:jc w:val="left"/>
+            </w:pPr>
+            <w:r>
+              <w:rPr>
+                <w:rFonts w:ascii="Arial" w:cs="Arial" w:eastAsia="Arial" w:hAnsi="Arial"/>
+                <w:b/>
+                <w:bCs/>
+                <w:sz w:val="19"/>
+                <w:szCs w:val="19"/>
+              </w:rPr>
+              <w:t xml:space="preserve">Contrato Saída SIAD</w:t>
+            </w:r>
+          </w:p>
+        </w:tc>
+        <w:tc>
+          <w:tcPr>
+            <w:tcW w:type="dxa" w:w="2819"/>
+            <w:tcBorders>
+              <w:top w:val="single" w:color="9AA8B8" w:sz="4"/>
+              <w:left w:val="single" w:color="9AA8B8" w:sz="4"/>
+              <w:bottom w:val="single" w:color="9AA8B8" w:sz="4"/>
+              <w:right w:val="single" w:color="9AA8B8" w:sz="4"/>
+            </w:tcBorders>
+            <w:tcMar>
+              <w:top w:type="dxa" w:w="40"/>
+              <w:left w:type="dxa" w:w="90"/>
+              <w:bottom w:type="dxa" w:w="40"/>
+              <w:right w:type="dxa" w:w="90"/>
+            </w:tcMar>
+          </w:tcPr>
+          <w:p>
+            <w:pPr>
+              <w:jc w:val="left"/>
+            </w:pPr>
+            <w:r>
+              <w:rPr>
+                <w:rFonts w:ascii="Arial" w:cs="Arial" w:eastAsia="Arial" w:hAnsi="Arial"/>
+                <w:b w:val="false"/>
+                <w:bCs w:val="false"/>
+                <w:sz w:val="19"/>
+                <w:szCs w:val="19"/>
+              </w:rPr>
+              <w:t xml:space="preserve">S</w:t>
+            </w:r>
+          </w:p>
+        </w:tc>
+        <w:tc>
+          <w:tcPr>
+            <w:tcW w:type="dxa" w:w="2000"/>
+            <w:tcBorders>
+              <w:top w:val="single" w:color="9AA8B8" w:sz="4"/>
+              <w:left w:val="single" w:color="9AA8B8" w:sz="4"/>
+              <w:bottom w:val="single" w:color="9AA8B8" w:sz="4"/>
+              <w:right w:val="single" w:color="9AA8B8" w:sz="4"/>
+            </w:tcBorders>
+            <w:shd w:fill="E8EDF3" w:color="auto" w:val="clear"/>
+            <w:tcMar>
+              <w:top w:type="dxa" w:w="40"/>
+              <w:left w:type="dxa" w:w="90"/>
+              <w:bottom w:type="dxa" w:w="40"/>
+              <w:right w:type="dxa" w:w="90"/>
             </w:tcMar>
           </w:tcPr>
           <w:p>
@@ -8129,19 +8590,18 @@
         </w:tc>
         <w:tc>
           <w:tcPr>
-            <w:tcW w:type="dxa" w:w="7638"/>
-            <w:gridSpan w:val="3"/>
-            <w:tcBorders>
-              <w:top w:val="single" w:color="9AA8B8" w:sz="4"/>
-              <w:left w:val="single" w:color="9AA8B8" w:sz="4"/>
-              <w:bottom w:val="single" w:color="9AA8B8" w:sz="4"/>
-              <w:right w:val="single" w:color="9AA8B8" w:sz="4"/>
-            </w:tcBorders>
-            <w:tcMar>
-              <w:top w:type="dxa" w:w="60"/>
-              <w:left w:type="dxa" w:w="100"/>
-              <w:bottom w:type="dxa" w:w="60"/>
-              <w:right w:type="dxa" w:w="100"/>
+            <w:tcW w:type="dxa" w:w="2819"/>
+            <w:tcBorders>
+              <w:top w:val="single" w:color="9AA8B8" w:sz="4"/>
+              <w:left w:val="single" w:color="9AA8B8" w:sz="4"/>
+              <w:bottom w:val="single" w:color="9AA8B8" w:sz="4"/>
+              <w:right w:val="single" w:color="9AA8B8" w:sz="4"/>
+            </w:tcBorders>
+            <w:tcMar>
+              <w:top w:type="dxa" w:w="40"/>
+              <w:left w:type="dxa" w:w="90"/>
+              <w:bottom w:type="dxa" w:w="40"/>
+              <w:right w:type="dxa" w:w="90"/>
             </w:tcMar>
           </w:tcPr>
           <w:p>
@@ -8222,10 +8682,10 @@
             </w:tcBorders>
             <w:shd w:fill="1F3A5F" w:color="auto" w:val="clear"/>
             <w:tcMar>
-              <w:top w:type="dxa" w:w="60"/>
-              <w:left w:type="dxa" w:w="100"/>
-              <w:bottom w:type="dxa" w:w="60"/>
-              <w:right w:type="dxa" w:w="100"/>
+              <w:top w:type="dxa" w:w="40"/>
+              <w:left w:type="dxa" w:w="90"/>
+              <w:bottom w:type="dxa" w:w="40"/>
+              <w:right w:type="dxa" w:w="90"/>
             </w:tcMar>
           </w:tcPr>
           <w:p>
@@ -8303,7 +8763,7 @@
           <w:sz w:val="19"/>
           <w:szCs w:val="19"/>
         </w:rPr>
-        <w:t xml:space="preserve">Material não sofre ISS nem INSS. Na liquidação incide só o IRRF (1,2%).</w:t>
+        <w:t xml:space="preserve">Material não sofre ISS nem INSS. Só há IRRF (1,2%), retido no pagamento.</w:t>
       </w:r>
     </w:p>
     <w:p>
@@ -8321,7 +8781,7 @@
           <w:sz w:val="19"/>
           <w:szCs w:val="19"/>
         </w:rPr>
-        <w:t xml:space="preserve">Tela de eventos de retenção: deixe todas as linhas em branco. O IRRF não tem linha: o sistema aplica sozinho, código 6256.</w:t>
+        <w:t xml:space="preserve">Liquidação: Retenção N. O IRRF é retido no pagamento: na OP, IRRF S e código 6256.</w:t>
       </w:r>
     </w:p>
     <w:p>
@@ -8356,10 +8816,10 @@
             </w:tcBorders>
             <w:shd w:fill="1F3A5F" w:color="auto" w:val="clear"/>
             <w:tcMar>
-              <w:top w:type="dxa" w:w="60"/>
-              <w:left w:type="dxa" w:w="100"/>
-              <w:bottom w:type="dxa" w:w="60"/>
-              <w:right w:type="dxa" w:w="100"/>
+              <w:top w:type="dxa" w:w="40"/>
+              <w:left w:type="dxa" w:w="90"/>
+              <w:bottom w:type="dxa" w:w="40"/>
+              <w:right w:type="dxa" w:w="90"/>
             </w:tcMar>
           </w:tcPr>
           <w:p>
@@ -8411,10 +8871,10 @@
             </w:tcBorders>
             <w:shd w:fill="E8EDF3" w:color="auto" w:val="clear"/>
             <w:tcMar>
-              <w:top w:type="dxa" w:w="60"/>
-              <w:left w:type="dxa" w:w="100"/>
-              <w:bottom w:type="dxa" w:w="60"/>
-              <w:right w:type="dxa" w:w="100"/>
+              <w:top w:type="dxa" w:w="40"/>
+              <w:left w:type="dxa" w:w="90"/>
+              <w:bottom w:type="dxa" w:w="40"/>
+              <w:right w:type="dxa" w:w="90"/>
             </w:tcMar>
           </w:tcPr>
           <w:p>
@@ -8443,10 +8903,10 @@
               <w:right w:val="single" w:color="9AA8B8" w:sz="4"/>
             </w:tcBorders>
             <w:tcMar>
-              <w:top w:type="dxa" w:w="60"/>
-              <w:left w:type="dxa" w:w="100"/>
-              <w:bottom w:type="dxa" w:w="60"/>
-              <w:right w:type="dxa" w:w="100"/>
+              <w:top w:type="dxa" w:w="40"/>
+              <w:left w:type="dxa" w:w="90"/>
+              <w:bottom w:type="dxa" w:w="40"/>
+              <w:right w:type="dxa" w:w="90"/>
             </w:tcMar>
           </w:tcPr>
           <w:p>
@@ -8476,10 +8936,10 @@
             </w:tcBorders>
             <w:shd w:fill="E8EDF3" w:color="auto" w:val="clear"/>
             <w:tcMar>
-              <w:top w:type="dxa" w:w="60"/>
-              <w:left w:type="dxa" w:w="100"/>
-              <w:bottom w:type="dxa" w:w="60"/>
-              <w:right w:type="dxa" w:w="100"/>
+              <w:top w:type="dxa" w:w="40"/>
+              <w:left w:type="dxa" w:w="90"/>
+              <w:bottom w:type="dxa" w:w="40"/>
+              <w:right w:type="dxa" w:w="90"/>
             </w:tcMar>
           </w:tcPr>
           <w:p>
@@ -8508,10 +8968,10 @@
               <w:right w:val="single" w:color="9AA8B8" w:sz="4"/>
             </w:tcBorders>
             <w:tcMar>
-              <w:top w:type="dxa" w:w="60"/>
-              <w:left w:type="dxa" w:w="100"/>
-              <w:bottom w:type="dxa" w:w="60"/>
-              <w:right w:type="dxa" w:w="100"/>
+              <w:top w:type="dxa" w:w="40"/>
+              <w:left w:type="dxa" w:w="90"/>
+              <w:bottom w:type="dxa" w:w="40"/>
+              <w:right w:type="dxa" w:w="90"/>
             </w:tcMar>
           </w:tcPr>
           <w:p>
@@ -8543,10 +9003,10 @@
             </w:tcBorders>
             <w:shd w:fill="E8EDF3" w:color="auto" w:val="clear"/>
             <w:tcMar>
-              <w:top w:type="dxa" w:w="60"/>
-              <w:left w:type="dxa" w:w="100"/>
-              <w:bottom w:type="dxa" w:w="60"/>
-              <w:right w:type="dxa" w:w="100"/>
+              <w:top w:type="dxa" w:w="40"/>
+              <w:left w:type="dxa" w:w="90"/>
+              <w:bottom w:type="dxa" w:w="40"/>
+              <w:right w:type="dxa" w:w="90"/>
             </w:tcMar>
           </w:tcPr>
           <w:p>
@@ -8575,10 +9035,10 @@
               <w:right w:val="single" w:color="9AA8B8" w:sz="4"/>
             </w:tcBorders>
             <w:tcMar>
-              <w:top w:type="dxa" w:w="60"/>
-              <w:left w:type="dxa" w:w="100"/>
-              <w:bottom w:type="dxa" w:w="60"/>
-              <w:right w:type="dxa" w:w="100"/>
+              <w:top w:type="dxa" w:w="40"/>
+              <w:left w:type="dxa" w:w="90"/>
+              <w:bottom w:type="dxa" w:w="40"/>
+              <w:right w:type="dxa" w:w="90"/>
             </w:tcMar>
           </w:tcPr>
           <w:p>
@@ -8608,10 +9068,10 @@
             </w:tcBorders>
             <w:shd w:fill="E8EDF3" w:color="auto" w:val="clear"/>
             <w:tcMar>
-              <w:top w:type="dxa" w:w="60"/>
-              <w:left w:type="dxa" w:w="100"/>
-              <w:bottom w:type="dxa" w:w="60"/>
-              <w:right w:type="dxa" w:w="100"/>
+              <w:top w:type="dxa" w:w="40"/>
+              <w:left w:type="dxa" w:w="90"/>
+              <w:bottom w:type="dxa" w:w="40"/>
+              <w:right w:type="dxa" w:w="90"/>
             </w:tcMar>
           </w:tcPr>
           <w:p>
@@ -8640,10 +9100,10 @@
               <w:right w:val="single" w:color="9AA8B8" w:sz="4"/>
             </w:tcBorders>
             <w:tcMar>
-              <w:top w:type="dxa" w:w="60"/>
-              <w:left w:type="dxa" w:w="100"/>
-              <w:bottom w:type="dxa" w:w="60"/>
-              <w:right w:type="dxa" w:w="100"/>
+              <w:top w:type="dxa" w:w="40"/>
+              <w:left w:type="dxa" w:w="90"/>
+              <w:bottom w:type="dxa" w:w="40"/>
+              <w:right w:type="dxa" w:w="90"/>
             </w:tcMar>
           </w:tcPr>
           <w:p>
@@ -8675,10 +9135,10 @@
             </w:tcBorders>
             <w:shd w:fill="E8EDF3" w:color="auto" w:val="clear"/>
             <w:tcMar>
-              <w:top w:type="dxa" w:w="60"/>
-              <w:left w:type="dxa" w:w="100"/>
-              <w:bottom w:type="dxa" w:w="60"/>
-              <w:right w:type="dxa" w:w="100"/>
+              <w:top w:type="dxa" w:w="40"/>
+              <w:left w:type="dxa" w:w="90"/>
+              <w:bottom w:type="dxa" w:w="40"/>
+              <w:right w:type="dxa" w:w="90"/>
             </w:tcMar>
           </w:tcPr>
           <w:p>
@@ -8707,10 +9167,10 @@
               <w:right w:val="single" w:color="9AA8B8" w:sz="4"/>
             </w:tcBorders>
             <w:tcMar>
-              <w:top w:type="dxa" w:w="60"/>
-              <w:left w:type="dxa" w:w="100"/>
-              <w:bottom w:type="dxa" w:w="60"/>
-              <w:right w:type="dxa" w:w="100"/>
+              <w:top w:type="dxa" w:w="40"/>
+              <w:left w:type="dxa" w:w="90"/>
+              <w:bottom w:type="dxa" w:w="40"/>
+              <w:right w:type="dxa" w:w="90"/>
             </w:tcMar>
           </w:tcPr>
           <w:p>
@@ -8740,10 +9200,10 @@
             </w:tcBorders>
             <w:shd w:fill="E8EDF3" w:color="auto" w:val="clear"/>
             <w:tcMar>
-              <w:top w:type="dxa" w:w="60"/>
-              <w:left w:type="dxa" w:w="100"/>
-              <w:bottom w:type="dxa" w:w="60"/>
-              <w:right w:type="dxa" w:w="100"/>
+              <w:top w:type="dxa" w:w="40"/>
+              <w:left w:type="dxa" w:w="90"/>
+              <w:bottom w:type="dxa" w:w="40"/>
+              <w:right w:type="dxa" w:w="90"/>
             </w:tcMar>
           </w:tcPr>
           <w:p>
@@ -8772,10 +9232,10 @@
               <w:right w:val="single" w:color="9AA8B8" w:sz="4"/>
             </w:tcBorders>
             <w:tcMar>
-              <w:top w:type="dxa" w:w="60"/>
-              <w:left w:type="dxa" w:w="100"/>
-              <w:bottom w:type="dxa" w:w="60"/>
-              <w:right w:type="dxa" w:w="100"/>
+              <w:top w:type="dxa" w:w="40"/>
+              <w:left w:type="dxa" w:w="90"/>
+              <w:bottom w:type="dxa" w:w="40"/>
+              <w:right w:type="dxa" w:w="90"/>
             </w:tcMar>
           </w:tcPr>
           <w:p>
@@ -8807,10 +9267,10 @@
             </w:tcBorders>
             <w:shd w:fill="E8EDF3" w:color="auto" w:val="clear"/>
             <w:tcMar>
-              <w:top w:type="dxa" w:w="60"/>
-              <w:left w:type="dxa" w:w="100"/>
-              <w:bottom w:type="dxa" w:w="60"/>
-              <w:right w:type="dxa" w:w="100"/>
+              <w:top w:type="dxa" w:w="40"/>
+              <w:left w:type="dxa" w:w="90"/>
+              <w:bottom w:type="dxa" w:w="40"/>
+              <w:right w:type="dxa" w:w="90"/>
             </w:tcMar>
           </w:tcPr>
           <w:p>
@@ -8839,10 +9299,10 @@
               <w:right w:val="single" w:color="9AA8B8" w:sz="4"/>
             </w:tcBorders>
             <w:tcMar>
-              <w:top w:type="dxa" w:w="60"/>
-              <w:left w:type="dxa" w:w="100"/>
-              <w:bottom w:type="dxa" w:w="60"/>
-              <w:right w:type="dxa" w:w="100"/>
+              <w:top w:type="dxa" w:w="40"/>
+              <w:left w:type="dxa" w:w="90"/>
+              <w:bottom w:type="dxa" w:w="40"/>
+              <w:right w:type="dxa" w:w="90"/>
             </w:tcMar>
           </w:tcPr>
           <w:p>
@@ -8872,10 +9332,10 @@
             </w:tcBorders>
             <w:shd w:fill="E8EDF3" w:color="auto" w:val="clear"/>
             <w:tcMar>
-              <w:top w:type="dxa" w:w="60"/>
-              <w:left w:type="dxa" w:w="100"/>
-              <w:bottom w:type="dxa" w:w="60"/>
-              <w:right w:type="dxa" w:w="100"/>
+              <w:top w:type="dxa" w:w="40"/>
+              <w:left w:type="dxa" w:w="90"/>
+              <w:bottom w:type="dxa" w:w="40"/>
+              <w:right w:type="dxa" w:w="90"/>
             </w:tcMar>
           </w:tcPr>
           <w:p>
@@ -8904,25 +9364,225 @@
               <w:right w:val="single" w:color="9AA8B8" w:sz="4"/>
             </w:tcBorders>
             <w:tcMar>
-              <w:top w:type="dxa" w:w="60"/>
-              <w:left w:type="dxa" w:w="100"/>
-              <w:bottom w:type="dxa" w:w="60"/>
-              <w:right w:type="dxa" w:w="100"/>
-            </w:tcMar>
-          </w:tcPr>
-          <w:p>
-            <w:pPr>
-              <w:jc w:val="left"/>
-            </w:pPr>
-            <w:r>
-              <w:rPr>
-                <w:rFonts w:ascii="Arial" w:cs="Arial" w:eastAsia="Arial" w:hAnsi="Arial"/>
-                <w:b w:val="false"/>
-                <w:bCs w:val="false"/>
-                <w:sz w:val="19"/>
-                <w:szCs w:val="19"/>
-              </w:rPr>
-              <w:t xml:space="preserve">S</w:t>
+              <w:top w:type="dxa" w:w="40"/>
+              <w:left w:type="dxa" w:w="90"/>
+              <w:bottom w:type="dxa" w:w="40"/>
+              <w:right w:type="dxa" w:w="90"/>
+            </w:tcMar>
+          </w:tcPr>
+          <w:p>
+            <w:pPr>
+              <w:jc w:val="left"/>
+            </w:pPr>
+            <w:r>
+              <w:rPr>
+                <w:rFonts w:ascii="Arial" w:cs="Arial" w:eastAsia="Arial" w:hAnsi="Arial"/>
+                <w:b w:val="false"/>
+                <w:bCs w:val="false"/>
+                <w:sz w:val="19"/>
+                <w:szCs w:val="19"/>
+              </w:rPr>
+              <w:t xml:space="preserve">N</w:t>
+            </w:r>
+          </w:p>
+        </w:tc>
+      </w:tr>
+      <w:tr>
+        <w:tc>
+          <w:tcPr>
+            <w:tcW w:type="dxa" w:w="2000"/>
+            <w:tcBorders>
+              <w:top w:val="single" w:color="9AA8B8" w:sz="4"/>
+              <w:left w:val="single" w:color="9AA8B8" w:sz="4"/>
+              <w:bottom w:val="single" w:color="9AA8B8" w:sz="4"/>
+              <w:right w:val="single" w:color="9AA8B8" w:sz="4"/>
+            </w:tcBorders>
+            <w:shd w:fill="E8EDF3" w:color="auto" w:val="clear"/>
+            <w:tcMar>
+              <w:top w:type="dxa" w:w="40"/>
+              <w:left w:type="dxa" w:w="90"/>
+              <w:bottom w:type="dxa" w:w="40"/>
+              <w:right w:type="dxa" w:w="90"/>
+            </w:tcMar>
+          </w:tcPr>
+          <w:p>
+            <w:pPr>
+              <w:jc w:val="left"/>
+            </w:pPr>
+            <w:r>
+              <w:rPr>
+                <w:rFonts w:ascii="Arial" w:cs="Arial" w:eastAsia="Arial" w:hAnsi="Arial"/>
+                <w:b/>
+                <w:bCs/>
+                <w:sz w:val="19"/>
+                <w:szCs w:val="19"/>
+              </w:rPr>
+              <w:t xml:space="preserve">Conformidade de liquidação</w:t>
+            </w:r>
+          </w:p>
+        </w:tc>
+        <w:tc>
+          <w:tcPr>
+            <w:tcW w:type="dxa" w:w="2819"/>
+            <w:tcBorders>
+              <w:top w:val="single" w:color="9AA8B8" w:sz="4"/>
+              <w:left w:val="single" w:color="9AA8B8" w:sz="4"/>
+              <w:bottom w:val="single" w:color="9AA8B8" w:sz="4"/>
+              <w:right w:val="single" w:color="9AA8B8" w:sz="4"/>
+            </w:tcBorders>
+            <w:tcMar>
+              <w:top w:type="dxa" w:w="40"/>
+              <w:left w:type="dxa" w:w="90"/>
+              <w:bottom w:type="dxa" w:w="40"/>
+              <w:right w:type="dxa" w:w="90"/>
+            </w:tcMar>
+          </w:tcPr>
+          <w:p>
+            <w:pPr>
+              <w:jc w:val="left"/>
+            </w:pPr>
+            <w:r>
+              <w:rPr>
+                <w:rFonts w:ascii="Arial" w:cs="Arial" w:eastAsia="Arial" w:hAnsi="Arial"/>
+                <w:b w:val="false"/>
+                <w:bCs w:val="false"/>
+                <w:sz w:val="19"/>
+                <w:szCs w:val="19"/>
+              </w:rPr>
+              <w:t xml:space="preserve">1250057 502 2026</w:t>
+            </w:r>
+          </w:p>
+        </w:tc>
+        <w:tc>
+          <w:tcPr>
+            <w:tcW w:type="dxa" w:w="2000"/>
+            <w:tcBorders>
+              <w:top w:val="single" w:color="9AA8B8" w:sz="4"/>
+              <w:left w:val="single" w:color="9AA8B8" w:sz="4"/>
+              <w:bottom w:val="single" w:color="9AA8B8" w:sz="4"/>
+              <w:right w:val="single" w:color="9AA8B8" w:sz="4"/>
+            </w:tcBorders>
+            <w:shd w:fill="E8EDF3" w:color="auto" w:val="clear"/>
+            <w:tcMar>
+              <w:top w:type="dxa" w:w="40"/>
+              <w:left w:type="dxa" w:w="90"/>
+              <w:bottom w:type="dxa" w:w="40"/>
+              <w:right w:type="dxa" w:w="90"/>
+            </w:tcMar>
+          </w:tcPr>
+          <w:p>
+            <w:pPr>
+              <w:jc w:val="left"/>
+            </w:pPr>
+            <w:r>
+              <w:rPr>
+                <w:rFonts w:ascii="Arial" w:cs="Arial" w:eastAsia="Arial" w:hAnsi="Arial"/>
+                <w:b/>
+                <w:bCs/>
+                <w:sz w:val="19"/>
+                <w:szCs w:val="19"/>
+              </w:rPr>
+              <w:t xml:space="preserve">Nr. Conf. SIAD</w:t>
+            </w:r>
+          </w:p>
+        </w:tc>
+        <w:tc>
+          <w:tcPr>
+            <w:tcW w:type="dxa" w:w="2819"/>
+            <w:tcBorders>
+              <w:top w:val="single" w:color="9AA8B8" w:sz="4"/>
+              <w:left w:val="single" w:color="9AA8B8" w:sz="4"/>
+              <w:bottom w:val="single" w:color="9AA8B8" w:sz="4"/>
+              <w:right w:val="single" w:color="9AA8B8" w:sz="4"/>
+            </w:tcBorders>
+            <w:tcMar>
+              <w:top w:type="dxa" w:w="40"/>
+              <w:left w:type="dxa" w:w="90"/>
+              <w:bottom w:type="dxa" w:w="40"/>
+              <w:right w:type="dxa" w:w="90"/>
+            </w:tcMar>
+          </w:tcPr>
+          <w:p>
+            <w:pPr>
+              <w:jc w:val="left"/>
+            </w:pPr>
+            <w:r>
+              <w:rPr>
+                <w:rFonts w:ascii="Arial" w:cs="Arial" w:eastAsia="Arial" w:hAnsi="Arial"/>
+                <w:b w:val="false"/>
+                <w:bCs w:val="false"/>
+                <w:sz w:val="19"/>
+                <w:szCs w:val="19"/>
+              </w:rPr>
+              <w:t xml:space="preserve">2</w:t>
+            </w:r>
+          </w:p>
+        </w:tc>
+      </w:tr>
+      <w:tr>
+        <w:tc>
+          <w:tcPr>
+            <w:tcW w:type="dxa" w:w="2000"/>
+            <w:tcBorders>
+              <w:top w:val="single" w:color="9AA8B8" w:sz="4"/>
+              <w:left w:val="single" w:color="9AA8B8" w:sz="4"/>
+              <w:bottom w:val="single" w:color="9AA8B8" w:sz="4"/>
+              <w:right w:val="single" w:color="9AA8B8" w:sz="4"/>
+            </w:tcBorders>
+            <w:shd w:fill="E8EDF3" w:color="auto" w:val="clear"/>
+            <w:tcMar>
+              <w:top w:type="dxa" w:w="40"/>
+              <w:left w:type="dxa" w:w="90"/>
+              <w:bottom w:type="dxa" w:w="40"/>
+              <w:right w:type="dxa" w:w="90"/>
+            </w:tcMar>
+          </w:tcPr>
+          <w:p>
+            <w:pPr>
+              <w:jc w:val="left"/>
+            </w:pPr>
+            <w:r>
+              <w:rPr>
+                <w:rFonts w:ascii="Arial" w:cs="Arial" w:eastAsia="Arial" w:hAnsi="Arial"/>
+                <w:b/>
+                <w:bCs/>
+                <w:sz w:val="19"/>
+                <w:szCs w:val="19"/>
+              </w:rPr>
+              <w:t xml:space="preserve">Competência</w:t>
+            </w:r>
+          </w:p>
+        </w:tc>
+        <w:tc>
+          <w:tcPr>
+            <w:tcW w:type="dxa" w:w="7638"/>
+            <w:gridSpan w:val="3"/>
+            <w:tcBorders>
+              <w:top w:val="single" w:color="9AA8B8" w:sz="4"/>
+              <w:left w:val="single" w:color="9AA8B8" w:sz="4"/>
+              <w:bottom w:val="single" w:color="9AA8B8" w:sz="4"/>
+              <w:right w:val="single" w:color="9AA8B8" w:sz="4"/>
+            </w:tcBorders>
+            <w:tcMar>
+              <w:top w:type="dxa" w:w="40"/>
+              <w:left w:type="dxa" w:w="90"/>
+              <w:bottom w:type="dxa" w:w="40"/>
+              <w:right w:type="dxa" w:w="90"/>
+            </w:tcMar>
+          </w:tcPr>
+          <w:p>
+            <w:pPr>
+              <w:jc w:val="left"/>
+            </w:pPr>
+            <w:r>
+              <w:rPr>
+                <w:rFonts w:ascii="Arial" w:cs="Arial" w:eastAsia="Arial" w:hAnsi="Arial"/>
+                <w:b w:val="false"/>
+                <w:bCs w:val="false"/>
+                <w:sz w:val="19"/>
+                <w:szCs w:val="19"/>
+              </w:rPr>
+              <w:t xml:space="preserve">2026 / 10</w:t>
             </w:r>
           </w:p>
         </w:tc>
@@ -8960,10 +9620,10 @@
             </w:tcBorders>
             <w:shd w:fill="1F3A5F" w:color="auto" w:val="clear"/>
             <w:tcMar>
-              <w:top w:type="dxa" w:w="60"/>
-              <w:left w:type="dxa" w:w="100"/>
-              <w:bottom w:type="dxa" w:w="60"/>
-              <w:right w:type="dxa" w:w="100"/>
+              <w:top w:type="dxa" w:w="40"/>
+              <w:left w:type="dxa" w:w="90"/>
+              <w:bottom w:type="dxa" w:w="40"/>
+              <w:right w:type="dxa" w:w="90"/>
             </w:tcMar>
           </w:tcPr>
           <w:p>
@@ -9015,10 +9675,10 @@
             </w:tcBorders>
             <w:shd w:fill="E8EDF3" w:color="auto" w:val="clear"/>
             <w:tcMar>
-              <w:top w:type="dxa" w:w="60"/>
-              <w:left w:type="dxa" w:w="100"/>
-              <w:bottom w:type="dxa" w:w="60"/>
-              <w:right w:type="dxa" w:w="100"/>
+              <w:top w:type="dxa" w:w="40"/>
+              <w:left w:type="dxa" w:w="90"/>
+              <w:bottom w:type="dxa" w:w="40"/>
+              <w:right w:type="dxa" w:w="90"/>
             </w:tcMar>
           </w:tcPr>
           <w:p>
@@ -9047,10 +9707,10 @@
               <w:right w:val="single" w:color="9AA8B8" w:sz="4"/>
             </w:tcBorders>
             <w:tcMar>
-              <w:top w:type="dxa" w:w="60"/>
-              <w:left w:type="dxa" w:w="100"/>
-              <w:bottom w:type="dxa" w:w="60"/>
-              <w:right w:type="dxa" w:w="100"/>
+              <w:top w:type="dxa" w:w="40"/>
+              <w:left w:type="dxa" w:w="90"/>
+              <w:bottom w:type="dxa" w:w="40"/>
+              <w:right w:type="dxa" w:w="90"/>
             </w:tcMar>
           </w:tcPr>
           <w:p>
@@ -9080,10 +9740,10 @@
             </w:tcBorders>
             <w:shd w:fill="E8EDF3" w:color="auto" w:val="clear"/>
             <w:tcMar>
-              <w:top w:type="dxa" w:w="60"/>
-              <w:left w:type="dxa" w:w="100"/>
-              <w:bottom w:type="dxa" w:w="60"/>
-              <w:right w:type="dxa" w:w="100"/>
+              <w:top w:type="dxa" w:w="40"/>
+              <w:left w:type="dxa" w:w="90"/>
+              <w:bottom w:type="dxa" w:w="40"/>
+              <w:right w:type="dxa" w:w="90"/>
             </w:tcMar>
           </w:tcPr>
           <w:p>
@@ -9112,10 +9772,10 @@
               <w:right w:val="single" w:color="9AA8B8" w:sz="4"/>
             </w:tcBorders>
             <w:tcMar>
-              <w:top w:type="dxa" w:w="60"/>
-              <w:left w:type="dxa" w:w="100"/>
-              <w:bottom w:type="dxa" w:w="60"/>
-              <w:right w:type="dxa" w:w="100"/>
+              <w:top w:type="dxa" w:w="40"/>
+              <w:left w:type="dxa" w:w="90"/>
+              <w:bottom w:type="dxa" w:w="40"/>
+              <w:right w:type="dxa" w:w="90"/>
             </w:tcMar>
           </w:tcPr>
           <w:p>
@@ -9147,10 +9807,10 @@
             </w:tcBorders>
             <w:shd w:fill="E8EDF3" w:color="auto" w:val="clear"/>
             <w:tcMar>
-              <w:top w:type="dxa" w:w="60"/>
-              <w:left w:type="dxa" w:w="100"/>
-              <w:bottom w:type="dxa" w:w="60"/>
-              <w:right w:type="dxa" w:w="100"/>
+              <w:top w:type="dxa" w:w="40"/>
+              <w:left w:type="dxa" w:w="90"/>
+              <w:bottom w:type="dxa" w:w="40"/>
+              <w:right w:type="dxa" w:w="90"/>
             </w:tcMar>
           </w:tcPr>
           <w:p>
@@ -9179,10 +9839,10 @@
               <w:right w:val="single" w:color="9AA8B8" w:sz="4"/>
             </w:tcBorders>
             <w:tcMar>
-              <w:top w:type="dxa" w:w="60"/>
-              <w:left w:type="dxa" w:w="100"/>
-              <w:bottom w:type="dxa" w:w="60"/>
-              <w:right w:type="dxa" w:w="100"/>
+              <w:top w:type="dxa" w:w="40"/>
+              <w:left w:type="dxa" w:w="90"/>
+              <w:bottom w:type="dxa" w:w="40"/>
+              <w:right w:type="dxa" w:w="90"/>
             </w:tcMar>
           </w:tcPr>
           <w:p>
@@ -9212,10 +9872,10 @@
             </w:tcBorders>
             <w:shd w:fill="E8EDF3" w:color="auto" w:val="clear"/>
             <w:tcMar>
-              <w:top w:type="dxa" w:w="60"/>
-              <w:left w:type="dxa" w:w="100"/>
-              <w:bottom w:type="dxa" w:w="60"/>
-              <w:right w:type="dxa" w:w="100"/>
+              <w:top w:type="dxa" w:w="40"/>
+              <w:left w:type="dxa" w:w="90"/>
+              <w:bottom w:type="dxa" w:w="40"/>
+              <w:right w:type="dxa" w:w="90"/>
             </w:tcMar>
           </w:tcPr>
           <w:p>
@@ -9244,10 +9904,10 @@
               <w:right w:val="single" w:color="9AA8B8" w:sz="4"/>
             </w:tcBorders>
             <w:tcMar>
-              <w:top w:type="dxa" w:w="60"/>
-              <w:left w:type="dxa" w:w="100"/>
-              <w:bottom w:type="dxa" w:w="60"/>
-              <w:right w:type="dxa" w:w="100"/>
+              <w:top w:type="dxa" w:w="40"/>
+              <w:left w:type="dxa" w:w="90"/>
+              <w:bottom w:type="dxa" w:w="40"/>
+              <w:right w:type="dxa" w:w="90"/>
             </w:tcMar>
           </w:tcPr>
           <w:p>
@@ -9300,10 +9960,10 @@
             </w:tcBorders>
             <w:shd w:fill="1F3A5F" w:color="auto" w:val="clear"/>
             <w:tcMar>
-              <w:top w:type="dxa" w:w="60"/>
-              <w:left w:type="dxa" w:w="100"/>
-              <w:bottom w:type="dxa" w:w="60"/>
-              <w:right w:type="dxa" w:w="100"/>
+              <w:top w:type="dxa" w:w="40"/>
+              <w:left w:type="dxa" w:w="90"/>
+              <w:bottom w:type="dxa" w:w="40"/>
+              <w:right w:type="dxa" w:w="90"/>
             </w:tcMar>
           </w:tcPr>
           <w:p>
@@ -9355,25 +10015,25 @@
             </w:tcBorders>
             <w:shd w:fill="E8EDF3" w:color="auto" w:val="clear"/>
             <w:tcMar>
-              <w:top w:type="dxa" w:w="60"/>
-              <w:left w:type="dxa" w:w="100"/>
-              <w:bottom w:type="dxa" w:w="60"/>
-              <w:right w:type="dxa" w:w="100"/>
-            </w:tcMar>
-          </w:tcPr>
-          <w:p>
-            <w:pPr>
-              <w:jc w:val="left"/>
-            </w:pPr>
-            <w:r>
-              <w:rPr>
-                <w:rFonts w:ascii="Arial" w:cs="Arial" w:eastAsia="Arial" w:hAnsi="Arial"/>
-                <w:b/>
-                <w:bCs/>
-                <w:sz w:val="19"/>
-                <w:szCs w:val="19"/>
-              </w:rPr>
-              <w:t xml:space="preserve">IRRF (1,2%)</w:t>
+              <w:top w:type="dxa" w:w="40"/>
+              <w:left w:type="dxa" w:w="90"/>
+              <w:bottom w:type="dxa" w:w="40"/>
+              <w:right w:type="dxa" w:w="90"/>
+            </w:tcMar>
+          </w:tcPr>
+          <w:p>
+            <w:pPr>
+              <w:jc w:val="left"/>
+            </w:pPr>
+            <w:r>
+              <w:rPr>
+                <w:rFonts w:ascii="Arial" w:cs="Arial" w:eastAsia="Arial" w:hAnsi="Arial"/>
+                <w:b/>
+                <w:bCs/>
+                <w:sz w:val="19"/>
+                <w:szCs w:val="19"/>
+              </w:rPr>
+              <w:t xml:space="preserve">Liquidação: retenções</w:t>
             </w:r>
           </w:p>
         </w:tc>
@@ -9387,25 +10047,25 @@
               <w:right w:val="single" w:color="9AA8B8" w:sz="4"/>
             </w:tcBorders>
             <w:tcMar>
-              <w:top w:type="dxa" w:w="60"/>
-              <w:left w:type="dxa" w:w="100"/>
-              <w:bottom w:type="dxa" w:w="60"/>
-              <w:right w:type="dxa" w:w="100"/>
-            </w:tcMar>
-          </w:tcPr>
-          <w:p>
-            <w:pPr>
-              <w:jc w:val="left"/>
-            </w:pPr>
-            <w:r>
-              <w:rPr>
-                <w:rFonts w:ascii="Arial" w:cs="Arial" w:eastAsia="Arial" w:hAnsi="Arial"/>
-                <w:b w:val="false"/>
-                <w:bCs w:val="false"/>
-                <w:sz w:val="19"/>
-                <w:szCs w:val="19"/>
-              </w:rPr>
-              <w:t xml:space="preserve">R$ 28,80</w:t>
+              <w:top w:type="dxa" w:w="40"/>
+              <w:left w:type="dxa" w:w="90"/>
+              <w:bottom w:type="dxa" w:w="40"/>
+              <w:right w:type="dxa" w:w="90"/>
+            </w:tcMar>
+          </w:tcPr>
+          <w:p>
+            <w:pPr>
+              <w:jc w:val="left"/>
+            </w:pPr>
+            <w:r>
+              <w:rPr>
+                <w:rFonts w:ascii="Arial" w:cs="Arial" w:eastAsia="Arial" w:hAnsi="Arial"/>
+                <w:b w:val="false"/>
+                <w:bCs w:val="false"/>
+                <w:sz w:val="19"/>
+                <w:szCs w:val="19"/>
+              </w:rPr>
+              <w:t xml:space="preserve">nenhuma (Retenção N)</w:t>
             </w:r>
           </w:p>
         </w:tc>
@@ -9420,25 +10080,25 @@
             </w:tcBorders>
             <w:shd w:fill="E8EDF3" w:color="auto" w:val="clear"/>
             <w:tcMar>
-              <w:top w:type="dxa" w:w="60"/>
-              <w:left w:type="dxa" w:w="100"/>
-              <w:bottom w:type="dxa" w:w="60"/>
-              <w:right w:type="dxa" w:w="100"/>
-            </w:tcMar>
-          </w:tcPr>
-          <w:p>
-            <w:pPr>
-              <w:jc w:val="left"/>
-            </w:pPr>
-            <w:r>
-              <w:rPr>
-                <w:rFonts w:ascii="Arial" w:cs="Arial" w:eastAsia="Arial" w:hAnsi="Arial"/>
-                <w:b/>
-                <w:bCs/>
-                <w:sz w:val="19"/>
-                <w:szCs w:val="19"/>
-              </w:rPr>
-              <w:t xml:space="preserve">ISSQN / INSS</w:t>
+              <w:top w:type="dxa" w:w="40"/>
+              <w:left w:type="dxa" w:w="90"/>
+              <w:bottom w:type="dxa" w:w="40"/>
+              <w:right w:type="dxa" w:w="90"/>
+            </w:tcMar>
+          </w:tcPr>
+          <w:p>
+            <w:pPr>
+              <w:jc w:val="left"/>
+            </w:pPr>
+            <w:r>
+              <w:rPr>
+                <w:rFonts w:ascii="Arial" w:cs="Arial" w:eastAsia="Arial" w:hAnsi="Arial"/>
+                <w:b/>
+                <w:bCs/>
+                <w:sz w:val="19"/>
+                <w:szCs w:val="19"/>
+              </w:rPr>
+              <w:t xml:space="preserve">Liquidação: valor líquido</w:t>
             </w:r>
           </w:p>
         </w:tc>
@@ -9452,25 +10112,25 @@
               <w:right w:val="single" w:color="9AA8B8" w:sz="4"/>
             </w:tcBorders>
             <w:tcMar>
-              <w:top w:type="dxa" w:w="60"/>
-              <w:left w:type="dxa" w:w="100"/>
-              <w:bottom w:type="dxa" w:w="60"/>
-              <w:right w:type="dxa" w:w="100"/>
-            </w:tcMar>
-          </w:tcPr>
-          <w:p>
-            <w:pPr>
-              <w:jc w:val="left"/>
-            </w:pPr>
-            <w:r>
-              <w:rPr>
-                <w:rFonts w:ascii="Arial" w:cs="Arial" w:eastAsia="Arial" w:hAnsi="Arial"/>
-                <w:b w:val="false"/>
-                <w:bCs w:val="false"/>
-                <w:sz w:val="19"/>
-                <w:szCs w:val="19"/>
-              </w:rPr>
-              <w:t xml:space="preserve">não incidem</w:t>
+              <w:top w:type="dxa" w:w="40"/>
+              <w:left w:type="dxa" w:w="90"/>
+              <w:bottom w:type="dxa" w:w="40"/>
+              <w:right w:type="dxa" w:w="90"/>
+            </w:tcMar>
+          </w:tcPr>
+          <w:p>
+            <w:pPr>
+              <w:jc w:val="left"/>
+            </w:pPr>
+            <w:r>
+              <w:rPr>
+                <w:rFonts w:ascii="Arial" w:cs="Arial" w:eastAsia="Arial" w:hAnsi="Arial"/>
+                <w:b w:val="false"/>
+                <w:bCs w:val="false"/>
+                <w:sz w:val="19"/>
+                <w:szCs w:val="19"/>
+              </w:rPr>
+              <w:t xml:space="preserve">R$ 2.400,00</w:t>
             </w:r>
           </w:p>
         </w:tc>
@@ -9487,25 +10147,25 @@
             </w:tcBorders>
             <w:shd w:fill="E8EDF3" w:color="auto" w:val="clear"/>
             <w:tcMar>
-              <w:top w:type="dxa" w:w="60"/>
-              <w:left w:type="dxa" w:w="100"/>
-              <w:bottom w:type="dxa" w:w="60"/>
-              <w:right w:type="dxa" w:w="100"/>
-            </w:tcMar>
-          </w:tcPr>
-          <w:p>
-            <w:pPr>
-              <w:jc w:val="left"/>
-            </w:pPr>
-            <w:r>
-              <w:rPr>
-                <w:rFonts w:ascii="Arial" w:cs="Arial" w:eastAsia="Arial" w:hAnsi="Arial"/>
-                <w:b/>
-                <w:bCs/>
-                <w:sz w:val="19"/>
-                <w:szCs w:val="19"/>
-              </w:rPr>
-              <w:t xml:space="preserve">Total de retenções</w:t>
+              <w:top w:type="dxa" w:w="40"/>
+              <w:left w:type="dxa" w:w="90"/>
+              <w:bottom w:type="dxa" w:w="40"/>
+              <w:right w:type="dxa" w:w="90"/>
+            </w:tcMar>
+          </w:tcPr>
+          <w:p>
+            <w:pPr>
+              <w:jc w:val="left"/>
+            </w:pPr>
+            <w:r>
+              <w:rPr>
+                <w:rFonts w:ascii="Arial" w:cs="Arial" w:eastAsia="Arial" w:hAnsi="Arial"/>
+                <w:b/>
+                <w:bCs/>
+                <w:sz w:val="19"/>
+                <w:szCs w:val="19"/>
+              </w:rPr>
+              <w:t xml:space="preserve">OP: Vl. Bruto a Pagar</w:t>
             </w:r>
           </w:p>
         </w:tc>
@@ -9519,10 +10179,75 @@
               <w:right w:val="single" w:color="9AA8B8" w:sz="4"/>
             </w:tcBorders>
             <w:tcMar>
-              <w:top w:type="dxa" w:w="60"/>
-              <w:left w:type="dxa" w:w="100"/>
-              <w:bottom w:type="dxa" w:w="60"/>
-              <w:right w:type="dxa" w:w="100"/>
+              <w:top w:type="dxa" w:w="40"/>
+              <w:left w:type="dxa" w:w="90"/>
+              <w:bottom w:type="dxa" w:w="40"/>
+              <w:right w:type="dxa" w:w="90"/>
+            </w:tcMar>
+          </w:tcPr>
+          <w:p>
+            <w:pPr>
+              <w:jc w:val="left"/>
+            </w:pPr>
+            <w:r>
+              <w:rPr>
+                <w:rFonts w:ascii="Arial" w:cs="Arial" w:eastAsia="Arial" w:hAnsi="Arial"/>
+                <w:b w:val="false"/>
+                <w:bCs w:val="false"/>
+                <w:sz w:val="19"/>
+                <w:szCs w:val="19"/>
+              </w:rPr>
+              <w:t xml:space="preserve">R$ 2.400,00 (no SIAFI: 240000)</w:t>
+            </w:r>
+          </w:p>
+        </w:tc>
+        <w:tc>
+          <w:tcPr>
+            <w:tcW w:type="dxa" w:w="2000"/>
+            <w:tcBorders>
+              <w:top w:val="single" w:color="9AA8B8" w:sz="4"/>
+              <w:left w:val="single" w:color="9AA8B8" w:sz="4"/>
+              <w:bottom w:val="single" w:color="9AA8B8" w:sz="4"/>
+              <w:right w:val="single" w:color="9AA8B8" w:sz="4"/>
+            </w:tcBorders>
+            <w:shd w:fill="E8EDF3" w:color="auto" w:val="clear"/>
+            <w:tcMar>
+              <w:top w:type="dxa" w:w="40"/>
+              <w:left w:type="dxa" w:w="90"/>
+              <w:bottom w:type="dxa" w:w="40"/>
+              <w:right w:type="dxa" w:w="90"/>
+            </w:tcMar>
+          </w:tcPr>
+          <w:p>
+            <w:pPr>
+              <w:jc w:val="left"/>
+            </w:pPr>
+            <w:r>
+              <w:rPr>
+                <w:rFonts w:ascii="Arial" w:cs="Arial" w:eastAsia="Arial" w:hAnsi="Arial"/>
+                <w:b/>
+                <w:bCs/>
+                <w:sz w:val="19"/>
+                <w:szCs w:val="19"/>
+              </w:rPr>
+              <w:t xml:space="preserve">OP: Vl. IRRF (1,2%)</w:t>
+            </w:r>
+          </w:p>
+        </w:tc>
+        <w:tc>
+          <w:tcPr>
+            <w:tcW w:type="dxa" w:w="2819"/>
+            <w:tcBorders>
+              <w:top w:val="single" w:color="9AA8B8" w:sz="4"/>
+              <w:left w:val="single" w:color="9AA8B8" w:sz="4"/>
+              <w:bottom w:val="single" w:color="9AA8B8" w:sz="4"/>
+              <w:right w:val="single" w:color="9AA8B8" w:sz="4"/>
+            </w:tcBorders>
+            <w:tcMar>
+              <w:top w:type="dxa" w:w="40"/>
+              <w:left w:type="dxa" w:w="90"/>
+              <w:bottom w:type="dxa" w:w="40"/>
+              <w:right w:type="dxa" w:w="90"/>
             </w:tcMar>
           </w:tcPr>
           <w:p>
@@ -9538,71 +10263,6 @@
                 <w:szCs w:val="19"/>
               </w:rPr>
               <w:t xml:space="preserve">R$ 28,80</w:t>
-            </w:r>
-          </w:p>
-        </w:tc>
-        <w:tc>
-          <w:tcPr>
-            <w:tcW w:type="dxa" w:w="2000"/>
-            <w:tcBorders>
-              <w:top w:val="single" w:color="9AA8B8" w:sz="4"/>
-              <w:left w:val="single" w:color="9AA8B8" w:sz="4"/>
-              <w:bottom w:val="single" w:color="9AA8B8" w:sz="4"/>
-              <w:right w:val="single" w:color="9AA8B8" w:sz="4"/>
-            </w:tcBorders>
-            <w:shd w:fill="E8EDF3" w:color="auto" w:val="clear"/>
-            <w:tcMar>
-              <w:top w:type="dxa" w:w="60"/>
-              <w:left w:type="dxa" w:w="100"/>
-              <w:bottom w:type="dxa" w:w="60"/>
-              <w:right w:type="dxa" w:w="100"/>
-            </w:tcMar>
-          </w:tcPr>
-          <w:p>
-            <w:pPr>
-              <w:jc w:val="left"/>
-            </w:pPr>
-            <w:r>
-              <w:rPr>
-                <w:rFonts w:ascii="Arial" w:cs="Arial" w:eastAsia="Arial" w:hAnsi="Arial"/>
-                <w:b/>
-                <w:bCs/>
-                <w:sz w:val="19"/>
-                <w:szCs w:val="19"/>
-              </w:rPr>
-              <w:t xml:space="preserve">Líquido a pagar</w:t>
-            </w:r>
-          </w:p>
-        </w:tc>
-        <w:tc>
-          <w:tcPr>
-            <w:tcW w:type="dxa" w:w="2819"/>
-            <w:tcBorders>
-              <w:top w:val="single" w:color="9AA8B8" w:sz="4"/>
-              <w:left w:val="single" w:color="9AA8B8" w:sz="4"/>
-              <w:bottom w:val="single" w:color="9AA8B8" w:sz="4"/>
-              <w:right w:val="single" w:color="9AA8B8" w:sz="4"/>
-            </w:tcBorders>
-            <w:tcMar>
-              <w:top w:type="dxa" w:w="60"/>
-              <w:left w:type="dxa" w:w="100"/>
-              <w:bottom w:type="dxa" w:w="60"/>
-              <w:right w:type="dxa" w:w="100"/>
-            </w:tcMar>
-          </w:tcPr>
-          <w:p>
-            <w:pPr>
-              <w:jc w:val="left"/>
-            </w:pPr>
-            <w:r>
-              <w:rPr>
-                <w:rFonts w:ascii="Arial" w:cs="Arial" w:eastAsia="Arial" w:hAnsi="Arial"/>
-                <w:b w:val="false"/>
-                <w:bCs w:val="false"/>
-                <w:sz w:val="19"/>
-                <w:szCs w:val="19"/>
-              </w:rPr>
-              <w:t xml:space="preserve">R$ 2.371,20 (no SIAFI: 237120)</w:t>
             </w:r>
           </w:p>
         </w:tc>
@@ -9619,10 +10279,75 @@
             </w:tcBorders>
             <w:shd w:fill="E8EDF3" w:color="auto" w:val="clear"/>
             <w:tcMar>
-              <w:top w:type="dxa" w:w="60"/>
-              <w:left w:type="dxa" w:w="100"/>
-              <w:bottom w:type="dxa" w:w="60"/>
-              <w:right w:type="dxa" w:w="100"/>
+              <w:top w:type="dxa" w:w="40"/>
+              <w:left w:type="dxa" w:w="90"/>
+              <w:bottom w:type="dxa" w:w="40"/>
+              <w:right w:type="dxa" w:w="90"/>
+            </w:tcMar>
+          </w:tcPr>
+          <w:p>
+            <w:pPr>
+              <w:jc w:val="left"/>
+            </w:pPr>
+            <w:r>
+              <w:rPr>
+                <w:rFonts w:ascii="Arial" w:cs="Arial" w:eastAsia="Arial" w:hAnsi="Arial"/>
+                <w:b/>
+                <w:bCs/>
+                <w:sz w:val="19"/>
+                <w:szCs w:val="19"/>
+              </w:rPr>
+              <w:t xml:space="preserve">Líquido a pagar</w:t>
+            </w:r>
+          </w:p>
+        </w:tc>
+        <w:tc>
+          <w:tcPr>
+            <w:tcW w:type="dxa" w:w="2819"/>
+            <w:tcBorders>
+              <w:top w:val="single" w:color="9AA8B8" w:sz="4"/>
+              <w:left w:val="single" w:color="9AA8B8" w:sz="4"/>
+              <w:bottom w:val="single" w:color="9AA8B8" w:sz="4"/>
+              <w:right w:val="single" w:color="9AA8B8" w:sz="4"/>
+            </w:tcBorders>
+            <w:tcMar>
+              <w:top w:type="dxa" w:w="40"/>
+              <w:left w:type="dxa" w:w="90"/>
+              <w:bottom w:type="dxa" w:w="40"/>
+              <w:right w:type="dxa" w:w="90"/>
+            </w:tcMar>
+          </w:tcPr>
+          <w:p>
+            <w:pPr>
+              <w:jc w:val="left"/>
+            </w:pPr>
+            <w:r>
+              <w:rPr>
+                <w:rFonts w:ascii="Arial" w:cs="Arial" w:eastAsia="Arial" w:hAnsi="Arial"/>
+                <w:b w:val="false"/>
+                <w:bCs w:val="false"/>
+                <w:sz w:val="19"/>
+                <w:szCs w:val="19"/>
+              </w:rPr>
+              <w:t xml:space="preserve">R$ 2.371,20 (no SIAFI: 237120)</w:t>
+            </w:r>
+          </w:p>
+        </w:tc>
+        <w:tc>
+          <w:tcPr>
+            <w:tcW w:type="dxa" w:w="2000"/>
+            <w:tcBorders>
+              <w:top w:val="single" w:color="9AA8B8" w:sz="4"/>
+              <w:left w:val="single" w:color="9AA8B8" w:sz="4"/>
+              <w:bottom w:val="single" w:color="9AA8B8" w:sz="4"/>
+              <w:right w:val="single" w:color="9AA8B8" w:sz="4"/>
+            </w:tcBorders>
+            <w:shd w:fill="E8EDF3" w:color="auto" w:val="clear"/>
+            <w:tcMar>
+              <w:top w:type="dxa" w:w="40"/>
+              <w:left w:type="dxa" w:w="90"/>
+              <w:bottom w:type="dxa" w:w="40"/>
+              <w:right w:type="dxa" w:w="90"/>
             </w:tcMar>
           </w:tcPr>
           <w:p>
@@ -9643,19 +10368,18 @@
         </w:tc>
         <w:tc>
           <w:tcPr>
-            <w:tcW w:type="dxa" w:w="7638"/>
-            <w:gridSpan w:val="3"/>
-            <w:tcBorders>
-              <w:top w:val="single" w:color="9AA8B8" w:sz="4"/>
-              <w:left w:val="single" w:color="9AA8B8" w:sz="4"/>
-              <w:bottom w:val="single" w:color="9AA8B8" w:sz="4"/>
-              <w:right w:val="single" w:color="9AA8B8" w:sz="4"/>
-            </w:tcBorders>
-            <w:tcMar>
-              <w:top w:type="dxa" w:w="60"/>
-              <w:left w:type="dxa" w:w="100"/>
-              <w:bottom w:type="dxa" w:w="60"/>
-              <w:right w:type="dxa" w:w="100"/>
+            <w:tcW w:type="dxa" w:w="2819"/>
+            <w:tcBorders>
+              <w:top w:val="single" w:color="9AA8B8" w:sz="4"/>
+              <w:left w:val="single" w:color="9AA8B8" w:sz="4"/>
+              <w:bottom w:val="single" w:color="9AA8B8" w:sz="4"/>
+              <w:right w:val="single" w:color="9AA8B8" w:sz="4"/>
+            </w:tcBorders>
+            <w:tcMar>
+              <w:top w:type="dxa" w:w="40"/>
+              <w:left w:type="dxa" w:w="90"/>
+              <w:bottom w:type="dxa" w:w="40"/>
+              <w:right w:type="dxa" w:w="90"/>
             </w:tcMar>
           </w:tcPr>
           <w:p>

--- a/treinamento-siafi/Especificacoes_de_Empenho_Ficticias.docx
+++ b/treinamento-siafi/Especificacoes_de_Empenho_Ficticias.docx
@@ -394,7 +394,7 @@
                 <w:sz w:val="19"/>
                 <w:szCs w:val="19"/>
               </w:rPr>
-              <w:t xml:space="preserve">1250057 412 2026</w:t>
+              <w:t xml:space="preserve">1251655 412 2026</w:t>
             </w:r>
           </w:p>
         </w:tc>
@@ -1439,7 +1439,7 @@
                 <w:sz w:val="19"/>
                 <w:szCs w:val="19"/>
               </w:rPr>
-              <w:t xml:space="preserve">Fonte / Proc. / IPE</w:t>
+              <w:t xml:space="preserve">Fonte / Proc. / IPE / UPG</w:t>
             </w:r>
           </w:p>
         </w:tc>
@@ -1471,7 +1471,7 @@
                 <w:sz w:val="19"/>
                 <w:szCs w:val="19"/>
               </w:rPr>
-              <w:t xml:space="preserve">6020 / 1 / 0</w:t>
+              <w:t xml:space="preserve">6020 / 1 / 0 / 0025</w:t>
             </w:r>
           </w:p>
         </w:tc>
@@ -1670,7 +1670,7 @@
                 <w:sz w:val="19"/>
                 <w:szCs w:val="19"/>
               </w:rPr>
-              <w:t xml:space="preserve">37.02, locação de mão de obra: apoio administrativo</w:t>
+              <w:t xml:space="preserve">37.02, locação de serviços de apoio administrativo</w:t>
             </w:r>
           </w:p>
         </w:tc>
@@ -4189,7 +4189,7 @@
                 <w:sz w:val="19"/>
                 <w:szCs w:val="19"/>
               </w:rPr>
-              <w:t xml:space="preserve">1250057 501 2026</w:t>
+              <w:t xml:space="preserve">1251655 501 2026</w:t>
             </w:r>
           </w:p>
         </w:tc>
@@ -5460,7 +5460,7 @@
                 <w:sz w:val="19"/>
                 <w:szCs w:val="19"/>
               </w:rPr>
-              <w:t xml:space="preserve">1250057 300 2026</w:t>
+              <w:t xml:space="preserve">1251655 300 2026</w:t>
             </w:r>
           </w:p>
         </w:tc>
@@ -6505,7 +6505,7 @@
                 <w:sz w:val="19"/>
                 <w:szCs w:val="19"/>
               </w:rPr>
-              <w:t xml:space="preserve">Fonte / Proc. / IPE</w:t>
+              <w:t xml:space="preserve">Fonte / Proc. / IPE / UPG</w:t>
             </w:r>
           </w:p>
         </w:tc>
@@ -6537,7 +6537,7 @@
                 <w:sz w:val="19"/>
                 <w:szCs w:val="19"/>
               </w:rPr>
-              <w:t xml:space="preserve">6020 / 1 / 0</w:t>
+              <w:t xml:space="preserve">6020 / 1 / 0 / 0025</w:t>
             </w:r>
           </w:p>
         </w:tc>
@@ -6736,7 +6736,7 @@
                 <w:sz w:val="19"/>
                 <w:szCs w:val="19"/>
               </w:rPr>
-              <w:t xml:space="preserve">30.05, material de consumo: expediente</w:t>
+              <w:t xml:space="preserve">30.05, material para escritório</w:t>
             </w:r>
           </w:p>
         </w:tc>
@@ -9449,7 +9449,7 @@
                 <w:sz w:val="19"/>
                 <w:szCs w:val="19"/>
               </w:rPr>
-              <w:t xml:space="preserve">1250057 502 2026</w:t>
+              <w:t xml:space="preserve">1251655 502 2026</w:t>
             </w:r>
           </w:p>
         </w:tc>

--- a/treinamento-siafi/Especificacoes_de_Empenho_Ficticias.docx
+++ b/treinamento-siafi/Especificacoes_de_Empenho_Ficticias.docx
@@ -1471,7 +1471,7 @@
                 <w:sz w:val="19"/>
                 <w:szCs w:val="19"/>
               </w:rPr>
-              <w:t xml:space="preserve">6020 / 1 / 0 / 0025</w:t>
+              <w:t xml:space="preserve">60 / 2 / 0 / 25</w:t>
             </w:r>
           </w:p>
         </w:tc>
@@ -1999,7 +1999,7 @@
                 <w:sz w:val="19"/>
                 <w:szCs w:val="19"/>
               </w:rPr>
-              <w:t xml:space="preserve">350057</w:t>
+              <w:t xml:space="preserve">1305820</w:t>
             </w:r>
           </w:p>
         </w:tc>
@@ -4157,7 +4157,7 @@
                 <w:sz w:val="19"/>
                 <w:szCs w:val="19"/>
               </w:rPr>
-              <w:t xml:space="preserve">Conformidade de liquidação</w:t>
+              <w:t xml:space="preserve">Guia INSS (cód. barras)</w:t>
             </w:r>
           </w:p>
         </w:tc>
@@ -4189,7 +4189,7 @@
                 <w:sz w:val="19"/>
                 <w:szCs w:val="19"/>
               </w:rPr>
-              <w:t xml:space="preserve">1251655 501 2026</w:t>
+              <w:t xml:space="preserve">85640000013 4 · 20000270299 7 · 79036000140 4 · 20261048120 4</w:t>
             </w:r>
           </w:p>
         </w:tc>
@@ -4222,7 +4222,7 @@
                 <w:sz w:val="19"/>
                 <w:szCs w:val="19"/>
               </w:rPr>
-              <w:t xml:space="preserve">Nr. Conf. SIAD</w:t>
+              <w:t xml:space="preserve">Guia ISS (cód. barras)</w:t>
             </w:r>
           </w:p>
         </w:tc>
@@ -4254,7 +4254,7 @@
                 <w:sz w:val="19"/>
                 <w:szCs w:val="19"/>
               </w:rPr>
-              <w:t xml:space="preserve">1</w:t>
+              <w:t xml:space="preserve">81630000006 3 · 00000001187 4 · 15383000104 3 · 02026104812 6</w:t>
             </w:r>
           </w:p>
         </w:tc>
@@ -5202,6 +5202,138 @@
                 <w:szCs w:val="19"/>
               </w:rPr>
               <w:t xml:space="preserve">R$ 9.504,00</w:t>
+            </w:r>
+          </w:p>
+        </w:tc>
+        <w:tc>
+          <w:tcPr>
+            <w:tcW w:type="dxa" w:w="2000"/>
+            <w:tcBorders>
+              <w:top w:val="single" w:color="9AA8B8" w:sz="4"/>
+              <w:left w:val="single" w:color="9AA8B8" w:sz="4"/>
+              <w:bottom w:val="single" w:color="9AA8B8" w:sz="4"/>
+              <w:right w:val="single" w:color="9AA8B8" w:sz="4"/>
+            </w:tcBorders>
+            <w:shd w:fill="E8EDF3" w:color="auto" w:val="clear"/>
+            <w:tcMar>
+              <w:top w:type="dxa" w:w="40"/>
+              <w:left w:type="dxa" w:w="90"/>
+              <w:bottom w:type="dxa" w:w="40"/>
+              <w:right w:type="dxa" w:w="90"/>
+            </w:tcMar>
+          </w:tcPr>
+          <w:p>
+            <w:pPr>
+              <w:jc w:val="left"/>
+            </w:pPr>
+            <w:r>
+              <w:rPr>
+                <w:rFonts w:ascii="Arial" w:cs="Arial" w:eastAsia="Arial" w:hAnsi="Arial"/>
+                <w:b/>
+                <w:bCs/>
+                <w:sz w:val="19"/>
+                <w:szCs w:val="19"/>
+              </w:rPr>
+              <w:t xml:space="preserve">Recolher ISS / INSS</w:t>
+            </w:r>
+          </w:p>
+        </w:tc>
+        <w:tc>
+          <w:tcPr>
+            <w:tcW w:type="dxa" w:w="2819"/>
+            <w:tcBorders>
+              <w:top w:val="single" w:color="9AA8B8" w:sz="4"/>
+              <w:left w:val="single" w:color="9AA8B8" w:sz="4"/>
+              <w:bottom w:val="single" w:color="9AA8B8" w:sz="4"/>
+              <w:right w:val="single" w:color="9AA8B8" w:sz="4"/>
+            </w:tcBorders>
+            <w:tcMar>
+              <w:top w:type="dxa" w:w="40"/>
+              <w:left w:type="dxa" w:w="90"/>
+              <w:bottom w:type="dxa" w:w="40"/>
+              <w:right w:type="dxa" w:w="90"/>
+            </w:tcMar>
+          </w:tcPr>
+          <w:p>
+            <w:pPr>
+              <w:jc w:val="left"/>
+            </w:pPr>
+            <w:r>
+              <w:rPr>
+                <w:rFonts w:ascii="Arial" w:cs="Arial" w:eastAsia="Arial" w:hAnsi="Arial"/>
+                <w:b w:val="false"/>
+                <w:bCs w:val="false"/>
+                <w:sz w:val="19"/>
+                <w:szCs w:val="19"/>
+              </w:rPr>
+              <w:t xml:space="preserve">60000 e 132000 no campo Valor Retenção</w:t>
+            </w:r>
+          </w:p>
+        </w:tc>
+      </w:tr>
+      <w:tr>
+        <w:tc>
+          <w:tcPr>
+            <w:tcW w:type="dxa" w:w="2000"/>
+            <w:tcBorders>
+              <w:top w:val="single" w:color="9AA8B8" w:sz="4"/>
+              <w:left w:val="single" w:color="9AA8B8" w:sz="4"/>
+              <w:bottom w:val="single" w:color="9AA8B8" w:sz="4"/>
+              <w:right w:val="single" w:color="9AA8B8" w:sz="4"/>
+            </w:tcBorders>
+            <w:shd w:fill="E8EDF3" w:color="auto" w:val="clear"/>
+            <w:tcMar>
+              <w:top w:type="dxa" w:w="40"/>
+              <w:left w:type="dxa" w:w="90"/>
+              <w:bottom w:type="dxa" w:w="40"/>
+              <w:right w:type="dxa" w:w="90"/>
+            </w:tcMar>
+          </w:tcPr>
+          <w:p>
+            <w:pPr>
+              <w:jc w:val="left"/>
+            </w:pPr>
+            <w:r>
+              <w:rPr>
+                <w:rFonts w:ascii="Arial" w:cs="Arial" w:eastAsia="Arial" w:hAnsi="Arial"/>
+                <w:b/>
+                <w:bCs/>
+                <w:sz w:val="19"/>
+                <w:szCs w:val="19"/>
+              </w:rPr>
+              <w:t xml:space="preserve">Recolhimento (71 › 01 › 1)</w:t>
+            </w:r>
+          </w:p>
+        </w:tc>
+        <w:tc>
+          <w:tcPr>
+            <w:tcW w:type="dxa" w:w="2819"/>
+            <w:tcBorders>
+              <w:top w:val="single" w:color="9AA8B8" w:sz="4"/>
+              <w:left w:val="single" w:color="9AA8B8" w:sz="4"/>
+              <w:bottom w:val="single" w:color="9AA8B8" w:sz="4"/>
+              <w:right w:val="single" w:color="9AA8B8" w:sz="4"/>
+            </w:tcBorders>
+            <w:tcMar>
+              <w:top w:type="dxa" w:w="40"/>
+              <w:left w:type="dxa" w:w="90"/>
+              <w:bottom w:type="dxa" w:w="40"/>
+              <w:right w:type="dxa" w:w="90"/>
+            </w:tcMar>
+          </w:tcPr>
+          <w:p>
+            <w:pPr>
+              <w:jc w:val="left"/>
+            </w:pPr>
+            <w:r>
+              <w:rPr>
+                <w:rFonts w:ascii="Arial" w:cs="Arial" w:eastAsia="Arial" w:hAnsi="Arial"/>
+                <w:b w:val="false"/>
+                <w:bCs w:val="false"/>
+                <w:sz w:val="19"/>
+                <w:szCs w:val="19"/>
+              </w:rPr>
+              <w:t xml:space="preserve">X Por Cód. Barras › X Retenção › GMI FP 3900 602 › Bco 999 Ag 09001-9 Cc 900158-6</w:t>
             </w:r>
           </w:p>
         </w:tc>
@@ -6537,7 +6669,7 @@
                 <w:sz w:val="19"/>
                 <w:szCs w:val="19"/>
               </w:rPr>
-              <w:t xml:space="preserve">6020 / 1 / 0 / 0025</w:t>
+              <w:t xml:space="preserve">60 / 2 / 0 / 25</w:t>
             </w:r>
           </w:p>
         </w:tc>
@@ -7065,7 +7197,7 @@
                 <w:sz w:val="19"/>
                 <w:szCs w:val="19"/>
               </w:rPr>
-              <w:t xml:space="preserve">350057</w:t>
+              <w:t xml:space="preserve">1305820</w:t>
             </w:r>
           </w:p>
         </w:tc>
@@ -9383,138 +9515,6 @@
                 <w:szCs w:val="19"/>
               </w:rPr>
               <w:t xml:space="preserve">N</w:t>
-            </w:r>
-          </w:p>
-        </w:tc>
-      </w:tr>
-      <w:tr>
-        <w:tc>
-          <w:tcPr>
-            <w:tcW w:type="dxa" w:w="2000"/>
-            <w:tcBorders>
-              <w:top w:val="single" w:color="9AA8B8" w:sz="4"/>
-              <w:left w:val="single" w:color="9AA8B8" w:sz="4"/>
-              <w:bottom w:val="single" w:color="9AA8B8" w:sz="4"/>
-              <w:right w:val="single" w:color="9AA8B8" w:sz="4"/>
-            </w:tcBorders>
-            <w:shd w:fill="E8EDF3" w:color="auto" w:val="clear"/>
-            <w:tcMar>
-              <w:top w:type="dxa" w:w="40"/>
-              <w:left w:type="dxa" w:w="90"/>
-              <w:bottom w:type="dxa" w:w="40"/>
-              <w:right w:type="dxa" w:w="90"/>
-            </w:tcMar>
-          </w:tcPr>
-          <w:p>
-            <w:pPr>
-              <w:jc w:val="left"/>
-            </w:pPr>
-            <w:r>
-              <w:rPr>
-                <w:rFonts w:ascii="Arial" w:cs="Arial" w:eastAsia="Arial" w:hAnsi="Arial"/>
-                <w:b/>
-                <w:bCs/>
-                <w:sz w:val="19"/>
-                <w:szCs w:val="19"/>
-              </w:rPr>
-              <w:t xml:space="preserve">Conformidade de liquidação</w:t>
-            </w:r>
-          </w:p>
-        </w:tc>
-        <w:tc>
-          <w:tcPr>
-            <w:tcW w:type="dxa" w:w="2819"/>
-            <w:tcBorders>
-              <w:top w:val="single" w:color="9AA8B8" w:sz="4"/>
-              <w:left w:val="single" w:color="9AA8B8" w:sz="4"/>
-              <w:bottom w:val="single" w:color="9AA8B8" w:sz="4"/>
-              <w:right w:val="single" w:color="9AA8B8" w:sz="4"/>
-            </w:tcBorders>
-            <w:tcMar>
-              <w:top w:type="dxa" w:w="40"/>
-              <w:left w:type="dxa" w:w="90"/>
-              <w:bottom w:type="dxa" w:w="40"/>
-              <w:right w:type="dxa" w:w="90"/>
-            </w:tcMar>
-          </w:tcPr>
-          <w:p>
-            <w:pPr>
-              <w:jc w:val="left"/>
-            </w:pPr>
-            <w:r>
-              <w:rPr>
-                <w:rFonts w:ascii="Arial" w:cs="Arial" w:eastAsia="Arial" w:hAnsi="Arial"/>
-                <w:b w:val="false"/>
-                <w:bCs w:val="false"/>
-                <w:sz w:val="19"/>
-                <w:szCs w:val="19"/>
-              </w:rPr>
-              <w:t xml:space="preserve">1251655 502 2026</w:t>
-            </w:r>
-          </w:p>
-        </w:tc>
-        <w:tc>
-          <w:tcPr>
-            <w:tcW w:type="dxa" w:w="2000"/>
-            <w:tcBorders>
-              <w:top w:val="single" w:color="9AA8B8" w:sz="4"/>
-              <w:left w:val="single" w:color="9AA8B8" w:sz="4"/>
-              <w:bottom w:val="single" w:color="9AA8B8" w:sz="4"/>
-              <w:right w:val="single" w:color="9AA8B8" w:sz="4"/>
-            </w:tcBorders>
-            <w:shd w:fill="E8EDF3" w:color="auto" w:val="clear"/>
-            <w:tcMar>
-              <w:top w:type="dxa" w:w="40"/>
-              <w:left w:type="dxa" w:w="90"/>
-              <w:bottom w:type="dxa" w:w="40"/>
-              <w:right w:type="dxa" w:w="90"/>
-            </w:tcMar>
-          </w:tcPr>
-          <w:p>
-            <w:pPr>
-              <w:jc w:val="left"/>
-            </w:pPr>
-            <w:r>
-              <w:rPr>
-                <w:rFonts w:ascii="Arial" w:cs="Arial" w:eastAsia="Arial" w:hAnsi="Arial"/>
-                <w:b/>
-                <w:bCs/>
-                <w:sz w:val="19"/>
-                <w:szCs w:val="19"/>
-              </w:rPr>
-              <w:t xml:space="preserve">Nr. Conf. SIAD</w:t>
-            </w:r>
-          </w:p>
-        </w:tc>
-        <w:tc>
-          <w:tcPr>
-            <w:tcW w:type="dxa" w:w="2819"/>
-            <w:tcBorders>
-              <w:top w:val="single" w:color="9AA8B8" w:sz="4"/>
-              <w:left w:val="single" w:color="9AA8B8" w:sz="4"/>
-              <w:bottom w:val="single" w:color="9AA8B8" w:sz="4"/>
-              <w:right w:val="single" w:color="9AA8B8" w:sz="4"/>
-            </w:tcBorders>
-            <w:tcMar>
-              <w:top w:type="dxa" w:w="40"/>
-              <w:left w:type="dxa" w:w="90"/>
-              <w:bottom w:type="dxa" w:w="40"/>
-              <w:right w:type="dxa" w:w="90"/>
-            </w:tcMar>
-          </w:tcPr>
-          <w:p>
-            <w:pPr>
-              <w:jc w:val="left"/>
-            </w:pPr>
-            <w:r>
-              <w:rPr>
-                <w:rFonts w:ascii="Arial" w:cs="Arial" w:eastAsia="Arial" w:hAnsi="Arial"/>
-                <w:b w:val="false"/>
-                <w:bCs w:val="false"/>
-                <w:sz w:val="19"/>
-                <w:szCs w:val="19"/>
-              </w:rPr>
-              <w:t xml:space="preserve">2</w:t>
             </w:r>
           </w:p>
         </w:tc>

--- a/treinamento-siafi/Especificacoes_de_Empenho_Ficticias.docx
+++ b/treinamento-siafi/Especificacoes_de_Empenho_Ficticias.docx
@@ -1406,7 +1406,7 @@
                 <w:sz w:val="19"/>
                 <w:szCs w:val="19"/>
               </w:rPr>
-              <w:t xml:space="preserve">06 181 701 2001 0001</w:t>
+              <w:t xml:space="preserve">06 181 701 2001 0001 (no SIAFI: 2001 0001)</w:t>
             </w:r>
           </w:p>
         </w:tc>
@@ -1471,7 +1471,7 @@
                 <w:sz w:val="19"/>
                 <w:szCs w:val="19"/>
               </w:rPr>
-              <w:t xml:space="preserve">60 / 2 / 0 / 25</w:t>
+              <w:t xml:space="preserve">10 / 8 / 1 / 25</w:t>
             </w:r>
           </w:p>
         </w:tc>
@@ -5333,7 +5333,7 @@
                 <w:sz w:val="19"/>
                 <w:szCs w:val="19"/>
               </w:rPr>
-              <w:t xml:space="preserve">X Por Cód. Barras › X Retenção › GMI FP 3900 602 › Bco 999 Ag 09001-9 Cc 900158-6</w:t>
+              <w:t xml:space="preserve">X Por Cód. Barras › X Retenção › GMI FP 3900 108 › Bco 999 Ag 09001-9 Cc 900158-6</w:t>
             </w:r>
           </w:p>
         </w:tc>
@@ -6604,7 +6604,7 @@
                 <w:sz w:val="19"/>
                 <w:szCs w:val="19"/>
               </w:rPr>
-              <w:t xml:space="preserve">06 181 701 2001 0001</w:t>
+              <w:t xml:space="preserve">06 181 701 2001 0001 (no SIAFI: 2001 0001)</w:t>
             </w:r>
           </w:p>
         </w:tc>
@@ -6669,7 +6669,7 @@
                 <w:sz w:val="19"/>
                 <w:szCs w:val="19"/>
               </w:rPr>
-              <w:t xml:space="preserve">60 / 2 / 0 / 25</w:t>
+              <w:t xml:space="preserve">10 / 8 / 1 / 25</w:t>
             </w:r>
           </w:p>
         </w:tc>
